--- a/ies-prototype/docs/Orbit_Complete_Guide.docx
+++ b/ies-prototype/docs/Orbit_Complete_Guide.docx
@@ -23806,7 +23806,7 @@
                 <w:sz w:val="21"/>
                 <w:szCs w:val="21"/>
               </w:rPr>
-              <w:t xml:space="preserve">North star (assumption): HOURS OF FINANCE WORK COMPLETED BY AGENTS WITH EVIDENCE AND WITHOUT OVERRIDE, per customer per month. It captures value (work done) AND trust (not overridden) together.</w:t>
+              <w:t xml:space="preserve">North star: TRUSTED AGENT HOURS, the hours of finance work completed by agents with evidence and without override or rollback, per customer per month. It captures value (work done) AND trust (not overridden) together. See chapter 21 for the full metrics view.</w:t>
             </w:r>
           </w:p>
         </w:tc>
@@ -28262,7 +28262,7 @@
         <w:t xml:space="preserve">A: </w:t>
       </w:r>
       <w:r>
-        <w:t xml:space="preserve">Hours of finance work completed by agents with evidence and without override, per customer per month. It combines value (work done) with trust (not overridden) — if either drops, the metric drops.</w:t>
+        <w:t xml:space="preserve">Trusted Agent Hours: the hours of finance work completed by agents with evidence and without override or rollback, per customer per month. It combines value (work done) with trust (not overridden) — if either drops, the metric drops.</w:t>
       </w:r>
     </w:p>
     <w:p>
@@ -30285,7 +30285,7 @@
                 <w:sz w:val="19"/>
                 <w:szCs w:val="19"/>
               </w:rPr>
-              <w:t xml:space="preserve">Agent-completed finance hours with evidence and no override</w:t>
+              <w:t xml:space="preserve">Trusted Agent Hours: agent-completed finance hours with evidence, no override and no rollback (see chapter 21)</w:t>
             </w:r>
           </w:p>
         </w:tc>
@@ -30492,6 +30492,6282 @@
                 <w:szCs w:val="21"/>
               </w:rPr>
               <w:t xml:space="preserve">Closing line: "IES is evolving from software that records business activity into a trusted AI platform that understands, decides, acts, collaborates with humans — and lets an ecosystem add intelligence on top."</w:t>
+            </w:r>
+          </w:p>
+        </w:tc>
+      </w:tr>
+    </w:tbl>
+    <w:p>
+      <w:pPr>
+        <w:spacing w:after="120"/>
+      </w:pPr>
+    </w:p>
+    <w:p>
+      <w:r>
+        <w:br w:type="page"/>
+      </w:r>
+    </w:p>
+    <w:p>
+      <w:pPr>
+        <w:pStyle w:val="Heading1"/>
+        <w:shd w:fill="0E1726" w:color="auto" w:val="clear"/>
+        <w:spacing w:after="240" w:before="0"/>
+      </w:pPr>
+      <w:r>
+        <w:rPr>
+          <w:color w:val="FFFFFF"/>
+        </w:rPr>
+        <w:t xml:space="preserve">Part F — Metrics and Product Management View</w:t>
+      </w:r>
+    </w:p>
+    <w:p>
+      <w:pPr>
+        <w:pStyle w:val="Heading1"/>
+      </w:pPr>
+      <w:r>
+        <w:t xml:space="preserve">21. The North Star metric for Orbit</w:t>
+      </w:r>
+    </w:p>
+    <w:p>
+      <w:r>
+        <w:t xml:space="preserve">A North Star metric is the one number that best shows whether a product is creating real value for its customers. Every team can look at it and understand if the product is moving in the right direction. Revenue usually follows a good North Star metric later, so the North Star must measure value first and money second.</w:t>
+      </w:r>
+    </w:p>
+    <w:p>
+      <w:pPr>
+        <w:pStyle w:val="Heading2"/>
+      </w:pPr>
+      <w:r>
+        <w:t xml:space="preserve">21.1 The North Star metric</w:t>
+      </w:r>
+    </w:p>
+    <w:tbl>
+      <w:tblPr>
+        <w:tblW w:type="dxa" w:w="9638"/>
+        <w:tblBorders>
+          <w:top w:val="single" w:color="auto" w:sz="4"/>
+          <w:left w:val="single" w:color="auto" w:sz="4"/>
+          <w:bottom w:val="single" w:color="auto" w:sz="4"/>
+          <w:right w:val="single" w:color="auto" w:sz="4"/>
+          <w:insideH w:val="single" w:color="auto" w:sz="4"/>
+          <w:insideV w:val="single" w:color="auto" w:sz="4"/>
+        </w:tblBorders>
+      </w:tblPr>
+      <w:tblGrid>
+        <w:gridCol w:w="9638"/>
+      </w:tblGrid>
+      <w:tr>
+        <w:trPr>
+          <w:cantSplit/>
+        </w:trPr>
+        <w:tc>
+          <w:tcPr>
+            <w:tcW w:type="dxa" w:w="9638"/>
+            <w:tcBorders>
+              <w:top w:val="none" w:color="FFFFFF" w:sz="0"/>
+              <w:left w:val="single" w:color="0E8A75" w:sz="24"/>
+              <w:bottom w:val="none" w:color="FFFFFF" w:sz="0"/>
+              <w:right w:val="none" w:color="FFFFFF" w:sz="0"/>
+            </w:tcBorders>
+            <w:shd w:fill="ECFDF9" w:color="auto" w:val="clear"/>
+            <w:tcMar>
+              <w:top w:type="dxa" w:w="120"/>
+              <w:left w:type="dxa" w:w="200"/>
+              <w:bottom w:type="dxa" w:w="120"/>
+              <w:right w:type="dxa" w:w="200"/>
+            </w:tcMar>
+          </w:tcPr>
+          <w:p>
+            <w:pPr>
+              <w:spacing w:after="60"/>
+            </w:pPr>
+            <w:r>
+              <w:rPr>
+                <w:b/>
+                <w:bCs/>
+                <w:color w:val="0E8A75"/>
+                <w:sz w:val="21"/>
+                <w:szCs w:val="21"/>
+              </w:rPr>
+              <w:t xml:space="preserve">KEY POINT</w:t>
+            </w:r>
+          </w:p>
+          <w:p>
+            <w:pPr>
+              <w:spacing w:after="0" w:line="276"/>
+            </w:pPr>
+            <w:r>
+              <w:rPr>
+                <w:color w:val="0E1726"/>
+                <w:sz w:val="21"/>
+                <w:szCs w:val="21"/>
+              </w:rPr>
+              <w:t xml:space="preserve">TRUSTED AGENT HOURS: the number of hours of finance work that Orbit agents complete each month with full evidence and without a person overriding or reversing the work.</w:t>
+            </w:r>
+          </w:p>
+        </w:tc>
+      </w:tr>
+    </w:tbl>
+    <w:p>
+      <w:pPr>
+        <w:spacing w:after="120"/>
+      </w:pPr>
+    </w:p>
+    <w:p>
+      <w:r>
+        <w:t xml:space="preserve">The metric is usually tracked </w:t>
+      </w:r>
+      <w:r>
+        <w:rPr>
+          <w:b/>
+          <w:bCs/>
+        </w:rPr>
+        <w:t xml:space="preserve">per active customer company per month</w:t>
+      </w:r>
+      <w:r>
+        <w:t xml:space="preserve">, and also as a </w:t>
+      </w:r>
+      <w:r>
+        <w:rPr>
+          <w:b/>
+          <w:bCs/>
+        </w:rPr>
+        <w:t xml:space="preserve">total across all customers</w:t>
+      </w:r>
+      <w:r>
+        <w:t xml:space="preserve">. The per-company number shows how deep the value is. The total number shows how big the platform is becoming.</w:t>
+      </w:r>
+    </w:p>
+    <w:p>
+      <w:r>
+        <w:rPr>
+          <w:b/>
+          <w:bCs/>
+        </w:rPr>
+        <w:t xml:space="preserve">In simple words:</w:t>
+      </w:r>
+      <w:r>
+        <w:t xml:space="preserve"> it counts the hours of real finance work that people no longer have to do by hand, but only when that work was done correctly and people trusted it.</w:t>
+      </w:r>
+    </w:p>
+    <w:p>
+      <w:pPr>
+        <w:pStyle w:val="Heading2"/>
+      </w:pPr>
+      <w:r>
+        <w:t xml:space="preserve">21.2 Why this metric was chosen</w:t>
+      </w:r>
+    </w:p>
+    <w:p>
+      <w:r>
+        <w:t xml:space="preserve">A good North Star metric must pass a few tests. The table below shows how Trusted Agent Hours performs on each test.</w:t>
+      </w:r>
+    </w:p>
+    <w:tbl>
+      <w:tblPr>
+        <w:tblW w:type="dxa" w:w="9638"/>
+        <w:tblBorders>
+          <w:top w:val="single" w:color="auto" w:sz="4"/>
+          <w:left w:val="single" w:color="auto" w:sz="4"/>
+          <w:bottom w:val="single" w:color="auto" w:sz="4"/>
+          <w:right w:val="single" w:color="auto" w:sz="4"/>
+          <w:insideH w:val="single" w:color="auto" w:sz="4"/>
+          <w:insideV w:val="single" w:color="auto" w:sz="4"/>
+        </w:tblBorders>
+      </w:tblPr>
+      <w:tblGrid>
+        <w:gridCol w:w="2891"/>
+        <w:gridCol w:w="6747"/>
+      </w:tblGrid>
+      <w:tr>
+        <w:trPr>
+          <w:cantSplit/>
+          <w:tblHeader/>
+        </w:trPr>
+        <w:tc>
+          <w:tcPr>
+            <w:tcW w:type="dxa" w:w="2891"/>
+            <w:tcBorders>
+              <w:top w:val="single" w:color="D0D5DD" w:sz="4"/>
+              <w:left w:val="single" w:color="D0D5DD" w:sz="4"/>
+              <w:bottom w:val="single" w:color="D0D5DD" w:sz="4"/>
+              <w:right w:val="single" w:color="D0D5DD" w:sz="4"/>
+            </w:tcBorders>
+            <w:shd w:fill="E0E7FF" w:color="auto" w:val="clear"/>
+            <w:tcMar>
+              <w:top w:type="dxa" w:w="60"/>
+              <w:left w:type="dxa" w:w="100"/>
+              <w:bottom w:type="dxa" w:w="60"/>
+              <w:right w:type="dxa" w:w="100"/>
+            </w:tcMar>
+          </w:tcPr>
+          <w:p>
+            <w:pPr>
+              <w:spacing w:after="0" w:line="264"/>
+            </w:pPr>
+            <w:r>
+              <w:rPr>
+                <w:b/>
+                <w:bCs/>
+                <w:color w:val="1E2566"/>
+                <w:sz w:val="19"/>
+                <w:szCs w:val="19"/>
+              </w:rPr>
+              <w:t xml:space="preserve">Test of a good North Star</w:t>
+            </w:r>
+          </w:p>
+        </w:tc>
+        <w:tc>
+          <w:tcPr>
+            <w:tcW w:type="dxa" w:w="6747"/>
+            <w:tcBorders>
+              <w:top w:val="single" w:color="D0D5DD" w:sz="4"/>
+              <w:left w:val="single" w:color="D0D5DD" w:sz="4"/>
+              <w:bottom w:val="single" w:color="D0D5DD" w:sz="4"/>
+              <w:right w:val="single" w:color="D0D5DD" w:sz="4"/>
+            </w:tcBorders>
+            <w:shd w:fill="E0E7FF" w:color="auto" w:val="clear"/>
+            <w:tcMar>
+              <w:top w:type="dxa" w:w="60"/>
+              <w:left w:type="dxa" w:w="100"/>
+              <w:bottom w:type="dxa" w:w="60"/>
+              <w:right w:type="dxa" w:w="100"/>
+            </w:tcMar>
+          </w:tcPr>
+          <w:p>
+            <w:pPr>
+              <w:spacing w:after="0" w:line="264"/>
+            </w:pPr>
+            <w:r>
+              <w:rPr>
+                <w:b/>
+                <w:bCs/>
+                <w:color w:val="1E2566"/>
+                <w:sz w:val="19"/>
+                <w:szCs w:val="19"/>
+              </w:rPr>
+              <w:t xml:space="preserve">How Trusted Agent Hours passes the test</w:t>
+            </w:r>
+          </w:p>
+        </w:tc>
+      </w:tr>
+      <w:tr>
+        <w:trPr>
+          <w:cantSplit/>
+          <w:tblHeader w:val="false"/>
+        </w:trPr>
+        <w:tc>
+          <w:tcPr>
+            <w:tcW w:type="dxa" w:w="2891"/>
+            <w:tcBorders>
+              <w:top w:val="single" w:color="D0D5DD" w:sz="4"/>
+              <w:left w:val="single" w:color="D0D5DD" w:sz="4"/>
+              <w:bottom w:val="single" w:color="D0D5DD" w:sz="4"/>
+              <w:right w:val="single" w:color="D0D5DD" w:sz="4"/>
+            </w:tcBorders>
+            <w:tcMar>
+              <w:top w:type="dxa" w:w="60"/>
+              <w:left w:type="dxa" w:w="100"/>
+              <w:bottom w:type="dxa" w:w="60"/>
+              <w:right w:type="dxa" w:w="100"/>
+            </w:tcMar>
+          </w:tcPr>
+          <w:p>
+            <w:pPr>
+              <w:spacing w:after="0" w:line="264"/>
+            </w:pPr>
+            <w:r>
+              <w:rPr>
+                <w:color w:val="0E1726"/>
+                <w:sz w:val="19"/>
+                <w:szCs w:val="19"/>
+              </w:rPr>
+              <w:t xml:space="preserve">It shows customer value</w:t>
+            </w:r>
+          </w:p>
+        </w:tc>
+        <w:tc>
+          <w:tcPr>
+            <w:tcW w:type="dxa" w:w="6747"/>
+            <w:tcBorders>
+              <w:top w:val="single" w:color="D0D5DD" w:sz="4"/>
+              <w:left w:val="single" w:color="D0D5DD" w:sz="4"/>
+              <w:bottom w:val="single" w:color="D0D5DD" w:sz="4"/>
+              <w:right w:val="single" w:color="D0D5DD" w:sz="4"/>
+            </w:tcBorders>
+            <w:tcMar>
+              <w:top w:type="dxa" w:w="60"/>
+              <w:left w:type="dxa" w:w="100"/>
+              <w:bottom w:type="dxa" w:w="60"/>
+              <w:right w:type="dxa" w:w="100"/>
+            </w:tcMar>
+          </w:tcPr>
+          <w:p>
+            <w:pPr>
+              <w:spacing w:after="0" w:line="264"/>
+            </w:pPr>
+            <w:r>
+              <w:rPr>
+                <w:color w:val="0E1726"/>
+                <w:sz w:val="19"/>
+                <w:szCs w:val="19"/>
+              </w:rPr>
+              <w:t xml:space="preserve">Finance teams care about getting work done faster and correctly. Hours of work removed is a value they feel directly.</w:t>
+            </w:r>
+          </w:p>
+        </w:tc>
+      </w:tr>
+      <w:tr>
+        <w:trPr>
+          <w:cantSplit/>
+          <w:tblHeader w:val="false"/>
+        </w:trPr>
+        <w:tc>
+          <w:tcPr>
+            <w:tcW w:type="dxa" w:w="2891"/>
+            <w:tcBorders>
+              <w:top w:val="single" w:color="D0D5DD" w:sz="4"/>
+              <w:left w:val="single" w:color="D0D5DD" w:sz="4"/>
+              <w:bottom w:val="single" w:color="D0D5DD" w:sz="4"/>
+              <w:right w:val="single" w:color="D0D5DD" w:sz="4"/>
+            </w:tcBorders>
+            <w:shd w:fill="F8FAFC" w:color="auto" w:val="clear"/>
+            <w:tcMar>
+              <w:top w:type="dxa" w:w="60"/>
+              <w:left w:type="dxa" w:w="100"/>
+              <w:bottom w:type="dxa" w:w="60"/>
+              <w:right w:type="dxa" w:w="100"/>
+            </w:tcMar>
+          </w:tcPr>
+          <w:p>
+            <w:pPr>
+              <w:spacing w:after="0" w:line="264"/>
+            </w:pPr>
+            <w:r>
+              <w:rPr>
+                <w:color w:val="0E1726"/>
+                <w:sz w:val="19"/>
+                <w:szCs w:val="19"/>
+              </w:rPr>
+              <w:t xml:space="preserve">It includes trust</w:t>
+            </w:r>
+          </w:p>
+        </w:tc>
+        <w:tc>
+          <w:tcPr>
+            <w:tcW w:type="dxa" w:w="6747"/>
+            <w:tcBorders>
+              <w:top w:val="single" w:color="D0D5DD" w:sz="4"/>
+              <w:left w:val="single" w:color="D0D5DD" w:sz="4"/>
+              <w:bottom w:val="single" w:color="D0D5DD" w:sz="4"/>
+              <w:right w:val="single" w:color="D0D5DD" w:sz="4"/>
+            </w:tcBorders>
+            <w:shd w:fill="F8FAFC" w:color="auto" w:val="clear"/>
+            <w:tcMar>
+              <w:top w:type="dxa" w:w="60"/>
+              <w:left w:type="dxa" w:w="100"/>
+              <w:bottom w:type="dxa" w:w="60"/>
+              <w:right w:type="dxa" w:w="100"/>
+            </w:tcMar>
+          </w:tcPr>
+          <w:p>
+            <w:pPr>
+              <w:spacing w:after="0" w:line="264"/>
+            </w:pPr>
+            <w:r>
+              <w:rPr>
+                <w:color w:val="0E1726"/>
+                <w:sz w:val="19"/>
+                <w:szCs w:val="19"/>
+              </w:rPr>
+              <w:t xml:space="preserve">Work only counts if it has evidence and nobody overrode or reversed it. A product that does a lot of wrong work will not grow this number.</w:t>
+            </w:r>
+          </w:p>
+        </w:tc>
+      </w:tr>
+      <w:tr>
+        <w:trPr>
+          <w:cantSplit/>
+          <w:tblHeader w:val="false"/>
+        </w:trPr>
+        <w:tc>
+          <w:tcPr>
+            <w:tcW w:type="dxa" w:w="2891"/>
+            <w:tcBorders>
+              <w:top w:val="single" w:color="D0D5DD" w:sz="4"/>
+              <w:left w:val="single" w:color="D0D5DD" w:sz="4"/>
+              <w:bottom w:val="single" w:color="D0D5DD" w:sz="4"/>
+              <w:right w:val="single" w:color="D0D5DD" w:sz="4"/>
+            </w:tcBorders>
+            <w:tcMar>
+              <w:top w:type="dxa" w:w="60"/>
+              <w:left w:type="dxa" w:w="100"/>
+              <w:bottom w:type="dxa" w:w="60"/>
+              <w:right w:type="dxa" w:w="100"/>
+            </w:tcMar>
+          </w:tcPr>
+          <w:p>
+            <w:pPr>
+              <w:spacing w:after="0" w:line="264"/>
+            </w:pPr>
+            <w:r>
+              <w:rPr>
+                <w:color w:val="0E1726"/>
+                <w:sz w:val="19"/>
+                <w:szCs w:val="19"/>
+              </w:rPr>
+              <w:t xml:space="preserve">It predicts revenue</w:t>
+            </w:r>
+          </w:p>
+        </w:tc>
+        <w:tc>
+          <w:tcPr>
+            <w:tcW w:type="dxa" w:w="6747"/>
+            <w:tcBorders>
+              <w:top w:val="single" w:color="D0D5DD" w:sz="4"/>
+              <w:left w:val="single" w:color="D0D5DD" w:sz="4"/>
+              <w:bottom w:val="single" w:color="D0D5DD" w:sz="4"/>
+              <w:right w:val="single" w:color="D0D5DD" w:sz="4"/>
+            </w:tcBorders>
+            <w:tcMar>
+              <w:top w:type="dxa" w:w="60"/>
+              <w:left w:type="dxa" w:w="100"/>
+              <w:bottom w:type="dxa" w:w="60"/>
+              <w:right w:type="dxa" w:w="100"/>
+            </w:tcMar>
+          </w:tcPr>
+          <w:p>
+            <w:pPr>
+              <w:spacing w:after="0" w:line="264"/>
+            </w:pPr>
+            <w:r>
+              <w:rPr>
+                <w:color w:val="0E1726"/>
+                <w:sz w:val="19"/>
+                <w:szCs w:val="19"/>
+              </w:rPr>
+              <w:t xml:space="preserve">Companies that get many trusted hours keep paying, use more agents and buy more marketplace apps. So the metric is a leading sign of retention and revenue.</w:t>
+            </w:r>
+          </w:p>
+        </w:tc>
+      </w:tr>
+      <w:tr>
+        <w:trPr>
+          <w:cantSplit/>
+          <w:tblHeader w:val="false"/>
+        </w:trPr>
+        <w:tc>
+          <w:tcPr>
+            <w:tcW w:type="dxa" w:w="2891"/>
+            <w:tcBorders>
+              <w:top w:val="single" w:color="D0D5DD" w:sz="4"/>
+              <w:left w:val="single" w:color="D0D5DD" w:sz="4"/>
+              <w:bottom w:val="single" w:color="D0D5DD" w:sz="4"/>
+              <w:right w:val="single" w:color="D0D5DD" w:sz="4"/>
+            </w:tcBorders>
+            <w:shd w:fill="F8FAFC" w:color="auto" w:val="clear"/>
+            <w:tcMar>
+              <w:top w:type="dxa" w:w="60"/>
+              <w:left w:type="dxa" w:w="100"/>
+              <w:bottom w:type="dxa" w:w="60"/>
+              <w:right w:type="dxa" w:w="100"/>
+            </w:tcMar>
+          </w:tcPr>
+          <w:p>
+            <w:pPr>
+              <w:spacing w:after="0" w:line="264"/>
+            </w:pPr>
+            <w:r>
+              <w:rPr>
+                <w:color w:val="0E1726"/>
+                <w:sz w:val="19"/>
+                <w:szCs w:val="19"/>
+              </w:rPr>
+              <w:t xml:space="preserve">It covers the whole platform</w:t>
+            </w:r>
+          </w:p>
+        </w:tc>
+        <w:tc>
+          <w:tcPr>
+            <w:tcW w:type="dxa" w:w="6747"/>
+            <w:tcBorders>
+              <w:top w:val="single" w:color="D0D5DD" w:sz="4"/>
+              <w:left w:val="single" w:color="D0D5DD" w:sz="4"/>
+              <w:bottom w:val="single" w:color="D0D5DD" w:sz="4"/>
+              <w:right w:val="single" w:color="D0D5DD" w:sz="4"/>
+            </w:tcBorders>
+            <w:shd w:fill="F8FAFC" w:color="auto" w:val="clear"/>
+            <w:tcMar>
+              <w:top w:type="dxa" w:w="60"/>
+              <w:left w:type="dxa" w:w="100"/>
+              <w:bottom w:type="dxa" w:w="60"/>
+              <w:right w:type="dxa" w:w="100"/>
+            </w:tcMar>
+          </w:tcPr>
+          <w:p>
+            <w:pPr>
+              <w:spacing w:after="0" w:line="264"/>
+            </w:pPr>
+            <w:r>
+              <w:rPr>
+                <w:color w:val="0E1726"/>
+                <w:sz w:val="19"/>
+                <w:szCs w:val="19"/>
+              </w:rPr>
+              <w:t xml:space="preserve">Hours can come from Intuit agents or from partner agents. So the metric grows when the ecosystem grows, not only when Intuit builds more.</w:t>
+            </w:r>
+          </w:p>
+        </w:tc>
+      </w:tr>
+      <w:tr>
+        <w:trPr>
+          <w:cantSplit/>
+          <w:tblHeader w:val="false"/>
+        </w:trPr>
+        <w:tc>
+          <w:tcPr>
+            <w:tcW w:type="dxa" w:w="2891"/>
+            <w:tcBorders>
+              <w:top w:val="single" w:color="D0D5DD" w:sz="4"/>
+              <w:left w:val="single" w:color="D0D5DD" w:sz="4"/>
+              <w:bottom w:val="single" w:color="D0D5DD" w:sz="4"/>
+              <w:right w:val="single" w:color="D0D5DD" w:sz="4"/>
+            </w:tcBorders>
+            <w:tcMar>
+              <w:top w:type="dxa" w:w="60"/>
+              <w:left w:type="dxa" w:w="100"/>
+              <w:bottom w:type="dxa" w:w="60"/>
+              <w:right w:type="dxa" w:w="100"/>
+            </w:tcMar>
+          </w:tcPr>
+          <w:p>
+            <w:pPr>
+              <w:spacing w:after="0" w:line="264"/>
+            </w:pPr>
+            <w:r>
+              <w:rPr>
+                <w:color w:val="0E1726"/>
+                <w:sz w:val="19"/>
+                <w:szCs w:val="19"/>
+              </w:rPr>
+              <w:t xml:space="preserve">Teams can influence it</w:t>
+            </w:r>
+          </w:p>
+        </w:tc>
+        <w:tc>
+          <w:tcPr>
+            <w:tcW w:type="dxa" w:w="6747"/>
+            <w:tcBorders>
+              <w:top w:val="single" w:color="D0D5DD" w:sz="4"/>
+              <w:left w:val="single" w:color="D0D5DD" w:sz="4"/>
+              <w:bottom w:val="single" w:color="D0D5DD" w:sz="4"/>
+              <w:right w:val="single" w:color="D0D5DD" w:sz="4"/>
+            </w:tcBorders>
+            <w:tcMar>
+              <w:top w:type="dxa" w:w="60"/>
+              <w:left w:type="dxa" w:w="100"/>
+              <w:bottom w:type="dxa" w:w="60"/>
+              <w:right w:type="dxa" w:w="100"/>
+            </w:tcMar>
+          </w:tcPr>
+          <w:p>
+            <w:pPr>
+              <w:spacing w:after="0" w:line="264"/>
+            </w:pPr>
+            <w:r>
+              <w:rPr>
+                <w:color w:val="0E1726"/>
+                <w:sz w:val="19"/>
+                <w:szCs w:val="19"/>
+              </w:rPr>
+              <w:t xml:space="preserve">Every team has a lever. The agent team improves accuracy, the design team speeds up approvals, and the partner team adds more agents.</w:t>
+            </w:r>
+          </w:p>
+        </w:tc>
+      </w:tr>
+      <w:tr>
+        <w:trPr>
+          <w:cantSplit/>
+          <w:tblHeader w:val="false"/>
+        </w:trPr>
+        <w:tc>
+          <w:tcPr>
+            <w:tcW w:type="dxa" w:w="2891"/>
+            <w:tcBorders>
+              <w:top w:val="single" w:color="D0D5DD" w:sz="4"/>
+              <w:left w:val="single" w:color="D0D5DD" w:sz="4"/>
+              <w:bottom w:val="single" w:color="D0D5DD" w:sz="4"/>
+              <w:right w:val="single" w:color="D0D5DD" w:sz="4"/>
+            </w:tcBorders>
+            <w:shd w:fill="F8FAFC" w:color="auto" w:val="clear"/>
+            <w:tcMar>
+              <w:top w:type="dxa" w:w="60"/>
+              <w:left w:type="dxa" w:w="100"/>
+              <w:bottom w:type="dxa" w:w="60"/>
+              <w:right w:type="dxa" w:w="100"/>
+            </w:tcMar>
+          </w:tcPr>
+          <w:p>
+            <w:pPr>
+              <w:spacing w:after="0" w:line="264"/>
+            </w:pPr>
+            <w:r>
+              <w:rPr>
+                <w:color w:val="0E1726"/>
+                <w:sz w:val="19"/>
+                <w:szCs w:val="19"/>
+              </w:rPr>
+              <w:t xml:space="preserve">It is easy to explain</w:t>
+            </w:r>
+          </w:p>
+        </w:tc>
+        <w:tc>
+          <w:tcPr>
+            <w:tcW w:type="dxa" w:w="6747"/>
+            <w:tcBorders>
+              <w:top w:val="single" w:color="D0D5DD" w:sz="4"/>
+              <w:left w:val="single" w:color="D0D5DD" w:sz="4"/>
+              <w:bottom w:val="single" w:color="D0D5DD" w:sz="4"/>
+              <w:right w:val="single" w:color="D0D5DD" w:sz="4"/>
+            </w:tcBorders>
+            <w:shd w:fill="F8FAFC" w:color="auto" w:val="clear"/>
+            <w:tcMar>
+              <w:top w:type="dxa" w:w="60"/>
+              <w:left w:type="dxa" w:w="100"/>
+              <w:bottom w:type="dxa" w:w="60"/>
+              <w:right w:type="dxa" w:w="100"/>
+            </w:tcMar>
+          </w:tcPr>
+          <w:p>
+            <w:pPr>
+              <w:spacing w:after="0" w:line="264"/>
+            </w:pPr>
+            <w:r>
+              <w:rPr>
+                <w:color w:val="0E1726"/>
+                <w:sz w:val="19"/>
+                <w:szCs w:val="19"/>
+              </w:rPr>
+              <w:t xml:space="preserve">Anyone in the company can understand "hours of trusted work done by agents" without a finance or data background.</w:t>
+            </w:r>
+          </w:p>
+        </w:tc>
+      </w:tr>
+    </w:tbl>
+    <w:p>
+      <w:pPr>
+        <w:spacing w:after="120"/>
+      </w:pPr>
+    </w:p>
+    <w:p>
+      <w:pPr>
+        <w:pStyle w:val="Heading2"/>
+      </w:pPr>
+      <w:r>
+        <w:t xml:space="preserve">21.3 Metrics that were considered and rejected</w:t>
+      </w:r>
+    </w:p>
+    <w:tbl>
+      <w:tblPr>
+        <w:tblW w:type="dxa" w:w="9638"/>
+        <w:tblBorders>
+          <w:top w:val="single" w:color="auto" w:sz="4"/>
+          <w:left w:val="single" w:color="auto" w:sz="4"/>
+          <w:bottom w:val="single" w:color="auto" w:sz="4"/>
+          <w:right w:val="single" w:color="auto" w:sz="4"/>
+          <w:insideH w:val="single" w:color="auto" w:sz="4"/>
+          <w:insideV w:val="single" w:color="auto" w:sz="4"/>
+        </w:tblBorders>
+      </w:tblPr>
+      <w:tblGrid>
+        <w:gridCol w:w="2891"/>
+        <w:gridCol w:w="6747"/>
+      </w:tblGrid>
+      <w:tr>
+        <w:trPr>
+          <w:cantSplit/>
+          <w:tblHeader/>
+        </w:trPr>
+        <w:tc>
+          <w:tcPr>
+            <w:tcW w:type="dxa" w:w="2891"/>
+            <w:tcBorders>
+              <w:top w:val="single" w:color="D0D5DD" w:sz="4"/>
+              <w:left w:val="single" w:color="D0D5DD" w:sz="4"/>
+              <w:bottom w:val="single" w:color="D0D5DD" w:sz="4"/>
+              <w:right w:val="single" w:color="D0D5DD" w:sz="4"/>
+            </w:tcBorders>
+            <w:shd w:fill="E0E7FF" w:color="auto" w:val="clear"/>
+            <w:tcMar>
+              <w:top w:type="dxa" w:w="60"/>
+              <w:left w:type="dxa" w:w="100"/>
+              <w:bottom w:type="dxa" w:w="60"/>
+              <w:right w:type="dxa" w:w="100"/>
+            </w:tcMar>
+          </w:tcPr>
+          <w:p>
+            <w:pPr>
+              <w:spacing w:after="0" w:line="264"/>
+            </w:pPr>
+            <w:r>
+              <w:rPr>
+                <w:b/>
+                <w:bCs/>
+                <w:color w:val="1E2566"/>
+                <w:sz w:val="19"/>
+                <w:szCs w:val="19"/>
+              </w:rPr>
+              <w:t xml:space="preserve">Rejected metric</w:t>
+            </w:r>
+          </w:p>
+        </w:tc>
+        <w:tc>
+          <w:tcPr>
+            <w:tcW w:type="dxa" w:w="6747"/>
+            <w:tcBorders>
+              <w:top w:val="single" w:color="D0D5DD" w:sz="4"/>
+              <w:left w:val="single" w:color="D0D5DD" w:sz="4"/>
+              <w:bottom w:val="single" w:color="D0D5DD" w:sz="4"/>
+              <w:right w:val="single" w:color="D0D5DD" w:sz="4"/>
+            </w:tcBorders>
+            <w:shd w:fill="E0E7FF" w:color="auto" w:val="clear"/>
+            <w:tcMar>
+              <w:top w:type="dxa" w:w="60"/>
+              <w:left w:type="dxa" w:w="100"/>
+              <w:bottom w:type="dxa" w:w="60"/>
+              <w:right w:type="dxa" w:w="100"/>
+            </w:tcMar>
+          </w:tcPr>
+          <w:p>
+            <w:pPr>
+              <w:spacing w:after="0" w:line="264"/>
+            </w:pPr>
+            <w:r>
+              <w:rPr>
+                <w:b/>
+                <w:bCs/>
+                <w:color w:val="1E2566"/>
+                <w:sz w:val="19"/>
+                <w:szCs w:val="19"/>
+              </w:rPr>
+              <w:t xml:space="preserve">Why it was not chosen</w:t>
+            </w:r>
+          </w:p>
+        </w:tc>
+      </w:tr>
+      <w:tr>
+        <w:trPr>
+          <w:cantSplit/>
+          <w:tblHeader w:val="false"/>
+        </w:trPr>
+        <w:tc>
+          <w:tcPr>
+            <w:tcW w:type="dxa" w:w="2891"/>
+            <w:tcBorders>
+              <w:top w:val="single" w:color="D0D5DD" w:sz="4"/>
+              <w:left w:val="single" w:color="D0D5DD" w:sz="4"/>
+              <w:bottom w:val="single" w:color="D0D5DD" w:sz="4"/>
+              <w:right w:val="single" w:color="D0D5DD" w:sz="4"/>
+            </w:tcBorders>
+            <w:tcMar>
+              <w:top w:type="dxa" w:w="60"/>
+              <w:left w:type="dxa" w:w="100"/>
+              <w:bottom w:type="dxa" w:w="60"/>
+              <w:right w:type="dxa" w:w="100"/>
+            </w:tcMar>
+          </w:tcPr>
+          <w:p>
+            <w:pPr>
+              <w:spacing w:after="0" w:line="264"/>
+            </w:pPr>
+            <w:r>
+              <w:rPr>
+                <w:color w:val="0E1726"/>
+                <w:sz w:val="19"/>
+                <w:szCs w:val="19"/>
+              </w:rPr>
+              <w:t xml:space="preserve">Number of agents installed</w:t>
+            </w:r>
+          </w:p>
+        </w:tc>
+        <w:tc>
+          <w:tcPr>
+            <w:tcW w:type="dxa" w:w="6747"/>
+            <w:tcBorders>
+              <w:top w:val="single" w:color="D0D5DD" w:sz="4"/>
+              <w:left w:val="single" w:color="D0D5DD" w:sz="4"/>
+              <w:bottom w:val="single" w:color="D0D5DD" w:sz="4"/>
+              <w:right w:val="single" w:color="D0D5DD" w:sz="4"/>
+            </w:tcBorders>
+            <w:tcMar>
+              <w:top w:type="dxa" w:w="60"/>
+              <w:left w:type="dxa" w:w="100"/>
+              <w:bottom w:type="dxa" w:w="60"/>
+              <w:right w:type="dxa" w:w="100"/>
+            </w:tcMar>
+          </w:tcPr>
+          <w:p>
+            <w:pPr>
+              <w:spacing w:after="0" w:line="264"/>
+            </w:pPr>
+            <w:r>
+              <w:rPr>
+                <w:color w:val="0E1726"/>
+                <w:sz w:val="19"/>
+                <w:szCs w:val="19"/>
+              </w:rPr>
+              <w:t xml:space="preserve">It is a vanity number. An installed agent that is never used or often wrong creates no value.</w:t>
+            </w:r>
+          </w:p>
+        </w:tc>
+      </w:tr>
+      <w:tr>
+        <w:trPr>
+          <w:cantSplit/>
+          <w:tblHeader w:val="false"/>
+        </w:trPr>
+        <w:tc>
+          <w:tcPr>
+            <w:tcW w:type="dxa" w:w="2891"/>
+            <w:tcBorders>
+              <w:top w:val="single" w:color="D0D5DD" w:sz="4"/>
+              <w:left w:val="single" w:color="D0D5DD" w:sz="4"/>
+              <w:bottom w:val="single" w:color="D0D5DD" w:sz="4"/>
+              <w:right w:val="single" w:color="D0D5DD" w:sz="4"/>
+            </w:tcBorders>
+            <w:shd w:fill="F8FAFC" w:color="auto" w:val="clear"/>
+            <w:tcMar>
+              <w:top w:type="dxa" w:w="60"/>
+              <w:left w:type="dxa" w:w="100"/>
+              <w:bottom w:type="dxa" w:w="60"/>
+              <w:right w:type="dxa" w:w="100"/>
+            </w:tcMar>
+          </w:tcPr>
+          <w:p>
+            <w:pPr>
+              <w:spacing w:after="0" w:line="264"/>
+            </w:pPr>
+            <w:r>
+              <w:rPr>
+                <w:color w:val="0E1726"/>
+                <w:sz w:val="19"/>
+                <w:szCs w:val="19"/>
+              </w:rPr>
+              <w:t xml:space="preserve">Number of AI questions asked</w:t>
+            </w:r>
+          </w:p>
+        </w:tc>
+        <w:tc>
+          <w:tcPr>
+            <w:tcW w:type="dxa" w:w="6747"/>
+            <w:tcBorders>
+              <w:top w:val="single" w:color="D0D5DD" w:sz="4"/>
+              <w:left w:val="single" w:color="D0D5DD" w:sz="4"/>
+              <w:bottom w:val="single" w:color="D0D5DD" w:sz="4"/>
+              <w:right w:val="single" w:color="D0D5DD" w:sz="4"/>
+            </w:tcBorders>
+            <w:shd w:fill="F8FAFC" w:color="auto" w:val="clear"/>
+            <w:tcMar>
+              <w:top w:type="dxa" w:w="60"/>
+              <w:left w:type="dxa" w:w="100"/>
+              <w:bottom w:type="dxa" w:w="60"/>
+              <w:right w:type="dxa" w:w="100"/>
+            </w:tcMar>
+          </w:tcPr>
+          <w:p>
+            <w:pPr>
+              <w:spacing w:after="0" w:line="264"/>
+            </w:pPr>
+            <w:r>
+              <w:rPr>
+                <w:color w:val="0E1726"/>
+                <w:sz w:val="19"/>
+                <w:szCs w:val="19"/>
+              </w:rPr>
+              <w:t xml:space="preserve">It rewards chatting, not finished work. Orbit is built to do work, not only to answer questions.</w:t>
+            </w:r>
+          </w:p>
+        </w:tc>
+      </w:tr>
+      <w:tr>
+        <w:trPr>
+          <w:cantSplit/>
+          <w:tblHeader w:val="false"/>
+        </w:trPr>
+        <w:tc>
+          <w:tcPr>
+            <w:tcW w:type="dxa" w:w="2891"/>
+            <w:tcBorders>
+              <w:top w:val="single" w:color="D0D5DD" w:sz="4"/>
+              <w:left w:val="single" w:color="D0D5DD" w:sz="4"/>
+              <w:bottom w:val="single" w:color="D0D5DD" w:sz="4"/>
+              <w:right w:val="single" w:color="D0D5DD" w:sz="4"/>
+            </w:tcBorders>
+            <w:tcMar>
+              <w:top w:type="dxa" w:w="60"/>
+              <w:left w:type="dxa" w:w="100"/>
+              <w:bottom w:type="dxa" w:w="60"/>
+              <w:right w:type="dxa" w:w="100"/>
+            </w:tcMar>
+          </w:tcPr>
+          <w:p>
+            <w:pPr>
+              <w:spacing w:after="0" w:line="264"/>
+            </w:pPr>
+            <w:r>
+              <w:rPr>
+                <w:color w:val="0E1726"/>
+                <w:sz w:val="19"/>
+                <w:szCs w:val="19"/>
+              </w:rPr>
+              <w:t xml:space="preserve">Total agent tasks completed</w:t>
+            </w:r>
+          </w:p>
+        </w:tc>
+        <w:tc>
+          <w:tcPr>
+            <w:tcW w:type="dxa" w:w="6747"/>
+            <w:tcBorders>
+              <w:top w:val="single" w:color="D0D5DD" w:sz="4"/>
+              <w:left w:val="single" w:color="D0D5DD" w:sz="4"/>
+              <w:bottom w:val="single" w:color="D0D5DD" w:sz="4"/>
+              <w:right w:val="single" w:color="D0D5DD" w:sz="4"/>
+            </w:tcBorders>
+            <w:tcMar>
+              <w:top w:type="dxa" w:w="60"/>
+              <w:left w:type="dxa" w:w="100"/>
+              <w:bottom w:type="dxa" w:w="60"/>
+              <w:right w:type="dxa" w:w="100"/>
+            </w:tcMar>
+          </w:tcPr>
+          <w:p>
+            <w:pPr>
+              <w:spacing w:after="0" w:line="264"/>
+            </w:pPr>
+            <w:r>
+              <w:rPr>
+                <w:color w:val="0E1726"/>
+                <w:sz w:val="19"/>
+                <w:szCs w:val="19"/>
+              </w:rPr>
+              <w:t xml:space="preserve">It ignores the size of each task and ignores whether the task was correct. One large accrual is worth more than ten tiny reminders.</w:t>
+            </w:r>
+          </w:p>
+        </w:tc>
+      </w:tr>
+      <w:tr>
+        <w:trPr>
+          <w:cantSplit/>
+          <w:tblHeader w:val="false"/>
+        </w:trPr>
+        <w:tc>
+          <w:tcPr>
+            <w:tcW w:type="dxa" w:w="2891"/>
+            <w:tcBorders>
+              <w:top w:val="single" w:color="D0D5DD" w:sz="4"/>
+              <w:left w:val="single" w:color="D0D5DD" w:sz="4"/>
+              <w:bottom w:val="single" w:color="D0D5DD" w:sz="4"/>
+              <w:right w:val="single" w:color="D0D5DD" w:sz="4"/>
+            </w:tcBorders>
+            <w:shd w:fill="F8FAFC" w:color="auto" w:val="clear"/>
+            <w:tcMar>
+              <w:top w:type="dxa" w:w="60"/>
+              <w:left w:type="dxa" w:w="100"/>
+              <w:bottom w:type="dxa" w:w="60"/>
+              <w:right w:type="dxa" w:w="100"/>
+            </w:tcMar>
+          </w:tcPr>
+          <w:p>
+            <w:pPr>
+              <w:spacing w:after="0" w:line="264"/>
+            </w:pPr>
+            <w:r>
+              <w:rPr>
+                <w:color w:val="0E1726"/>
+                <w:sz w:val="19"/>
+                <w:szCs w:val="19"/>
+              </w:rPr>
+              <w:t xml:space="preserve">Hours saved (without the trust rule)</w:t>
+            </w:r>
+          </w:p>
+        </w:tc>
+        <w:tc>
+          <w:tcPr>
+            <w:tcW w:type="dxa" w:w="6747"/>
+            <w:tcBorders>
+              <w:top w:val="single" w:color="D0D5DD" w:sz="4"/>
+              <w:left w:val="single" w:color="D0D5DD" w:sz="4"/>
+              <w:bottom w:val="single" w:color="D0D5DD" w:sz="4"/>
+              <w:right w:val="single" w:color="D0D5DD" w:sz="4"/>
+            </w:tcBorders>
+            <w:shd w:fill="F8FAFC" w:color="auto" w:val="clear"/>
+            <w:tcMar>
+              <w:top w:type="dxa" w:w="60"/>
+              <w:left w:type="dxa" w:w="100"/>
+              <w:bottom w:type="dxa" w:w="60"/>
+              <w:right w:type="dxa" w:w="100"/>
+            </w:tcMar>
+          </w:tcPr>
+          <w:p>
+            <w:pPr>
+              <w:spacing w:after="0" w:line="264"/>
+            </w:pPr>
+            <w:r>
+              <w:rPr>
+                <w:color w:val="0E1726"/>
+                <w:sz w:val="19"/>
+                <w:szCs w:val="19"/>
+              </w:rPr>
+              <w:t xml:space="preserve">It would still count work that people later had to fix. That would hide quality problems.</w:t>
+            </w:r>
+          </w:p>
+        </w:tc>
+      </w:tr>
+      <w:tr>
+        <w:trPr>
+          <w:cantSplit/>
+          <w:tblHeader w:val="false"/>
+        </w:trPr>
+        <w:tc>
+          <w:tcPr>
+            <w:tcW w:type="dxa" w:w="2891"/>
+            <w:tcBorders>
+              <w:top w:val="single" w:color="D0D5DD" w:sz="4"/>
+              <w:left w:val="single" w:color="D0D5DD" w:sz="4"/>
+              <w:bottom w:val="single" w:color="D0D5DD" w:sz="4"/>
+              <w:right w:val="single" w:color="D0D5DD" w:sz="4"/>
+            </w:tcBorders>
+            <w:tcMar>
+              <w:top w:type="dxa" w:w="60"/>
+              <w:left w:type="dxa" w:w="100"/>
+              <w:bottom w:type="dxa" w:w="60"/>
+              <w:right w:type="dxa" w:w="100"/>
+            </w:tcMar>
+          </w:tcPr>
+          <w:p>
+            <w:pPr>
+              <w:spacing w:after="0" w:line="264"/>
+            </w:pPr>
+            <w:r>
+              <w:rPr>
+                <w:color w:val="0E1726"/>
+                <w:sz w:val="19"/>
+                <w:szCs w:val="19"/>
+              </w:rPr>
+              <w:t xml:space="preserve">Revenue or ARR</w:t>
+            </w:r>
+          </w:p>
+        </w:tc>
+        <w:tc>
+          <w:tcPr>
+            <w:tcW w:type="dxa" w:w="6747"/>
+            <w:tcBorders>
+              <w:top w:val="single" w:color="D0D5DD" w:sz="4"/>
+              <w:left w:val="single" w:color="D0D5DD" w:sz="4"/>
+              <w:bottom w:val="single" w:color="D0D5DD" w:sz="4"/>
+              <w:right w:val="single" w:color="D0D5DD" w:sz="4"/>
+            </w:tcBorders>
+            <w:tcMar>
+              <w:top w:type="dxa" w:w="60"/>
+              <w:left w:type="dxa" w:w="100"/>
+              <w:bottom w:type="dxa" w:w="60"/>
+              <w:right w:type="dxa" w:w="100"/>
+            </w:tcMar>
+          </w:tcPr>
+          <w:p>
+            <w:pPr>
+              <w:spacing w:after="0" w:line="264"/>
+            </w:pPr>
+            <w:r>
+              <w:rPr>
+                <w:color w:val="0E1726"/>
+                <w:sz w:val="19"/>
+                <w:szCs w:val="19"/>
+              </w:rPr>
+              <w:t xml:space="preserve">It is a lagging result. It moves months after value is created, so teams cannot steer with it week by week.</w:t>
+            </w:r>
+          </w:p>
+        </w:tc>
+      </w:tr>
+      <w:tr>
+        <w:trPr>
+          <w:cantSplit/>
+          <w:tblHeader w:val="false"/>
+        </w:trPr>
+        <w:tc>
+          <w:tcPr>
+            <w:tcW w:type="dxa" w:w="2891"/>
+            <w:tcBorders>
+              <w:top w:val="single" w:color="D0D5DD" w:sz="4"/>
+              <w:left w:val="single" w:color="D0D5DD" w:sz="4"/>
+              <w:bottom w:val="single" w:color="D0D5DD" w:sz="4"/>
+              <w:right w:val="single" w:color="D0D5DD" w:sz="4"/>
+            </w:tcBorders>
+            <w:shd w:fill="F8FAFC" w:color="auto" w:val="clear"/>
+            <w:tcMar>
+              <w:top w:type="dxa" w:w="60"/>
+              <w:left w:type="dxa" w:w="100"/>
+              <w:bottom w:type="dxa" w:w="60"/>
+              <w:right w:type="dxa" w:w="100"/>
+            </w:tcMar>
+          </w:tcPr>
+          <w:p>
+            <w:pPr>
+              <w:spacing w:after="0" w:line="264"/>
+            </w:pPr>
+            <w:r>
+              <w:rPr>
+                <w:color w:val="0E1726"/>
+                <w:sz w:val="19"/>
+                <w:szCs w:val="19"/>
+              </w:rPr>
+              <w:t xml:space="preserve">Close cycle days</w:t>
+            </w:r>
+          </w:p>
+        </w:tc>
+        <w:tc>
+          <w:tcPr>
+            <w:tcW w:type="dxa" w:w="6747"/>
+            <w:tcBorders>
+              <w:top w:val="single" w:color="D0D5DD" w:sz="4"/>
+              <w:left w:val="single" w:color="D0D5DD" w:sz="4"/>
+              <w:bottom w:val="single" w:color="D0D5DD" w:sz="4"/>
+              <w:right w:val="single" w:color="D0D5DD" w:sz="4"/>
+            </w:tcBorders>
+            <w:shd w:fill="F8FAFC" w:color="auto" w:val="clear"/>
+            <w:tcMar>
+              <w:top w:type="dxa" w:w="60"/>
+              <w:left w:type="dxa" w:w="100"/>
+              <w:bottom w:type="dxa" w:w="60"/>
+              <w:right w:type="dxa" w:w="100"/>
+            </w:tcMar>
+          </w:tcPr>
+          <w:p>
+            <w:pPr>
+              <w:spacing w:after="0" w:line="264"/>
+            </w:pPr>
+            <w:r>
+              <w:rPr>
+                <w:color w:val="0E1726"/>
+                <w:sz w:val="19"/>
+                <w:szCs w:val="19"/>
+              </w:rPr>
+              <w:t xml:space="preserve">It is a great outcome metric for one workflow, but it does not cover forecasting, compliance, experts or partner agents.</w:t>
+            </w:r>
+          </w:p>
+        </w:tc>
+      </w:tr>
+    </w:tbl>
+    <w:p>
+      <w:pPr>
+        <w:spacing w:after="120"/>
+      </w:pPr>
+    </w:p>
+    <w:p>
+      <w:pPr>
+        <w:pStyle w:val="Heading2"/>
+      </w:pPr>
+      <w:r>
+        <w:t xml:space="preserve">21.4 How the metric is calculated</w:t>
+      </w:r>
+    </w:p>
+    <w:p>
+      <w:r>
+        <w:t xml:space="preserve">Each type of agent task has a </w:t>
+      </w:r>
+      <w:r>
+        <w:rPr>
+          <w:b/>
+          <w:bCs/>
+        </w:rPr>
+        <w:t xml:space="preserve">standard time value</w:t>
+      </w:r>
+      <w:r>
+        <w:t xml:space="preserve">. This is the average number of minutes a trained person needs to do that task by hand. For example, a bank fee reconciliation may be worth 95 minutes and a draft consolidation may be worth 210 minutes. These values come from time studies with customers and are reviewed every quarter.</w:t>
+      </w:r>
+    </w:p>
+    <w:p>
+      <w:r>
+        <w:t xml:space="preserve">A task counts toward the North Star only when all four of these rules are true:</w:t>
+      </w:r>
+    </w:p>
+    <w:p>
+      <w:pPr>
+        <w:pStyle w:val="ListParagraph"/>
+        <w:numPr>
+          <w:ilvl w:val="0"/>
+          <w:numId w:val="9"/>
+        </w:numPr>
+        <w:spacing w:after="60"/>
+      </w:pPr>
+      <w:r>
+        <w:t xml:space="preserve">The task was </w:t>
+      </w:r>
+      <w:r>
+        <w:rPr>
+          <w:b/>
+          <w:bCs/>
+        </w:rPr>
+        <w:t xml:space="preserve">completed</w:t>
+      </w:r>
+      <w:r>
+        <w:t xml:space="preserve"> by an agent, either on its own in Autopilot or after a person approved it.</w:t>
+      </w:r>
+    </w:p>
+    <w:p>
+      <w:pPr>
+        <w:pStyle w:val="ListParagraph"/>
+        <w:numPr>
+          <w:ilvl w:val="0"/>
+          <w:numId w:val="9"/>
+        </w:numPr>
+        <w:spacing w:after="60"/>
+      </w:pPr>
+      <w:r>
+        <w:t xml:space="preserve">The task has </w:t>
+      </w:r>
+      <w:r>
+        <w:rPr>
+          <w:b/>
+          <w:bCs/>
+        </w:rPr>
+        <w:t xml:space="preserve">complete evidence</w:t>
+      </w:r>
+      <w:r>
+        <w:t xml:space="preserve"> attached, such as source documents, the policy used and the reasoning trace.</w:t>
+      </w:r>
+    </w:p>
+    <w:p>
+      <w:pPr>
+        <w:pStyle w:val="ListParagraph"/>
+        <w:numPr>
+          <w:ilvl w:val="0"/>
+          <w:numId w:val="9"/>
+        </w:numPr>
+        <w:spacing w:after="60"/>
+      </w:pPr>
+      <w:r>
+        <w:t xml:space="preserve">The task was </w:t>
+      </w:r>
+      <w:r>
+        <w:rPr>
+          <w:b/>
+          <w:bCs/>
+        </w:rPr>
+        <w:t xml:space="preserve">not overridden or rejected</w:t>
+      </w:r>
+      <w:r>
+        <w:t xml:space="preserve"> by a person.</w:t>
+      </w:r>
+    </w:p>
+    <w:p>
+      <w:pPr>
+        <w:pStyle w:val="ListParagraph"/>
+        <w:numPr>
+          <w:ilvl w:val="0"/>
+          <w:numId w:val="9"/>
+        </w:numPr>
+        <w:spacing w:after="60"/>
+      </w:pPr>
+      <w:r>
+        <w:t xml:space="preserve">The task was </w:t>
+      </w:r>
+      <w:r>
+        <w:rPr>
+          <w:b/>
+          <w:bCs/>
+        </w:rPr>
+        <w:t xml:space="preserve">not rolled back</w:t>
+      </w:r>
+      <w:r>
+        <w:t xml:space="preserve"> within 30 days after it was completed.</w:t>
+      </w:r>
+    </w:p>
+    <w:tbl>
+      <w:tblPr>
+        <w:tblW w:type="dxa" w:w="9638"/>
+        <w:tblBorders>
+          <w:top w:val="single" w:color="auto" w:sz="4"/>
+          <w:left w:val="single" w:color="auto" w:sz="4"/>
+          <w:bottom w:val="single" w:color="auto" w:sz="4"/>
+          <w:right w:val="single" w:color="auto" w:sz="4"/>
+          <w:insideH w:val="single" w:color="auto" w:sz="4"/>
+          <w:insideV w:val="single" w:color="auto" w:sz="4"/>
+        </w:tblBorders>
+      </w:tblPr>
+      <w:tblGrid>
+        <w:gridCol w:w="9638"/>
+      </w:tblGrid>
+      <w:tr>
+        <w:trPr>
+          <w:cantSplit/>
+        </w:trPr>
+        <w:tc>
+          <w:tcPr>
+            <w:tcW w:type="dxa" w:w="9638"/>
+            <w:tcBorders>
+              <w:top w:val="none" w:color="FFFFFF" w:sz="0"/>
+              <w:left w:val="single" w:color="0E8A75" w:sz="24"/>
+              <w:bottom w:val="none" w:color="FFFFFF" w:sz="0"/>
+              <w:right w:val="none" w:color="FFFFFF" w:sz="0"/>
+            </w:tcBorders>
+            <w:shd w:fill="ECFDF9" w:color="auto" w:val="clear"/>
+            <w:tcMar>
+              <w:top w:type="dxa" w:w="120"/>
+              <w:left w:type="dxa" w:w="200"/>
+              <w:bottom w:type="dxa" w:w="120"/>
+              <w:right w:type="dxa" w:w="200"/>
+            </w:tcMar>
+          </w:tcPr>
+          <w:p>
+            <w:pPr>
+              <w:spacing w:after="60"/>
+            </w:pPr>
+            <w:r>
+              <w:rPr>
+                <w:b/>
+                <w:bCs/>
+                <w:color w:val="0E8A75"/>
+                <w:sz w:val="21"/>
+                <w:szCs w:val="21"/>
+              </w:rPr>
+              <w:t xml:space="preserve">KEY POINT</w:t>
+            </w:r>
+          </w:p>
+          <w:p>
+            <w:pPr>
+              <w:spacing w:after="0" w:line="276"/>
+            </w:pPr>
+            <w:r>
+              <w:rPr>
+                <w:color w:val="0E1726"/>
+                <w:sz w:val="21"/>
+                <w:szCs w:val="21"/>
+              </w:rPr>
+              <w:t xml:space="preserve">Formula: Trusted Agent Hours = sum of (standard minutes for each qualifying task) ÷ 60. Tasks decided by a human expert or by a controller are NOT counted, because the judgment was made by a person, not by the agent.</w:t>
+            </w:r>
+          </w:p>
+        </w:tc>
+      </w:tr>
+    </w:tbl>
+    <w:p>
+      <w:pPr>
+        <w:spacing w:after="120"/>
+      </w:pPr>
+    </w:p>
+    <w:p>
+      <w:pPr>
+        <w:pStyle w:val="Heading2"/>
+      </w:pPr>
+      <w:r>
+        <w:t xml:space="preserve">21.5 Worked example from the prototype</w:t>
+      </w:r>
+    </w:p>
+    <w:p>
+      <w:r>
+        <w:t xml:space="preserve">The September close in the Orbit prototype gives a simple example. The table uses the standard minutes stored for each close task.</w:t>
+      </w:r>
+    </w:p>
+    <w:tbl>
+      <w:tblPr>
+        <w:tblW w:type="dxa" w:w="9638"/>
+        <w:tblBorders>
+          <w:top w:val="single" w:color="auto" w:sz="4"/>
+          <w:left w:val="single" w:color="auto" w:sz="4"/>
+          <w:bottom w:val="single" w:color="auto" w:sz="4"/>
+          <w:right w:val="single" w:color="auto" w:sz="4"/>
+          <w:insideH w:val="single" w:color="auto" w:sz="4"/>
+          <w:insideV w:val="single" w:color="auto" w:sz="4"/>
+        </w:tblBorders>
+      </w:tblPr>
+      <w:tblGrid>
+        <w:gridCol w:w="3084"/>
+        <w:gridCol w:w="1542"/>
+        <w:gridCol w:w="3662"/>
+        <w:gridCol w:w="1350"/>
+      </w:tblGrid>
+      <w:tr>
+        <w:trPr>
+          <w:cantSplit/>
+          <w:tblHeader/>
+        </w:trPr>
+        <w:tc>
+          <w:tcPr>
+            <w:tcW w:type="dxa" w:w="3084"/>
+            <w:tcBorders>
+              <w:top w:val="single" w:color="D0D5DD" w:sz="4"/>
+              <w:left w:val="single" w:color="D0D5DD" w:sz="4"/>
+              <w:bottom w:val="single" w:color="D0D5DD" w:sz="4"/>
+              <w:right w:val="single" w:color="D0D5DD" w:sz="4"/>
+            </w:tcBorders>
+            <w:shd w:fill="E0E7FF" w:color="auto" w:val="clear"/>
+            <w:tcMar>
+              <w:top w:type="dxa" w:w="60"/>
+              <w:left w:type="dxa" w:w="100"/>
+              <w:bottom w:type="dxa" w:w="60"/>
+              <w:right w:type="dxa" w:w="100"/>
+            </w:tcMar>
+          </w:tcPr>
+          <w:p>
+            <w:pPr>
+              <w:spacing w:after="0" w:line="264"/>
+            </w:pPr>
+            <w:r>
+              <w:rPr>
+                <w:b/>
+                <w:bCs/>
+                <w:color w:val="1E2566"/>
+                <w:sz w:val="19"/>
+                <w:szCs w:val="19"/>
+              </w:rPr>
+              <w:t xml:space="preserve">Close task</w:t>
+            </w:r>
+          </w:p>
+        </w:tc>
+        <w:tc>
+          <w:tcPr>
+            <w:tcW w:type="dxa" w:w="1542"/>
+            <w:tcBorders>
+              <w:top w:val="single" w:color="D0D5DD" w:sz="4"/>
+              <w:left w:val="single" w:color="D0D5DD" w:sz="4"/>
+              <w:bottom w:val="single" w:color="D0D5DD" w:sz="4"/>
+              <w:right w:val="single" w:color="D0D5DD" w:sz="4"/>
+            </w:tcBorders>
+            <w:shd w:fill="E0E7FF" w:color="auto" w:val="clear"/>
+            <w:tcMar>
+              <w:top w:type="dxa" w:w="60"/>
+              <w:left w:type="dxa" w:w="100"/>
+              <w:bottom w:type="dxa" w:w="60"/>
+              <w:right w:type="dxa" w:w="100"/>
+            </w:tcMar>
+          </w:tcPr>
+          <w:p>
+            <w:pPr>
+              <w:spacing w:after="0" w:line="264"/>
+            </w:pPr>
+            <w:r>
+              <w:rPr>
+                <w:b/>
+                <w:bCs/>
+                <w:color w:val="1E2566"/>
+                <w:sz w:val="19"/>
+                <w:szCs w:val="19"/>
+              </w:rPr>
+              <w:t xml:space="preserve">Standard minutes</w:t>
+            </w:r>
+          </w:p>
+        </w:tc>
+        <w:tc>
+          <w:tcPr>
+            <w:tcW w:type="dxa" w:w="3662"/>
+            <w:tcBorders>
+              <w:top w:val="single" w:color="D0D5DD" w:sz="4"/>
+              <w:left w:val="single" w:color="D0D5DD" w:sz="4"/>
+              <w:bottom w:val="single" w:color="D0D5DD" w:sz="4"/>
+              <w:right w:val="single" w:color="D0D5DD" w:sz="4"/>
+            </w:tcBorders>
+            <w:shd w:fill="E0E7FF" w:color="auto" w:val="clear"/>
+            <w:tcMar>
+              <w:top w:type="dxa" w:w="60"/>
+              <w:left w:type="dxa" w:w="100"/>
+              <w:bottom w:type="dxa" w:w="60"/>
+              <w:right w:type="dxa" w:w="100"/>
+            </w:tcMar>
+          </w:tcPr>
+          <w:p>
+            <w:pPr>
+              <w:spacing w:after="0" w:line="264"/>
+            </w:pPr>
+            <w:r>
+              <w:rPr>
+                <w:b/>
+                <w:bCs/>
+                <w:color w:val="1E2566"/>
+                <w:sz w:val="19"/>
+                <w:szCs w:val="19"/>
+              </w:rPr>
+              <w:t xml:space="preserve">What happened</w:t>
+            </w:r>
+          </w:p>
+        </w:tc>
+        <w:tc>
+          <w:tcPr>
+            <w:tcW w:type="dxa" w:w="1350"/>
+            <w:tcBorders>
+              <w:top w:val="single" w:color="D0D5DD" w:sz="4"/>
+              <w:left w:val="single" w:color="D0D5DD" w:sz="4"/>
+              <w:bottom w:val="single" w:color="D0D5DD" w:sz="4"/>
+              <w:right w:val="single" w:color="D0D5DD" w:sz="4"/>
+            </w:tcBorders>
+            <w:shd w:fill="E0E7FF" w:color="auto" w:val="clear"/>
+            <w:tcMar>
+              <w:top w:type="dxa" w:w="60"/>
+              <w:left w:type="dxa" w:w="100"/>
+              <w:bottom w:type="dxa" w:w="60"/>
+              <w:right w:type="dxa" w:w="100"/>
+            </w:tcMar>
+          </w:tcPr>
+          <w:p>
+            <w:pPr>
+              <w:spacing w:after="0" w:line="264"/>
+            </w:pPr>
+            <w:r>
+              <w:rPr>
+                <w:b/>
+                <w:bCs/>
+                <w:color w:val="1E2566"/>
+                <w:sz w:val="19"/>
+                <w:szCs w:val="19"/>
+              </w:rPr>
+              <w:t xml:space="preserve">Counts?</w:t>
+            </w:r>
+          </w:p>
+        </w:tc>
+      </w:tr>
+      <w:tr>
+        <w:trPr>
+          <w:cantSplit/>
+          <w:tblHeader w:val="false"/>
+        </w:trPr>
+        <w:tc>
+          <w:tcPr>
+            <w:tcW w:type="dxa" w:w="3084"/>
+            <w:tcBorders>
+              <w:top w:val="single" w:color="D0D5DD" w:sz="4"/>
+              <w:left w:val="single" w:color="D0D5DD" w:sz="4"/>
+              <w:bottom w:val="single" w:color="D0D5DD" w:sz="4"/>
+              <w:right w:val="single" w:color="D0D5DD" w:sz="4"/>
+            </w:tcBorders>
+            <w:tcMar>
+              <w:top w:type="dxa" w:w="60"/>
+              <w:left w:type="dxa" w:w="100"/>
+              <w:bottom w:type="dxa" w:w="60"/>
+              <w:right w:type="dxa" w:w="100"/>
+            </w:tcMar>
+          </w:tcPr>
+          <w:p>
+            <w:pPr>
+              <w:spacing w:after="0" w:line="264"/>
+            </w:pPr>
+            <w:r>
+              <w:rPr>
+                <w:color w:val="0E1726"/>
+                <w:sz w:val="19"/>
+                <w:szCs w:val="19"/>
+              </w:rPr>
+              <w:t xml:space="preserve">US bank fee reconciliation</w:t>
+            </w:r>
+          </w:p>
+        </w:tc>
+        <w:tc>
+          <w:tcPr>
+            <w:tcW w:type="dxa" w:w="1542"/>
+            <w:tcBorders>
+              <w:top w:val="single" w:color="D0D5DD" w:sz="4"/>
+              <w:left w:val="single" w:color="D0D5DD" w:sz="4"/>
+              <w:bottom w:val="single" w:color="D0D5DD" w:sz="4"/>
+              <w:right w:val="single" w:color="D0D5DD" w:sz="4"/>
+            </w:tcBorders>
+            <w:tcMar>
+              <w:top w:type="dxa" w:w="60"/>
+              <w:left w:type="dxa" w:w="100"/>
+              <w:bottom w:type="dxa" w:w="60"/>
+              <w:right w:type="dxa" w:w="100"/>
+            </w:tcMar>
+          </w:tcPr>
+          <w:p>
+            <w:pPr>
+              <w:spacing w:after="0" w:line="264"/>
+            </w:pPr>
+            <w:r>
+              <w:rPr>
+                <w:color w:val="0E1726"/>
+                <w:sz w:val="19"/>
+                <w:szCs w:val="19"/>
+              </w:rPr>
+              <w:t xml:space="preserve">95</w:t>
+            </w:r>
+          </w:p>
+        </w:tc>
+        <w:tc>
+          <w:tcPr>
+            <w:tcW w:type="dxa" w:w="3662"/>
+            <w:tcBorders>
+              <w:top w:val="single" w:color="D0D5DD" w:sz="4"/>
+              <w:left w:val="single" w:color="D0D5DD" w:sz="4"/>
+              <w:bottom w:val="single" w:color="D0D5DD" w:sz="4"/>
+              <w:right w:val="single" w:color="D0D5DD" w:sz="4"/>
+            </w:tcBorders>
+            <w:tcMar>
+              <w:top w:type="dxa" w:w="60"/>
+              <w:left w:type="dxa" w:w="100"/>
+              <w:bottom w:type="dxa" w:w="60"/>
+              <w:right w:type="dxa" w:w="100"/>
+            </w:tcMar>
+          </w:tcPr>
+          <w:p>
+            <w:pPr>
+              <w:spacing w:after="0" w:line="264"/>
+            </w:pPr>
+            <w:r>
+              <w:rPr>
+                <w:color w:val="0E1726"/>
+                <w:sz w:val="19"/>
+                <w:szCs w:val="19"/>
+              </w:rPr>
+              <w:t xml:space="preserve">Done on Autopilot, then rolled back by the CFO</w:t>
+            </w:r>
+          </w:p>
+        </w:tc>
+        <w:tc>
+          <w:tcPr>
+            <w:tcW w:type="dxa" w:w="1350"/>
+            <w:tcBorders>
+              <w:top w:val="single" w:color="D0D5DD" w:sz="4"/>
+              <w:left w:val="single" w:color="D0D5DD" w:sz="4"/>
+              <w:bottom w:val="single" w:color="D0D5DD" w:sz="4"/>
+              <w:right w:val="single" w:color="D0D5DD" w:sz="4"/>
+            </w:tcBorders>
+            <w:tcMar>
+              <w:top w:type="dxa" w:w="60"/>
+              <w:left w:type="dxa" w:w="100"/>
+              <w:bottom w:type="dxa" w:w="60"/>
+              <w:right w:type="dxa" w:w="100"/>
+            </w:tcMar>
+          </w:tcPr>
+          <w:p>
+            <w:pPr>
+              <w:spacing w:after="0" w:line="264"/>
+            </w:pPr>
+            <w:r>
+              <w:rPr>
+                <w:color w:val="0E1726"/>
+                <w:sz w:val="19"/>
+                <w:szCs w:val="19"/>
+              </w:rPr>
+              <w:t xml:space="preserve">No (rolled back)</w:t>
+            </w:r>
+          </w:p>
+        </w:tc>
+      </w:tr>
+      <w:tr>
+        <w:trPr>
+          <w:cantSplit/>
+          <w:tblHeader w:val="false"/>
+        </w:trPr>
+        <w:tc>
+          <w:tcPr>
+            <w:tcW w:type="dxa" w:w="3084"/>
+            <w:tcBorders>
+              <w:top w:val="single" w:color="D0D5DD" w:sz="4"/>
+              <w:left w:val="single" w:color="D0D5DD" w:sz="4"/>
+              <w:bottom w:val="single" w:color="D0D5DD" w:sz="4"/>
+              <w:right w:val="single" w:color="D0D5DD" w:sz="4"/>
+            </w:tcBorders>
+            <w:shd w:fill="F8FAFC" w:color="auto" w:val="clear"/>
+            <w:tcMar>
+              <w:top w:type="dxa" w:w="60"/>
+              <w:left w:type="dxa" w:w="100"/>
+              <w:bottom w:type="dxa" w:w="60"/>
+              <w:right w:type="dxa" w:w="100"/>
+            </w:tcMar>
+          </w:tcPr>
+          <w:p>
+            <w:pPr>
+              <w:spacing w:after="0" w:line="264"/>
+            </w:pPr>
+            <w:r>
+              <w:rPr>
+                <w:color w:val="0E1726"/>
+                <w:sz w:val="19"/>
+                <w:szCs w:val="19"/>
+              </w:rPr>
+              <w:t xml:space="preserve">Canada payout in transit</w:t>
+            </w:r>
+          </w:p>
+        </w:tc>
+        <w:tc>
+          <w:tcPr>
+            <w:tcW w:type="dxa" w:w="1542"/>
+            <w:tcBorders>
+              <w:top w:val="single" w:color="D0D5DD" w:sz="4"/>
+              <w:left w:val="single" w:color="D0D5DD" w:sz="4"/>
+              <w:bottom w:val="single" w:color="D0D5DD" w:sz="4"/>
+              <w:right w:val="single" w:color="D0D5DD" w:sz="4"/>
+            </w:tcBorders>
+            <w:shd w:fill="F8FAFC" w:color="auto" w:val="clear"/>
+            <w:tcMar>
+              <w:top w:type="dxa" w:w="60"/>
+              <w:left w:type="dxa" w:w="100"/>
+              <w:bottom w:type="dxa" w:w="60"/>
+              <w:right w:type="dxa" w:w="100"/>
+            </w:tcMar>
+          </w:tcPr>
+          <w:p>
+            <w:pPr>
+              <w:spacing w:after="0" w:line="264"/>
+            </w:pPr>
+            <w:r>
+              <w:rPr>
+                <w:color w:val="0E1726"/>
+                <w:sz w:val="19"/>
+                <w:szCs w:val="19"/>
+              </w:rPr>
+              <w:t xml:space="preserve">40</w:t>
+            </w:r>
+          </w:p>
+        </w:tc>
+        <w:tc>
+          <w:tcPr>
+            <w:tcW w:type="dxa" w:w="3662"/>
+            <w:tcBorders>
+              <w:top w:val="single" w:color="D0D5DD" w:sz="4"/>
+              <w:left w:val="single" w:color="D0D5DD" w:sz="4"/>
+              <w:bottom w:val="single" w:color="D0D5DD" w:sz="4"/>
+              <w:right w:val="single" w:color="D0D5DD" w:sz="4"/>
+            </w:tcBorders>
+            <w:shd w:fill="F8FAFC" w:color="auto" w:val="clear"/>
+            <w:tcMar>
+              <w:top w:type="dxa" w:w="60"/>
+              <w:left w:type="dxa" w:w="100"/>
+              <w:bottom w:type="dxa" w:w="60"/>
+              <w:right w:type="dxa" w:w="100"/>
+            </w:tcMar>
+          </w:tcPr>
+          <w:p>
+            <w:pPr>
+              <w:spacing w:after="0" w:line="264"/>
+            </w:pPr>
+            <w:r>
+              <w:rPr>
+                <w:color w:val="0E1726"/>
+                <w:sz w:val="19"/>
+                <w:szCs w:val="19"/>
+              </w:rPr>
+              <w:t xml:space="preserve">Done on Autopilot</w:t>
+            </w:r>
+          </w:p>
+        </w:tc>
+        <w:tc>
+          <w:tcPr>
+            <w:tcW w:type="dxa" w:w="1350"/>
+            <w:tcBorders>
+              <w:top w:val="single" w:color="D0D5DD" w:sz="4"/>
+              <w:left w:val="single" w:color="D0D5DD" w:sz="4"/>
+              <w:bottom w:val="single" w:color="D0D5DD" w:sz="4"/>
+              <w:right w:val="single" w:color="D0D5DD" w:sz="4"/>
+            </w:tcBorders>
+            <w:shd w:fill="F8FAFC" w:color="auto" w:val="clear"/>
+            <w:tcMar>
+              <w:top w:type="dxa" w:w="60"/>
+              <w:left w:type="dxa" w:w="100"/>
+              <w:bottom w:type="dxa" w:w="60"/>
+              <w:right w:type="dxa" w:w="100"/>
+            </w:tcMar>
+          </w:tcPr>
+          <w:p>
+            <w:pPr>
+              <w:spacing w:after="0" w:line="264"/>
+            </w:pPr>
+            <w:r>
+              <w:rPr>
+                <w:color w:val="0E1726"/>
+                <w:sz w:val="19"/>
+                <w:szCs w:val="19"/>
+              </w:rPr>
+              <w:t xml:space="preserve">Yes</w:t>
+            </w:r>
+          </w:p>
+        </w:tc>
+      </w:tr>
+      <w:tr>
+        <w:trPr>
+          <w:cantSplit/>
+          <w:tblHeader w:val="false"/>
+        </w:trPr>
+        <w:tc>
+          <w:tcPr>
+            <w:tcW w:type="dxa" w:w="3084"/>
+            <w:tcBorders>
+              <w:top w:val="single" w:color="D0D5DD" w:sz="4"/>
+              <w:left w:val="single" w:color="D0D5DD" w:sz="4"/>
+              <w:bottom w:val="single" w:color="D0D5DD" w:sz="4"/>
+              <w:right w:val="single" w:color="D0D5DD" w:sz="4"/>
+            </w:tcBorders>
+            <w:tcMar>
+              <w:top w:type="dxa" w:w="60"/>
+              <w:left w:type="dxa" w:w="100"/>
+              <w:bottom w:type="dxa" w:w="60"/>
+              <w:right w:type="dxa" w:w="100"/>
+            </w:tcMar>
+          </w:tcPr>
+          <w:p>
+            <w:pPr>
+              <w:spacing w:after="0" w:line="264"/>
+            </w:pPr>
+            <w:r>
+              <w:rPr>
+                <w:color w:val="0E1726"/>
+                <w:sz w:val="19"/>
+                <w:szCs w:val="19"/>
+              </w:rPr>
+              <w:t xml:space="preserve">Payroll accrual</w:t>
+            </w:r>
+          </w:p>
+        </w:tc>
+        <w:tc>
+          <w:tcPr>
+            <w:tcW w:type="dxa" w:w="1542"/>
+            <w:tcBorders>
+              <w:top w:val="single" w:color="D0D5DD" w:sz="4"/>
+              <w:left w:val="single" w:color="D0D5DD" w:sz="4"/>
+              <w:bottom w:val="single" w:color="D0D5DD" w:sz="4"/>
+              <w:right w:val="single" w:color="D0D5DD" w:sz="4"/>
+            </w:tcBorders>
+            <w:tcMar>
+              <w:top w:type="dxa" w:w="60"/>
+              <w:left w:type="dxa" w:w="100"/>
+              <w:bottom w:type="dxa" w:w="60"/>
+              <w:right w:type="dxa" w:w="100"/>
+            </w:tcMar>
+          </w:tcPr>
+          <w:p>
+            <w:pPr>
+              <w:spacing w:after="0" w:line="264"/>
+            </w:pPr>
+            <w:r>
+              <w:rPr>
+                <w:color w:val="0E1726"/>
+                <w:sz w:val="19"/>
+                <w:szCs w:val="19"/>
+              </w:rPr>
+              <w:t xml:space="preserve">60</w:t>
+            </w:r>
+          </w:p>
+        </w:tc>
+        <w:tc>
+          <w:tcPr>
+            <w:tcW w:type="dxa" w:w="3662"/>
+            <w:tcBorders>
+              <w:top w:val="single" w:color="D0D5DD" w:sz="4"/>
+              <w:left w:val="single" w:color="D0D5DD" w:sz="4"/>
+              <w:bottom w:val="single" w:color="D0D5DD" w:sz="4"/>
+              <w:right w:val="single" w:color="D0D5DD" w:sz="4"/>
+            </w:tcBorders>
+            <w:tcMar>
+              <w:top w:type="dxa" w:w="60"/>
+              <w:left w:type="dxa" w:w="100"/>
+              <w:bottom w:type="dxa" w:w="60"/>
+              <w:right w:type="dxa" w:w="100"/>
+            </w:tcMar>
+          </w:tcPr>
+          <w:p>
+            <w:pPr>
+              <w:spacing w:after="0" w:line="264"/>
+            </w:pPr>
+            <w:r>
+              <w:rPr>
+                <w:color w:val="0E1726"/>
+                <w:sz w:val="19"/>
+                <w:szCs w:val="19"/>
+              </w:rPr>
+              <w:t xml:space="preserve">Done on Autopilot under the recurring template rule</w:t>
+            </w:r>
+          </w:p>
+        </w:tc>
+        <w:tc>
+          <w:tcPr>
+            <w:tcW w:type="dxa" w:w="1350"/>
+            <w:tcBorders>
+              <w:top w:val="single" w:color="D0D5DD" w:sz="4"/>
+              <w:left w:val="single" w:color="D0D5DD" w:sz="4"/>
+              <w:bottom w:val="single" w:color="D0D5DD" w:sz="4"/>
+              <w:right w:val="single" w:color="D0D5DD" w:sz="4"/>
+            </w:tcBorders>
+            <w:tcMar>
+              <w:top w:type="dxa" w:w="60"/>
+              <w:left w:type="dxa" w:w="100"/>
+              <w:bottom w:type="dxa" w:w="60"/>
+              <w:right w:type="dxa" w:w="100"/>
+            </w:tcMar>
+          </w:tcPr>
+          <w:p>
+            <w:pPr>
+              <w:spacing w:after="0" w:line="264"/>
+            </w:pPr>
+            <w:r>
+              <w:rPr>
+                <w:color w:val="0E1726"/>
+                <w:sz w:val="19"/>
+                <w:szCs w:val="19"/>
+              </w:rPr>
+              <w:t xml:space="preserve">Yes</w:t>
+            </w:r>
+          </w:p>
+        </w:tc>
+      </w:tr>
+      <w:tr>
+        <w:trPr>
+          <w:cantSplit/>
+          <w:tblHeader w:val="false"/>
+        </w:trPr>
+        <w:tc>
+          <w:tcPr>
+            <w:tcW w:type="dxa" w:w="3084"/>
+            <w:tcBorders>
+              <w:top w:val="single" w:color="D0D5DD" w:sz="4"/>
+              <w:left w:val="single" w:color="D0D5DD" w:sz="4"/>
+              <w:bottom w:val="single" w:color="D0D5DD" w:sz="4"/>
+              <w:right w:val="single" w:color="D0D5DD" w:sz="4"/>
+            </w:tcBorders>
+            <w:shd w:fill="F8FAFC" w:color="auto" w:val="clear"/>
+            <w:tcMar>
+              <w:top w:type="dxa" w:w="60"/>
+              <w:left w:type="dxa" w:w="100"/>
+              <w:bottom w:type="dxa" w:w="60"/>
+              <w:right w:type="dxa" w:w="100"/>
+            </w:tcMar>
+          </w:tcPr>
+          <w:p>
+            <w:pPr>
+              <w:spacing w:after="0" w:line="264"/>
+            </w:pPr>
+            <w:r>
+              <w:rPr>
+                <w:color w:val="0E1726"/>
+                <w:sz w:val="19"/>
+                <w:szCs w:val="19"/>
+              </w:rPr>
+              <w:t xml:space="preserve">Intercompany FX fix</w:t>
+            </w:r>
+          </w:p>
+        </w:tc>
+        <w:tc>
+          <w:tcPr>
+            <w:tcW w:type="dxa" w:w="1542"/>
+            <w:tcBorders>
+              <w:top w:val="single" w:color="D0D5DD" w:sz="4"/>
+              <w:left w:val="single" w:color="D0D5DD" w:sz="4"/>
+              <w:bottom w:val="single" w:color="D0D5DD" w:sz="4"/>
+              <w:right w:val="single" w:color="D0D5DD" w:sz="4"/>
+            </w:tcBorders>
+            <w:shd w:fill="F8FAFC" w:color="auto" w:val="clear"/>
+            <w:tcMar>
+              <w:top w:type="dxa" w:w="60"/>
+              <w:left w:type="dxa" w:w="100"/>
+              <w:bottom w:type="dxa" w:w="60"/>
+              <w:right w:type="dxa" w:w="100"/>
+            </w:tcMar>
+          </w:tcPr>
+          <w:p>
+            <w:pPr>
+              <w:spacing w:after="0" w:line="264"/>
+            </w:pPr>
+            <w:r>
+              <w:rPr>
+                <w:color w:val="0E1726"/>
+                <w:sz w:val="19"/>
+                <w:szCs w:val="19"/>
+              </w:rPr>
+              <w:t xml:space="preserve">120</w:t>
+            </w:r>
+          </w:p>
+        </w:tc>
+        <w:tc>
+          <w:tcPr>
+            <w:tcW w:type="dxa" w:w="3662"/>
+            <w:tcBorders>
+              <w:top w:val="single" w:color="D0D5DD" w:sz="4"/>
+              <w:left w:val="single" w:color="D0D5DD" w:sz="4"/>
+              <w:bottom w:val="single" w:color="D0D5DD" w:sz="4"/>
+              <w:right w:val="single" w:color="D0D5DD" w:sz="4"/>
+            </w:tcBorders>
+            <w:shd w:fill="F8FAFC" w:color="auto" w:val="clear"/>
+            <w:tcMar>
+              <w:top w:type="dxa" w:w="60"/>
+              <w:left w:type="dxa" w:w="100"/>
+              <w:bottom w:type="dxa" w:w="60"/>
+              <w:right w:type="dxa" w:w="100"/>
+            </w:tcMar>
+          </w:tcPr>
+          <w:p>
+            <w:pPr>
+              <w:spacing w:after="0" w:line="264"/>
+            </w:pPr>
+            <w:r>
+              <w:rPr>
+                <w:color w:val="0E1726"/>
+                <w:sz w:val="19"/>
+                <w:szCs w:val="19"/>
+              </w:rPr>
+              <w:t xml:space="preserve">Prepared by the agent and approved by a person</w:t>
+            </w:r>
+          </w:p>
+        </w:tc>
+        <w:tc>
+          <w:tcPr>
+            <w:tcW w:type="dxa" w:w="1350"/>
+            <w:tcBorders>
+              <w:top w:val="single" w:color="D0D5DD" w:sz="4"/>
+              <w:left w:val="single" w:color="D0D5DD" w:sz="4"/>
+              <w:bottom w:val="single" w:color="D0D5DD" w:sz="4"/>
+              <w:right w:val="single" w:color="D0D5DD" w:sz="4"/>
+            </w:tcBorders>
+            <w:shd w:fill="F8FAFC" w:color="auto" w:val="clear"/>
+            <w:tcMar>
+              <w:top w:type="dxa" w:w="60"/>
+              <w:left w:type="dxa" w:w="100"/>
+              <w:bottom w:type="dxa" w:w="60"/>
+              <w:right w:type="dxa" w:w="100"/>
+            </w:tcMar>
+          </w:tcPr>
+          <w:p>
+            <w:pPr>
+              <w:spacing w:after="0" w:line="264"/>
+            </w:pPr>
+            <w:r>
+              <w:rPr>
+                <w:color w:val="0E1726"/>
+                <w:sz w:val="19"/>
+                <w:szCs w:val="19"/>
+              </w:rPr>
+              <w:t xml:space="preserve">Yes</w:t>
+            </w:r>
+          </w:p>
+        </w:tc>
+      </w:tr>
+      <w:tr>
+        <w:trPr>
+          <w:cantSplit/>
+          <w:tblHeader w:val="false"/>
+        </w:trPr>
+        <w:tc>
+          <w:tcPr>
+            <w:tcW w:type="dxa" w:w="3084"/>
+            <w:tcBorders>
+              <w:top w:val="single" w:color="D0D5DD" w:sz="4"/>
+              <w:left w:val="single" w:color="D0D5DD" w:sz="4"/>
+              <w:bottom w:val="single" w:color="D0D5DD" w:sz="4"/>
+              <w:right w:val="single" w:color="D0D5DD" w:sz="4"/>
+            </w:tcBorders>
+            <w:tcMar>
+              <w:top w:type="dxa" w:w="60"/>
+              <w:left w:type="dxa" w:w="100"/>
+              <w:bottom w:type="dxa" w:w="60"/>
+              <w:right w:type="dxa" w:w="100"/>
+            </w:tcMar>
+          </w:tcPr>
+          <w:p>
+            <w:pPr>
+              <w:spacing w:after="0" w:line="264"/>
+            </w:pPr>
+            <w:r>
+              <w:rPr>
+                <w:color w:val="0E1726"/>
+                <w:sz w:val="19"/>
+                <w:szCs w:val="19"/>
+              </w:rPr>
+              <w:t xml:space="preserve">Duplicate vendor payment</w:t>
+            </w:r>
+          </w:p>
+        </w:tc>
+        <w:tc>
+          <w:tcPr>
+            <w:tcW w:type="dxa" w:w="1542"/>
+            <w:tcBorders>
+              <w:top w:val="single" w:color="D0D5DD" w:sz="4"/>
+              <w:left w:val="single" w:color="D0D5DD" w:sz="4"/>
+              <w:bottom w:val="single" w:color="D0D5DD" w:sz="4"/>
+              <w:right w:val="single" w:color="D0D5DD" w:sz="4"/>
+            </w:tcBorders>
+            <w:tcMar>
+              <w:top w:type="dxa" w:w="60"/>
+              <w:left w:type="dxa" w:w="100"/>
+              <w:bottom w:type="dxa" w:w="60"/>
+              <w:right w:type="dxa" w:w="100"/>
+            </w:tcMar>
+          </w:tcPr>
+          <w:p>
+            <w:pPr>
+              <w:spacing w:after="0" w:line="264"/>
+            </w:pPr>
+            <w:r>
+              <w:rPr>
+                <w:color w:val="0E1726"/>
+                <w:sz w:val="19"/>
+                <w:szCs w:val="19"/>
+              </w:rPr>
+              <w:t xml:space="preserve">180</w:t>
+            </w:r>
+          </w:p>
+        </w:tc>
+        <w:tc>
+          <w:tcPr>
+            <w:tcW w:type="dxa" w:w="3662"/>
+            <w:tcBorders>
+              <w:top w:val="single" w:color="D0D5DD" w:sz="4"/>
+              <w:left w:val="single" w:color="D0D5DD" w:sz="4"/>
+              <w:bottom w:val="single" w:color="D0D5DD" w:sz="4"/>
+              <w:right w:val="single" w:color="D0D5DD" w:sz="4"/>
+            </w:tcBorders>
+            <w:tcMar>
+              <w:top w:type="dxa" w:w="60"/>
+              <w:left w:type="dxa" w:w="100"/>
+              <w:bottom w:type="dxa" w:w="60"/>
+              <w:right w:type="dxa" w:w="100"/>
+            </w:tcMar>
+          </w:tcPr>
+          <w:p>
+            <w:pPr>
+              <w:spacing w:after="0" w:line="264"/>
+            </w:pPr>
+            <w:r>
+              <w:rPr>
+                <w:color w:val="0E1726"/>
+                <w:sz w:val="19"/>
+                <w:szCs w:val="19"/>
+              </w:rPr>
+              <w:t xml:space="preserve">Prepared by the agent and approved by a person</w:t>
+            </w:r>
+          </w:p>
+        </w:tc>
+        <w:tc>
+          <w:tcPr>
+            <w:tcW w:type="dxa" w:w="1350"/>
+            <w:tcBorders>
+              <w:top w:val="single" w:color="D0D5DD" w:sz="4"/>
+              <w:left w:val="single" w:color="D0D5DD" w:sz="4"/>
+              <w:bottom w:val="single" w:color="D0D5DD" w:sz="4"/>
+              <w:right w:val="single" w:color="D0D5DD" w:sz="4"/>
+            </w:tcBorders>
+            <w:tcMar>
+              <w:top w:type="dxa" w:w="60"/>
+              <w:left w:type="dxa" w:w="100"/>
+              <w:bottom w:type="dxa" w:w="60"/>
+              <w:right w:type="dxa" w:w="100"/>
+            </w:tcMar>
+          </w:tcPr>
+          <w:p>
+            <w:pPr>
+              <w:spacing w:after="0" w:line="264"/>
+            </w:pPr>
+            <w:r>
+              <w:rPr>
+                <w:color w:val="0E1726"/>
+                <w:sz w:val="19"/>
+                <w:szCs w:val="19"/>
+              </w:rPr>
+              <w:t xml:space="preserve">Yes</w:t>
+            </w:r>
+          </w:p>
+        </w:tc>
+      </w:tr>
+      <w:tr>
+        <w:trPr>
+          <w:cantSplit/>
+          <w:tblHeader w:val="false"/>
+        </w:trPr>
+        <w:tc>
+          <w:tcPr>
+            <w:tcW w:type="dxa" w:w="3084"/>
+            <w:tcBorders>
+              <w:top w:val="single" w:color="D0D5DD" w:sz="4"/>
+              <w:left w:val="single" w:color="D0D5DD" w:sz="4"/>
+              <w:bottom w:val="single" w:color="D0D5DD" w:sz="4"/>
+              <w:right w:val="single" w:color="D0D5DD" w:sz="4"/>
+            </w:tcBorders>
+            <w:shd w:fill="F8FAFC" w:color="auto" w:val="clear"/>
+            <w:tcMar>
+              <w:top w:type="dxa" w:w="60"/>
+              <w:left w:type="dxa" w:w="100"/>
+              <w:bottom w:type="dxa" w:w="60"/>
+              <w:right w:type="dxa" w:w="100"/>
+            </w:tcMar>
+          </w:tcPr>
+          <w:p>
+            <w:pPr>
+              <w:spacing w:after="0" w:line="264"/>
+            </w:pPr>
+            <w:r>
+              <w:rPr>
+                <w:color w:val="0E1726"/>
+                <w:sz w:val="19"/>
+                <w:szCs w:val="19"/>
+              </w:rPr>
+              <w:t xml:space="preserve">Unbilled freight accrual</w:t>
+            </w:r>
+          </w:p>
+        </w:tc>
+        <w:tc>
+          <w:tcPr>
+            <w:tcW w:type="dxa" w:w="1542"/>
+            <w:tcBorders>
+              <w:top w:val="single" w:color="D0D5DD" w:sz="4"/>
+              <w:left w:val="single" w:color="D0D5DD" w:sz="4"/>
+              <w:bottom w:val="single" w:color="D0D5DD" w:sz="4"/>
+              <w:right w:val="single" w:color="D0D5DD" w:sz="4"/>
+            </w:tcBorders>
+            <w:shd w:fill="F8FAFC" w:color="auto" w:val="clear"/>
+            <w:tcMar>
+              <w:top w:type="dxa" w:w="60"/>
+              <w:left w:type="dxa" w:w="100"/>
+              <w:bottom w:type="dxa" w:w="60"/>
+              <w:right w:type="dxa" w:w="100"/>
+            </w:tcMar>
+          </w:tcPr>
+          <w:p>
+            <w:pPr>
+              <w:spacing w:after="0" w:line="264"/>
+            </w:pPr>
+            <w:r>
+              <w:rPr>
+                <w:color w:val="0E1726"/>
+                <w:sz w:val="19"/>
+                <w:szCs w:val="19"/>
+              </w:rPr>
+              <w:t xml:space="preserve">150</w:t>
+            </w:r>
+          </w:p>
+        </w:tc>
+        <w:tc>
+          <w:tcPr>
+            <w:tcW w:type="dxa" w:w="3662"/>
+            <w:tcBorders>
+              <w:top w:val="single" w:color="D0D5DD" w:sz="4"/>
+              <w:left w:val="single" w:color="D0D5DD" w:sz="4"/>
+              <w:bottom w:val="single" w:color="D0D5DD" w:sz="4"/>
+              <w:right w:val="single" w:color="D0D5DD" w:sz="4"/>
+            </w:tcBorders>
+            <w:shd w:fill="F8FAFC" w:color="auto" w:val="clear"/>
+            <w:tcMar>
+              <w:top w:type="dxa" w:w="60"/>
+              <w:left w:type="dxa" w:w="100"/>
+              <w:bottom w:type="dxa" w:w="60"/>
+              <w:right w:type="dxa" w:w="100"/>
+            </w:tcMar>
+          </w:tcPr>
+          <w:p>
+            <w:pPr>
+              <w:spacing w:after="0" w:line="264"/>
+            </w:pPr>
+            <w:r>
+              <w:rPr>
+                <w:color w:val="0E1726"/>
+                <w:sz w:val="19"/>
+                <w:szCs w:val="19"/>
+              </w:rPr>
+              <w:t xml:space="preserve">Prepared by the agent and approved by a person</w:t>
+            </w:r>
+          </w:p>
+        </w:tc>
+        <w:tc>
+          <w:tcPr>
+            <w:tcW w:type="dxa" w:w="1350"/>
+            <w:tcBorders>
+              <w:top w:val="single" w:color="D0D5DD" w:sz="4"/>
+              <w:left w:val="single" w:color="D0D5DD" w:sz="4"/>
+              <w:bottom w:val="single" w:color="D0D5DD" w:sz="4"/>
+              <w:right w:val="single" w:color="D0D5DD" w:sz="4"/>
+            </w:tcBorders>
+            <w:shd w:fill="F8FAFC" w:color="auto" w:val="clear"/>
+            <w:tcMar>
+              <w:top w:type="dxa" w:w="60"/>
+              <w:left w:type="dxa" w:w="100"/>
+              <w:bottom w:type="dxa" w:w="60"/>
+              <w:right w:type="dxa" w:w="100"/>
+            </w:tcMar>
+          </w:tcPr>
+          <w:p>
+            <w:pPr>
+              <w:spacing w:after="0" w:line="264"/>
+            </w:pPr>
+            <w:r>
+              <w:rPr>
+                <w:color w:val="0E1726"/>
+                <w:sz w:val="19"/>
+                <w:szCs w:val="19"/>
+              </w:rPr>
+              <w:t xml:space="preserve">Yes</w:t>
+            </w:r>
+          </w:p>
+        </w:tc>
+      </w:tr>
+      <w:tr>
+        <w:trPr>
+          <w:cantSplit/>
+          <w:tblHeader w:val="false"/>
+        </w:trPr>
+        <w:tc>
+          <w:tcPr>
+            <w:tcW w:type="dxa" w:w="3084"/>
+            <w:tcBorders>
+              <w:top w:val="single" w:color="D0D5DD" w:sz="4"/>
+              <w:left w:val="single" w:color="D0D5DD" w:sz="4"/>
+              <w:bottom w:val="single" w:color="D0D5DD" w:sz="4"/>
+              <w:right w:val="single" w:color="D0D5DD" w:sz="4"/>
+            </w:tcBorders>
+            <w:tcMar>
+              <w:top w:type="dxa" w:w="60"/>
+              <w:left w:type="dxa" w:w="100"/>
+              <w:bottom w:type="dxa" w:w="60"/>
+              <w:right w:type="dxa" w:w="100"/>
+            </w:tcMar>
+          </w:tcPr>
+          <w:p>
+            <w:pPr>
+              <w:spacing w:after="0" w:line="264"/>
+            </w:pPr>
+            <w:r>
+              <w:rPr>
+                <w:color w:val="0E1726"/>
+                <w:sz w:val="19"/>
+                <w:szCs w:val="19"/>
+              </w:rPr>
+              <w:t xml:space="preserve">Draft consolidation</w:t>
+            </w:r>
+          </w:p>
+        </w:tc>
+        <w:tc>
+          <w:tcPr>
+            <w:tcW w:type="dxa" w:w="1542"/>
+            <w:tcBorders>
+              <w:top w:val="single" w:color="D0D5DD" w:sz="4"/>
+              <w:left w:val="single" w:color="D0D5DD" w:sz="4"/>
+              <w:bottom w:val="single" w:color="D0D5DD" w:sz="4"/>
+              <w:right w:val="single" w:color="D0D5DD" w:sz="4"/>
+            </w:tcBorders>
+            <w:tcMar>
+              <w:top w:type="dxa" w:w="60"/>
+              <w:left w:type="dxa" w:w="100"/>
+              <w:bottom w:type="dxa" w:w="60"/>
+              <w:right w:type="dxa" w:w="100"/>
+            </w:tcMar>
+          </w:tcPr>
+          <w:p>
+            <w:pPr>
+              <w:spacing w:after="0" w:line="264"/>
+            </w:pPr>
+            <w:r>
+              <w:rPr>
+                <w:color w:val="0E1726"/>
+                <w:sz w:val="19"/>
+                <w:szCs w:val="19"/>
+              </w:rPr>
+              <w:t xml:space="preserve">210</w:t>
+            </w:r>
+          </w:p>
+        </w:tc>
+        <w:tc>
+          <w:tcPr>
+            <w:tcW w:type="dxa" w:w="3662"/>
+            <w:tcBorders>
+              <w:top w:val="single" w:color="D0D5DD" w:sz="4"/>
+              <w:left w:val="single" w:color="D0D5DD" w:sz="4"/>
+              <w:bottom w:val="single" w:color="D0D5DD" w:sz="4"/>
+              <w:right w:val="single" w:color="D0D5DD" w:sz="4"/>
+            </w:tcBorders>
+            <w:tcMar>
+              <w:top w:type="dxa" w:w="60"/>
+              <w:left w:type="dxa" w:w="100"/>
+              <w:bottom w:type="dxa" w:w="60"/>
+              <w:right w:type="dxa" w:w="100"/>
+            </w:tcMar>
+          </w:tcPr>
+          <w:p>
+            <w:pPr>
+              <w:spacing w:after="0" w:line="264"/>
+            </w:pPr>
+            <w:r>
+              <w:rPr>
+                <w:color w:val="0E1726"/>
+                <w:sz w:val="19"/>
+                <w:szCs w:val="19"/>
+              </w:rPr>
+              <w:t xml:space="preserve">Prepared by the agent and signed off by the controller</w:t>
+            </w:r>
+          </w:p>
+        </w:tc>
+        <w:tc>
+          <w:tcPr>
+            <w:tcW w:type="dxa" w:w="1350"/>
+            <w:tcBorders>
+              <w:top w:val="single" w:color="D0D5DD" w:sz="4"/>
+              <w:left w:val="single" w:color="D0D5DD" w:sz="4"/>
+              <w:bottom w:val="single" w:color="D0D5DD" w:sz="4"/>
+              <w:right w:val="single" w:color="D0D5DD" w:sz="4"/>
+            </w:tcBorders>
+            <w:tcMar>
+              <w:top w:type="dxa" w:w="60"/>
+              <w:left w:type="dxa" w:w="100"/>
+              <w:bottom w:type="dxa" w:w="60"/>
+              <w:right w:type="dxa" w:w="100"/>
+            </w:tcMar>
+          </w:tcPr>
+          <w:p>
+            <w:pPr>
+              <w:spacing w:after="0" w:line="264"/>
+            </w:pPr>
+            <w:r>
+              <w:rPr>
+                <w:color w:val="0E1726"/>
+                <w:sz w:val="19"/>
+                <w:szCs w:val="19"/>
+              </w:rPr>
+              <w:t xml:space="preserve">Yes</w:t>
+            </w:r>
+          </w:p>
+        </w:tc>
+      </w:tr>
+      <w:tr>
+        <w:trPr>
+          <w:cantSplit/>
+          <w:tblHeader w:val="false"/>
+        </w:trPr>
+        <w:tc>
+          <w:tcPr>
+            <w:tcW w:type="dxa" w:w="3084"/>
+            <w:tcBorders>
+              <w:top w:val="single" w:color="D0D5DD" w:sz="4"/>
+              <w:left w:val="single" w:color="D0D5DD" w:sz="4"/>
+              <w:bottom w:val="single" w:color="D0D5DD" w:sz="4"/>
+              <w:right w:val="single" w:color="D0D5DD" w:sz="4"/>
+            </w:tcBorders>
+            <w:shd w:fill="F8FAFC" w:color="auto" w:val="clear"/>
+            <w:tcMar>
+              <w:top w:type="dxa" w:w="60"/>
+              <w:left w:type="dxa" w:w="100"/>
+              <w:bottom w:type="dxa" w:w="60"/>
+              <w:right w:type="dxa" w:w="100"/>
+            </w:tcMar>
+          </w:tcPr>
+          <w:p>
+            <w:pPr>
+              <w:spacing w:after="0" w:line="264"/>
+            </w:pPr>
+            <w:r>
+              <w:rPr>
+                <w:color w:val="0E1726"/>
+                <w:sz w:val="19"/>
+                <w:szCs w:val="19"/>
+              </w:rPr>
+              <w:t xml:space="preserve">Unusual marketing spend</w:t>
+            </w:r>
+          </w:p>
+        </w:tc>
+        <w:tc>
+          <w:tcPr>
+            <w:tcW w:type="dxa" w:w="1542"/>
+            <w:tcBorders>
+              <w:top w:val="single" w:color="D0D5DD" w:sz="4"/>
+              <w:left w:val="single" w:color="D0D5DD" w:sz="4"/>
+              <w:bottom w:val="single" w:color="D0D5DD" w:sz="4"/>
+              <w:right w:val="single" w:color="D0D5DD" w:sz="4"/>
+            </w:tcBorders>
+            <w:shd w:fill="F8FAFC" w:color="auto" w:val="clear"/>
+            <w:tcMar>
+              <w:top w:type="dxa" w:w="60"/>
+              <w:left w:type="dxa" w:w="100"/>
+              <w:bottom w:type="dxa" w:w="60"/>
+              <w:right w:type="dxa" w:w="100"/>
+            </w:tcMar>
+          </w:tcPr>
+          <w:p>
+            <w:pPr>
+              <w:spacing w:after="0" w:line="264"/>
+            </w:pPr>
+            <w:r>
+              <w:rPr>
+                <w:color w:val="0E1726"/>
+                <w:sz w:val="19"/>
+                <w:szCs w:val="19"/>
+              </w:rPr>
+              <w:t xml:space="preserve">35</w:t>
+            </w:r>
+          </w:p>
+        </w:tc>
+        <w:tc>
+          <w:tcPr>
+            <w:tcW w:type="dxa" w:w="3662"/>
+            <w:tcBorders>
+              <w:top w:val="single" w:color="D0D5DD" w:sz="4"/>
+              <w:left w:val="single" w:color="D0D5DD" w:sz="4"/>
+              <w:bottom w:val="single" w:color="D0D5DD" w:sz="4"/>
+              <w:right w:val="single" w:color="D0D5DD" w:sz="4"/>
+            </w:tcBorders>
+            <w:shd w:fill="F8FAFC" w:color="auto" w:val="clear"/>
+            <w:tcMar>
+              <w:top w:type="dxa" w:w="60"/>
+              <w:left w:type="dxa" w:w="100"/>
+              <w:bottom w:type="dxa" w:w="60"/>
+              <w:right w:type="dxa" w:w="100"/>
+            </w:tcMar>
+          </w:tcPr>
+          <w:p>
+            <w:pPr>
+              <w:spacing w:after="0" w:line="264"/>
+            </w:pPr>
+            <w:r>
+              <w:rPr>
+                <w:color w:val="0E1726"/>
+                <w:sz w:val="19"/>
+                <w:szCs w:val="19"/>
+              </w:rPr>
+              <w:t xml:space="preserve">Low confidence, so the controller decided</w:t>
+            </w:r>
+          </w:p>
+        </w:tc>
+        <w:tc>
+          <w:tcPr>
+            <w:tcW w:type="dxa" w:w="1350"/>
+            <w:tcBorders>
+              <w:top w:val="single" w:color="D0D5DD" w:sz="4"/>
+              <w:left w:val="single" w:color="D0D5DD" w:sz="4"/>
+              <w:bottom w:val="single" w:color="D0D5DD" w:sz="4"/>
+              <w:right w:val="single" w:color="D0D5DD" w:sz="4"/>
+            </w:tcBorders>
+            <w:shd w:fill="F8FAFC" w:color="auto" w:val="clear"/>
+            <w:tcMar>
+              <w:top w:type="dxa" w:w="60"/>
+              <w:left w:type="dxa" w:w="100"/>
+              <w:bottom w:type="dxa" w:w="60"/>
+              <w:right w:type="dxa" w:w="100"/>
+            </w:tcMar>
+          </w:tcPr>
+          <w:p>
+            <w:pPr>
+              <w:spacing w:after="0" w:line="264"/>
+            </w:pPr>
+            <w:r>
+              <w:rPr>
+                <w:color w:val="0E1726"/>
+                <w:sz w:val="19"/>
+                <w:szCs w:val="19"/>
+              </w:rPr>
+              <w:t xml:space="preserve">No (human decision)</w:t>
+            </w:r>
+          </w:p>
+        </w:tc>
+      </w:tr>
+      <w:tr>
+        <w:trPr>
+          <w:cantSplit/>
+          <w:tblHeader w:val="false"/>
+        </w:trPr>
+        <w:tc>
+          <w:tcPr>
+            <w:tcW w:type="dxa" w:w="3084"/>
+            <w:tcBorders>
+              <w:top w:val="single" w:color="D0D5DD" w:sz="4"/>
+              <w:left w:val="single" w:color="D0D5DD" w:sz="4"/>
+              <w:bottom w:val="single" w:color="D0D5DD" w:sz="4"/>
+              <w:right w:val="single" w:color="D0D5DD" w:sz="4"/>
+            </w:tcBorders>
+            <w:tcMar>
+              <w:top w:type="dxa" w:w="60"/>
+              <w:left w:type="dxa" w:w="100"/>
+              <w:bottom w:type="dxa" w:w="60"/>
+              <w:right w:type="dxa" w:w="100"/>
+            </w:tcMar>
+          </w:tcPr>
+          <w:p>
+            <w:pPr>
+              <w:spacing w:after="0" w:line="264"/>
+            </w:pPr>
+            <w:r>
+              <w:rPr>
+                <w:color w:val="0E1726"/>
+                <w:sz w:val="19"/>
+                <w:szCs w:val="19"/>
+              </w:rPr>
+              <w:t xml:space="preserve">$1.24M revenue cut-off</w:t>
+            </w:r>
+          </w:p>
+        </w:tc>
+        <w:tc>
+          <w:tcPr>
+            <w:tcW w:type="dxa" w:w="1542"/>
+            <w:tcBorders>
+              <w:top w:val="single" w:color="D0D5DD" w:sz="4"/>
+              <w:left w:val="single" w:color="D0D5DD" w:sz="4"/>
+              <w:bottom w:val="single" w:color="D0D5DD" w:sz="4"/>
+              <w:right w:val="single" w:color="D0D5DD" w:sz="4"/>
+            </w:tcBorders>
+            <w:tcMar>
+              <w:top w:type="dxa" w:w="60"/>
+              <w:left w:type="dxa" w:w="100"/>
+              <w:bottom w:type="dxa" w:w="60"/>
+              <w:right w:type="dxa" w:w="100"/>
+            </w:tcMar>
+          </w:tcPr>
+          <w:p>
+            <w:pPr>
+              <w:spacing w:after="0" w:line="264"/>
+            </w:pPr>
+            <w:r>
+              <w:rPr>
+                <w:color w:val="0E1726"/>
+                <w:sz w:val="19"/>
+                <w:szCs w:val="19"/>
+              </w:rPr>
+              <w:t xml:space="preserve">240</w:t>
+            </w:r>
+          </w:p>
+        </w:tc>
+        <w:tc>
+          <w:tcPr>
+            <w:tcW w:type="dxa" w:w="3662"/>
+            <w:tcBorders>
+              <w:top w:val="single" w:color="D0D5DD" w:sz="4"/>
+              <w:left w:val="single" w:color="D0D5DD" w:sz="4"/>
+              <w:bottom w:val="single" w:color="D0D5DD" w:sz="4"/>
+              <w:right w:val="single" w:color="D0D5DD" w:sz="4"/>
+            </w:tcBorders>
+            <w:tcMar>
+              <w:top w:type="dxa" w:w="60"/>
+              <w:left w:type="dxa" w:w="100"/>
+              <w:bottom w:type="dxa" w:w="60"/>
+              <w:right w:type="dxa" w:w="100"/>
+            </w:tcMar>
+          </w:tcPr>
+          <w:p>
+            <w:pPr>
+              <w:spacing w:after="0" w:line="264"/>
+            </w:pPr>
+            <w:r>
+              <w:rPr>
+                <w:color w:val="0E1726"/>
+                <w:sz w:val="19"/>
+                <w:szCs w:val="19"/>
+              </w:rPr>
+              <w:t xml:space="preserve">High risk, so an expert decided</w:t>
+            </w:r>
+          </w:p>
+        </w:tc>
+        <w:tc>
+          <w:tcPr>
+            <w:tcW w:type="dxa" w:w="1350"/>
+            <w:tcBorders>
+              <w:top w:val="single" w:color="D0D5DD" w:sz="4"/>
+              <w:left w:val="single" w:color="D0D5DD" w:sz="4"/>
+              <w:bottom w:val="single" w:color="D0D5DD" w:sz="4"/>
+              <w:right w:val="single" w:color="D0D5DD" w:sz="4"/>
+            </w:tcBorders>
+            <w:tcMar>
+              <w:top w:type="dxa" w:w="60"/>
+              <w:left w:type="dxa" w:w="100"/>
+              <w:bottom w:type="dxa" w:w="60"/>
+              <w:right w:type="dxa" w:w="100"/>
+            </w:tcMar>
+          </w:tcPr>
+          <w:p>
+            <w:pPr>
+              <w:spacing w:after="0" w:line="264"/>
+            </w:pPr>
+            <w:r>
+              <w:rPr>
+                <w:color w:val="0E1726"/>
+                <w:sz w:val="19"/>
+                <w:szCs w:val="19"/>
+              </w:rPr>
+              <w:t xml:space="preserve">No (expert decision)</w:t>
+            </w:r>
+          </w:p>
+        </w:tc>
+      </w:tr>
+    </w:tbl>
+    <w:p>
+      <w:pPr>
+        <w:spacing w:after="120"/>
+      </w:pPr>
+    </w:p>
+    <w:p>
+      <w:r>
+        <w:rPr>
+          <w:b/>
+          <w:bCs/>
+        </w:rPr>
+        <w:t xml:space="preserve">Result:</w:t>
+      </w:r>
+      <w:r>
+        <w:t xml:space="preserve"> 40 + 60 + 120 + 180 + 150 + 210 = 760 minutes, which is about </w:t>
+      </w:r>
+      <w:r>
+        <w:rPr>
+          <w:b/>
+          <w:bCs/>
+        </w:rPr>
+        <w:t xml:space="preserve">12.7 Trusted Agent Hours</w:t>
+      </w:r>
+      <w:r>
+        <w:t xml:space="preserve"> from one close run. If the bank fee entry had not been rolled back, the number would have been 855 minutes, or about 14.3 hours. This shows how the trust rule works in practice: a reversed action removes value from the metric.</w:t>
+      </w:r>
+    </w:p>
+    <w:p>
+      <w:pPr>
+        <w:pStyle w:val="Heading2"/>
+      </w:pPr>
+      <w:r>
+        <w:t xml:space="preserve">21.6 The metric tree (input metrics)</w:t>
+      </w:r>
+    </w:p>
+    <w:p>
+      <w:r>
+        <w:t xml:space="preserve">A North Star is too big for one team to move alone. So it is broken into smaller </w:t>
+      </w:r>
+      <w:r>
+        <w:rPr>
+          <w:b/>
+          <w:bCs/>
+        </w:rPr>
+        <w:t xml:space="preserve">input metrics</w:t>
+      </w:r>
+      <w:r>
+        <w:t xml:space="preserve"> that each team can own. When the input metrics improve, the North Star rises.</w:t>
+      </w:r>
+    </w:p>
+    <w:tbl>
+      <w:tblPr>
+        <w:tblW w:type="dxa" w:w="9638"/>
+        <w:tblBorders>
+          <w:top w:val="single" w:color="auto" w:sz="4"/>
+          <w:left w:val="single" w:color="auto" w:sz="4"/>
+          <w:bottom w:val="single" w:color="auto" w:sz="4"/>
+          <w:right w:val="single" w:color="auto" w:sz="4"/>
+          <w:insideH w:val="single" w:color="auto" w:sz="4"/>
+          <w:insideV w:val="single" w:color="auto" w:sz="4"/>
+        </w:tblBorders>
+      </w:tblPr>
+      <w:tblGrid>
+        <w:gridCol w:w="9638"/>
+      </w:tblGrid>
+      <w:tr>
+        <w:trPr>
+          <w:cantSplit/>
+        </w:trPr>
+        <w:tc>
+          <w:tcPr>
+            <w:tcW w:type="dxa" w:w="9638"/>
+            <w:tcBorders>
+              <w:top w:val="none" w:color="FFFFFF" w:sz="0"/>
+              <w:left w:val="single" w:color="0E8A75" w:sz="24"/>
+              <w:bottom w:val="none" w:color="FFFFFF" w:sz="0"/>
+              <w:right w:val="none" w:color="FFFFFF" w:sz="0"/>
+            </w:tcBorders>
+            <w:shd w:fill="ECFDF9" w:color="auto" w:val="clear"/>
+            <w:tcMar>
+              <w:top w:type="dxa" w:w="120"/>
+              <w:left w:type="dxa" w:w="200"/>
+              <w:bottom w:type="dxa" w:w="120"/>
+              <w:right w:type="dxa" w:w="200"/>
+            </w:tcMar>
+          </w:tcPr>
+          <w:p>
+            <w:pPr>
+              <w:spacing w:after="60"/>
+            </w:pPr>
+            <w:r>
+              <w:rPr>
+                <w:b/>
+                <w:bCs/>
+                <w:color w:val="0E8A75"/>
+                <w:sz w:val="21"/>
+                <w:szCs w:val="21"/>
+              </w:rPr>
+              <w:t xml:space="preserve">KEY POINT</w:t>
+            </w:r>
+          </w:p>
+          <w:p>
+            <w:pPr>
+              <w:spacing w:after="0" w:line="276"/>
+            </w:pPr>
+            <w:r>
+              <w:rPr>
+                <w:color w:val="0E1726"/>
+                <w:sz w:val="21"/>
+                <w:szCs w:val="21"/>
+              </w:rPr>
+              <w:t xml:space="preserve">Trusted Agent Hours = Active companies using agents × Agent tasks per company × Share of tasks that are trusted × Average hours per task</w:t>
+            </w:r>
+          </w:p>
+        </w:tc>
+      </w:tr>
+    </w:tbl>
+    <w:p>
+      <w:pPr>
+        <w:spacing w:after="120"/>
+      </w:pPr>
+    </w:p>
+    <w:tbl>
+      <w:tblPr>
+        <w:tblW w:type="dxa" w:w="9638"/>
+        <w:tblBorders>
+          <w:top w:val="single" w:color="auto" w:sz="4"/>
+          <w:left w:val="single" w:color="auto" w:sz="4"/>
+          <w:bottom w:val="single" w:color="auto" w:sz="4"/>
+          <w:right w:val="single" w:color="auto" w:sz="4"/>
+          <w:insideH w:val="single" w:color="auto" w:sz="4"/>
+          <w:insideV w:val="single" w:color="auto" w:sz="4"/>
+        </w:tblBorders>
+      </w:tblPr>
+      <w:tblGrid>
+        <w:gridCol w:w="2313"/>
+        <w:gridCol w:w="3084"/>
+        <w:gridCol w:w="1735"/>
+        <w:gridCol w:w="2506"/>
+      </w:tblGrid>
+      <w:tr>
+        <w:trPr>
+          <w:cantSplit/>
+          <w:tblHeader/>
+        </w:trPr>
+        <w:tc>
+          <w:tcPr>
+            <w:tcW w:type="dxa" w:w="2313"/>
+            <w:tcBorders>
+              <w:top w:val="single" w:color="D0D5DD" w:sz="4"/>
+              <w:left w:val="single" w:color="D0D5DD" w:sz="4"/>
+              <w:bottom w:val="single" w:color="D0D5DD" w:sz="4"/>
+              <w:right w:val="single" w:color="D0D5DD" w:sz="4"/>
+            </w:tcBorders>
+            <w:shd w:fill="E0E7FF" w:color="auto" w:val="clear"/>
+            <w:tcMar>
+              <w:top w:type="dxa" w:w="60"/>
+              <w:left w:type="dxa" w:w="100"/>
+              <w:bottom w:type="dxa" w:w="60"/>
+              <w:right w:type="dxa" w:w="100"/>
+            </w:tcMar>
+          </w:tcPr>
+          <w:p>
+            <w:pPr>
+              <w:spacing w:after="0" w:line="264"/>
+            </w:pPr>
+            <w:r>
+              <w:rPr>
+                <w:b/>
+                <w:bCs/>
+                <w:color w:val="1E2566"/>
+                <w:sz w:val="19"/>
+                <w:szCs w:val="19"/>
+              </w:rPr>
+              <w:t xml:space="preserve">Input metric</w:t>
+            </w:r>
+          </w:p>
+        </w:tc>
+        <w:tc>
+          <w:tcPr>
+            <w:tcW w:type="dxa" w:w="3084"/>
+            <w:tcBorders>
+              <w:top w:val="single" w:color="D0D5DD" w:sz="4"/>
+              <w:left w:val="single" w:color="D0D5DD" w:sz="4"/>
+              <w:bottom w:val="single" w:color="D0D5DD" w:sz="4"/>
+              <w:right w:val="single" w:color="D0D5DD" w:sz="4"/>
+            </w:tcBorders>
+            <w:shd w:fill="E0E7FF" w:color="auto" w:val="clear"/>
+            <w:tcMar>
+              <w:top w:type="dxa" w:w="60"/>
+              <w:left w:type="dxa" w:w="100"/>
+              <w:bottom w:type="dxa" w:w="60"/>
+              <w:right w:type="dxa" w:w="100"/>
+            </w:tcMar>
+          </w:tcPr>
+          <w:p>
+            <w:pPr>
+              <w:spacing w:after="0" w:line="264"/>
+            </w:pPr>
+            <w:r>
+              <w:rPr>
+                <w:b/>
+                <w:bCs/>
+                <w:color w:val="1E2566"/>
+                <w:sz w:val="19"/>
+                <w:szCs w:val="19"/>
+              </w:rPr>
+              <w:t xml:space="preserve">What it means</w:t>
+            </w:r>
+          </w:p>
+        </w:tc>
+        <w:tc>
+          <w:tcPr>
+            <w:tcW w:type="dxa" w:w="1735"/>
+            <w:tcBorders>
+              <w:top w:val="single" w:color="D0D5DD" w:sz="4"/>
+              <w:left w:val="single" w:color="D0D5DD" w:sz="4"/>
+              <w:bottom w:val="single" w:color="D0D5DD" w:sz="4"/>
+              <w:right w:val="single" w:color="D0D5DD" w:sz="4"/>
+            </w:tcBorders>
+            <w:shd w:fill="E0E7FF" w:color="auto" w:val="clear"/>
+            <w:tcMar>
+              <w:top w:type="dxa" w:w="60"/>
+              <w:left w:type="dxa" w:w="100"/>
+              <w:bottom w:type="dxa" w:w="60"/>
+              <w:right w:type="dxa" w:w="100"/>
+            </w:tcMar>
+          </w:tcPr>
+          <w:p>
+            <w:pPr>
+              <w:spacing w:after="0" w:line="264"/>
+            </w:pPr>
+            <w:r>
+              <w:rPr>
+                <w:b/>
+                <w:bCs/>
+                <w:color w:val="1E2566"/>
+                <w:sz w:val="19"/>
+                <w:szCs w:val="19"/>
+              </w:rPr>
+              <w:t xml:space="preserve">Main owner</w:t>
+            </w:r>
+          </w:p>
+        </w:tc>
+        <w:tc>
+          <w:tcPr>
+            <w:tcW w:type="dxa" w:w="2506"/>
+            <w:tcBorders>
+              <w:top w:val="single" w:color="D0D5DD" w:sz="4"/>
+              <w:left w:val="single" w:color="D0D5DD" w:sz="4"/>
+              <w:bottom w:val="single" w:color="D0D5DD" w:sz="4"/>
+              <w:right w:val="single" w:color="D0D5DD" w:sz="4"/>
+            </w:tcBorders>
+            <w:shd w:fill="E0E7FF" w:color="auto" w:val="clear"/>
+            <w:tcMar>
+              <w:top w:type="dxa" w:w="60"/>
+              <w:left w:type="dxa" w:w="100"/>
+              <w:bottom w:type="dxa" w:w="60"/>
+              <w:right w:type="dxa" w:w="100"/>
+            </w:tcMar>
+          </w:tcPr>
+          <w:p>
+            <w:pPr>
+              <w:spacing w:after="0" w:line="264"/>
+            </w:pPr>
+            <w:r>
+              <w:rPr>
+                <w:b/>
+                <w:bCs/>
+                <w:color w:val="1E2566"/>
+                <w:sz w:val="19"/>
+                <w:szCs w:val="19"/>
+              </w:rPr>
+              <w:t xml:space="preserve">Example levers</w:t>
+            </w:r>
+          </w:p>
+        </w:tc>
+      </w:tr>
+      <w:tr>
+        <w:trPr>
+          <w:cantSplit/>
+          <w:tblHeader w:val="false"/>
+        </w:trPr>
+        <w:tc>
+          <w:tcPr>
+            <w:tcW w:type="dxa" w:w="2313"/>
+            <w:tcBorders>
+              <w:top w:val="single" w:color="D0D5DD" w:sz="4"/>
+              <w:left w:val="single" w:color="D0D5DD" w:sz="4"/>
+              <w:bottom w:val="single" w:color="D0D5DD" w:sz="4"/>
+              <w:right w:val="single" w:color="D0D5DD" w:sz="4"/>
+            </w:tcBorders>
+            <w:tcMar>
+              <w:top w:type="dxa" w:w="60"/>
+              <w:left w:type="dxa" w:w="100"/>
+              <w:bottom w:type="dxa" w:w="60"/>
+              <w:right w:type="dxa" w:w="100"/>
+            </w:tcMar>
+          </w:tcPr>
+          <w:p>
+            <w:pPr>
+              <w:spacing w:after="0" w:line="264"/>
+            </w:pPr>
+            <w:r>
+              <w:rPr>
+                <w:color w:val="0E1726"/>
+                <w:sz w:val="19"/>
+                <w:szCs w:val="19"/>
+              </w:rPr>
+              <w:t xml:space="preserve">1. Active companies using agents</w:t>
+            </w:r>
+          </w:p>
+        </w:tc>
+        <w:tc>
+          <w:tcPr>
+            <w:tcW w:type="dxa" w:w="3084"/>
+            <w:tcBorders>
+              <w:top w:val="single" w:color="D0D5DD" w:sz="4"/>
+              <w:left w:val="single" w:color="D0D5DD" w:sz="4"/>
+              <w:bottom w:val="single" w:color="D0D5DD" w:sz="4"/>
+              <w:right w:val="single" w:color="D0D5DD" w:sz="4"/>
+            </w:tcBorders>
+            <w:tcMar>
+              <w:top w:type="dxa" w:w="60"/>
+              <w:left w:type="dxa" w:w="100"/>
+              <w:bottom w:type="dxa" w:w="60"/>
+              <w:right w:type="dxa" w:w="100"/>
+            </w:tcMar>
+          </w:tcPr>
+          <w:p>
+            <w:pPr>
+              <w:spacing w:after="0" w:line="264"/>
+            </w:pPr>
+            <w:r>
+              <w:rPr>
+                <w:color w:val="0E1726"/>
+                <w:sz w:val="19"/>
+                <w:szCs w:val="19"/>
+              </w:rPr>
+              <w:t xml:space="preserve">The number of customer companies where at least one agent completed a task this month</w:t>
+            </w:r>
+          </w:p>
+        </w:tc>
+        <w:tc>
+          <w:tcPr>
+            <w:tcW w:type="dxa" w:w="1735"/>
+            <w:tcBorders>
+              <w:top w:val="single" w:color="D0D5DD" w:sz="4"/>
+              <w:left w:val="single" w:color="D0D5DD" w:sz="4"/>
+              <w:bottom w:val="single" w:color="D0D5DD" w:sz="4"/>
+              <w:right w:val="single" w:color="D0D5DD" w:sz="4"/>
+            </w:tcBorders>
+            <w:tcMar>
+              <w:top w:type="dxa" w:w="60"/>
+              <w:left w:type="dxa" w:w="100"/>
+              <w:bottom w:type="dxa" w:w="60"/>
+              <w:right w:type="dxa" w:w="100"/>
+            </w:tcMar>
+          </w:tcPr>
+          <w:p>
+            <w:pPr>
+              <w:spacing w:after="0" w:line="264"/>
+            </w:pPr>
+            <w:r>
+              <w:rPr>
+                <w:color w:val="0E1726"/>
+                <w:sz w:val="19"/>
+                <w:szCs w:val="19"/>
+              </w:rPr>
+              <w:t xml:space="preserve">Growth and onboarding team</w:t>
+            </w:r>
+          </w:p>
+        </w:tc>
+        <w:tc>
+          <w:tcPr>
+            <w:tcW w:type="dxa" w:w="2506"/>
+            <w:tcBorders>
+              <w:top w:val="single" w:color="D0D5DD" w:sz="4"/>
+              <w:left w:val="single" w:color="D0D5DD" w:sz="4"/>
+              <w:bottom w:val="single" w:color="D0D5DD" w:sz="4"/>
+              <w:right w:val="single" w:color="D0D5DD" w:sz="4"/>
+            </w:tcBorders>
+            <w:tcMar>
+              <w:top w:type="dxa" w:w="60"/>
+              <w:left w:type="dxa" w:w="100"/>
+              <w:bottom w:type="dxa" w:w="60"/>
+              <w:right w:type="dxa" w:w="100"/>
+            </w:tcMar>
+          </w:tcPr>
+          <w:p>
+            <w:pPr>
+              <w:spacing w:after="0" w:line="264"/>
+            </w:pPr>
+            <w:r>
+              <w:rPr>
+                <w:color w:val="0E1726"/>
+                <w:sz w:val="19"/>
+                <w:szCs w:val="19"/>
+              </w:rPr>
+              <w:t xml:space="preserve">Better setup, Command Center prompts, templates for new customers</w:t>
+            </w:r>
+          </w:p>
+        </w:tc>
+      </w:tr>
+      <w:tr>
+        <w:trPr>
+          <w:cantSplit/>
+          <w:tblHeader w:val="false"/>
+        </w:trPr>
+        <w:tc>
+          <w:tcPr>
+            <w:tcW w:type="dxa" w:w="2313"/>
+            <w:tcBorders>
+              <w:top w:val="single" w:color="D0D5DD" w:sz="4"/>
+              <w:left w:val="single" w:color="D0D5DD" w:sz="4"/>
+              <w:bottom w:val="single" w:color="D0D5DD" w:sz="4"/>
+              <w:right w:val="single" w:color="D0D5DD" w:sz="4"/>
+            </w:tcBorders>
+            <w:shd w:fill="F8FAFC" w:color="auto" w:val="clear"/>
+            <w:tcMar>
+              <w:top w:type="dxa" w:w="60"/>
+              <w:left w:type="dxa" w:w="100"/>
+              <w:bottom w:type="dxa" w:w="60"/>
+              <w:right w:type="dxa" w:w="100"/>
+            </w:tcMar>
+          </w:tcPr>
+          <w:p>
+            <w:pPr>
+              <w:spacing w:after="0" w:line="264"/>
+            </w:pPr>
+            <w:r>
+              <w:rPr>
+                <w:color w:val="0E1726"/>
+                <w:sz w:val="19"/>
+                <w:szCs w:val="19"/>
+              </w:rPr>
+              <w:t xml:space="preserve">2. Agent tasks per company</w:t>
+            </w:r>
+          </w:p>
+        </w:tc>
+        <w:tc>
+          <w:tcPr>
+            <w:tcW w:type="dxa" w:w="3084"/>
+            <w:tcBorders>
+              <w:top w:val="single" w:color="D0D5DD" w:sz="4"/>
+              <w:left w:val="single" w:color="D0D5DD" w:sz="4"/>
+              <w:bottom w:val="single" w:color="D0D5DD" w:sz="4"/>
+              <w:right w:val="single" w:color="D0D5DD" w:sz="4"/>
+            </w:tcBorders>
+            <w:shd w:fill="F8FAFC" w:color="auto" w:val="clear"/>
+            <w:tcMar>
+              <w:top w:type="dxa" w:w="60"/>
+              <w:left w:type="dxa" w:w="100"/>
+              <w:bottom w:type="dxa" w:w="60"/>
+              <w:right w:type="dxa" w:w="100"/>
+            </w:tcMar>
+          </w:tcPr>
+          <w:p>
+            <w:pPr>
+              <w:spacing w:after="0" w:line="264"/>
+            </w:pPr>
+            <w:r>
+              <w:rPr>
+                <w:color w:val="0E1726"/>
+                <w:sz w:val="19"/>
+                <w:szCs w:val="19"/>
+              </w:rPr>
+              <w:t xml:space="preserve">How many tasks agents complete for each active company</w:t>
+            </w:r>
+          </w:p>
+        </w:tc>
+        <w:tc>
+          <w:tcPr>
+            <w:tcW w:type="dxa" w:w="1735"/>
+            <w:tcBorders>
+              <w:top w:val="single" w:color="D0D5DD" w:sz="4"/>
+              <w:left w:val="single" w:color="D0D5DD" w:sz="4"/>
+              <w:bottom w:val="single" w:color="D0D5DD" w:sz="4"/>
+              <w:right w:val="single" w:color="D0D5DD" w:sz="4"/>
+            </w:tcBorders>
+            <w:shd w:fill="F8FAFC" w:color="auto" w:val="clear"/>
+            <w:tcMar>
+              <w:top w:type="dxa" w:w="60"/>
+              <w:left w:type="dxa" w:w="100"/>
+              <w:bottom w:type="dxa" w:w="60"/>
+              <w:right w:type="dxa" w:w="100"/>
+            </w:tcMar>
+          </w:tcPr>
+          <w:p>
+            <w:pPr>
+              <w:spacing w:after="0" w:line="264"/>
+            </w:pPr>
+            <w:r>
+              <w:rPr>
+                <w:color w:val="0E1726"/>
+                <w:sz w:val="19"/>
+                <w:szCs w:val="19"/>
+              </w:rPr>
+              <w:t xml:space="preserve">Agent product teams and partner team</w:t>
+            </w:r>
+          </w:p>
+        </w:tc>
+        <w:tc>
+          <w:tcPr>
+            <w:tcW w:type="dxa" w:w="2506"/>
+            <w:tcBorders>
+              <w:top w:val="single" w:color="D0D5DD" w:sz="4"/>
+              <w:left w:val="single" w:color="D0D5DD" w:sz="4"/>
+              <w:bottom w:val="single" w:color="D0D5DD" w:sz="4"/>
+              <w:right w:val="single" w:color="D0D5DD" w:sz="4"/>
+            </w:tcBorders>
+            <w:shd w:fill="F8FAFC" w:color="auto" w:val="clear"/>
+            <w:tcMar>
+              <w:top w:type="dxa" w:w="60"/>
+              <w:left w:type="dxa" w:w="100"/>
+              <w:bottom w:type="dxa" w:w="60"/>
+              <w:right w:type="dxa" w:w="100"/>
+            </w:tcMar>
+          </w:tcPr>
+          <w:p>
+            <w:pPr>
+              <w:spacing w:after="0" w:line="264"/>
+            </w:pPr>
+            <w:r>
+              <w:rPr>
+                <w:color w:val="0E1726"/>
+                <w:sz w:val="19"/>
+                <w:szCs w:val="19"/>
+              </w:rPr>
+              <w:t xml:space="preserve">More agent types, more workflows covered, partner agents from the marketplace</w:t>
+            </w:r>
+          </w:p>
+        </w:tc>
+      </w:tr>
+      <w:tr>
+        <w:trPr>
+          <w:cantSplit/>
+          <w:tblHeader w:val="false"/>
+        </w:trPr>
+        <w:tc>
+          <w:tcPr>
+            <w:tcW w:type="dxa" w:w="2313"/>
+            <w:tcBorders>
+              <w:top w:val="single" w:color="D0D5DD" w:sz="4"/>
+              <w:left w:val="single" w:color="D0D5DD" w:sz="4"/>
+              <w:bottom w:val="single" w:color="D0D5DD" w:sz="4"/>
+              <w:right w:val="single" w:color="D0D5DD" w:sz="4"/>
+            </w:tcBorders>
+            <w:tcMar>
+              <w:top w:type="dxa" w:w="60"/>
+              <w:left w:type="dxa" w:w="100"/>
+              <w:bottom w:type="dxa" w:w="60"/>
+              <w:right w:type="dxa" w:w="100"/>
+            </w:tcMar>
+          </w:tcPr>
+          <w:p>
+            <w:pPr>
+              <w:spacing w:after="0" w:line="264"/>
+            </w:pPr>
+            <w:r>
+              <w:rPr>
+                <w:color w:val="0E1726"/>
+                <w:sz w:val="19"/>
+                <w:szCs w:val="19"/>
+              </w:rPr>
+              <w:t xml:space="preserve">3. Trusted share of tasks</w:t>
+            </w:r>
+          </w:p>
+        </w:tc>
+        <w:tc>
+          <w:tcPr>
+            <w:tcW w:type="dxa" w:w="3084"/>
+            <w:tcBorders>
+              <w:top w:val="single" w:color="D0D5DD" w:sz="4"/>
+              <w:left w:val="single" w:color="D0D5DD" w:sz="4"/>
+              <w:bottom w:val="single" w:color="D0D5DD" w:sz="4"/>
+              <w:right w:val="single" w:color="D0D5DD" w:sz="4"/>
+            </w:tcBorders>
+            <w:tcMar>
+              <w:top w:type="dxa" w:w="60"/>
+              <w:left w:type="dxa" w:w="100"/>
+              <w:bottom w:type="dxa" w:w="60"/>
+              <w:right w:type="dxa" w:w="100"/>
+            </w:tcMar>
+          </w:tcPr>
+          <w:p>
+            <w:pPr>
+              <w:spacing w:after="0" w:line="264"/>
+            </w:pPr>
+            <w:r>
+              <w:rPr>
+                <w:color w:val="0E1726"/>
+                <w:sz w:val="19"/>
+                <w:szCs w:val="19"/>
+              </w:rPr>
+              <w:t xml:space="preserve">The percentage of completed tasks that are not overridden or rolled back</w:t>
+            </w:r>
+          </w:p>
+        </w:tc>
+        <w:tc>
+          <w:tcPr>
+            <w:tcW w:type="dxa" w:w="1735"/>
+            <w:tcBorders>
+              <w:top w:val="single" w:color="D0D5DD" w:sz="4"/>
+              <w:left w:val="single" w:color="D0D5DD" w:sz="4"/>
+              <w:bottom w:val="single" w:color="D0D5DD" w:sz="4"/>
+              <w:right w:val="single" w:color="D0D5DD" w:sz="4"/>
+            </w:tcBorders>
+            <w:tcMar>
+              <w:top w:type="dxa" w:w="60"/>
+              <w:left w:type="dxa" w:w="100"/>
+              <w:bottom w:type="dxa" w:w="60"/>
+              <w:right w:type="dxa" w:w="100"/>
+            </w:tcMar>
+          </w:tcPr>
+          <w:p>
+            <w:pPr>
+              <w:spacing w:after="0" w:line="264"/>
+            </w:pPr>
+            <w:r>
+              <w:rPr>
+                <w:color w:val="0E1726"/>
+                <w:sz w:val="19"/>
+                <w:szCs w:val="19"/>
+              </w:rPr>
+              <w:t xml:space="preserve">AI quality and evaluation team</w:t>
+            </w:r>
+          </w:p>
+        </w:tc>
+        <w:tc>
+          <w:tcPr>
+            <w:tcW w:type="dxa" w:w="2506"/>
+            <w:tcBorders>
+              <w:top w:val="single" w:color="D0D5DD" w:sz="4"/>
+              <w:left w:val="single" w:color="D0D5DD" w:sz="4"/>
+              <w:bottom w:val="single" w:color="D0D5DD" w:sz="4"/>
+              <w:right w:val="single" w:color="D0D5DD" w:sz="4"/>
+            </w:tcBorders>
+            <w:tcMar>
+              <w:top w:type="dxa" w:w="60"/>
+              <w:left w:type="dxa" w:w="100"/>
+              <w:bottom w:type="dxa" w:w="60"/>
+              <w:right w:type="dxa" w:w="100"/>
+            </w:tcMar>
+          </w:tcPr>
+          <w:p>
+            <w:pPr>
+              <w:spacing w:after="0" w:line="264"/>
+            </w:pPr>
+            <w:r>
+              <w:rPr>
+                <w:color w:val="0E1726"/>
+                <w:sz w:val="19"/>
+                <w:szCs w:val="19"/>
+              </w:rPr>
+              <w:t xml:space="preserve">Better models, better evidence, stronger evaluation tests, clearer policies</w:t>
+            </w:r>
+          </w:p>
+        </w:tc>
+      </w:tr>
+      <w:tr>
+        <w:trPr>
+          <w:cantSplit/>
+          <w:tblHeader w:val="false"/>
+        </w:trPr>
+        <w:tc>
+          <w:tcPr>
+            <w:tcW w:type="dxa" w:w="2313"/>
+            <w:tcBorders>
+              <w:top w:val="single" w:color="D0D5DD" w:sz="4"/>
+              <w:left w:val="single" w:color="D0D5DD" w:sz="4"/>
+              <w:bottom w:val="single" w:color="D0D5DD" w:sz="4"/>
+              <w:right w:val="single" w:color="D0D5DD" w:sz="4"/>
+            </w:tcBorders>
+            <w:shd w:fill="F8FAFC" w:color="auto" w:val="clear"/>
+            <w:tcMar>
+              <w:top w:type="dxa" w:w="60"/>
+              <w:left w:type="dxa" w:w="100"/>
+              <w:bottom w:type="dxa" w:w="60"/>
+              <w:right w:type="dxa" w:w="100"/>
+            </w:tcMar>
+          </w:tcPr>
+          <w:p>
+            <w:pPr>
+              <w:spacing w:after="0" w:line="264"/>
+            </w:pPr>
+            <w:r>
+              <w:rPr>
+                <w:color w:val="0E1726"/>
+                <w:sz w:val="19"/>
+                <w:szCs w:val="19"/>
+              </w:rPr>
+              <w:t xml:space="preserve">4. Average hours per task</w:t>
+            </w:r>
+          </w:p>
+        </w:tc>
+        <w:tc>
+          <w:tcPr>
+            <w:tcW w:type="dxa" w:w="3084"/>
+            <w:tcBorders>
+              <w:top w:val="single" w:color="D0D5DD" w:sz="4"/>
+              <w:left w:val="single" w:color="D0D5DD" w:sz="4"/>
+              <w:bottom w:val="single" w:color="D0D5DD" w:sz="4"/>
+              <w:right w:val="single" w:color="D0D5DD" w:sz="4"/>
+            </w:tcBorders>
+            <w:shd w:fill="F8FAFC" w:color="auto" w:val="clear"/>
+            <w:tcMar>
+              <w:top w:type="dxa" w:w="60"/>
+              <w:left w:type="dxa" w:w="100"/>
+              <w:bottom w:type="dxa" w:w="60"/>
+              <w:right w:type="dxa" w:w="100"/>
+            </w:tcMar>
+          </w:tcPr>
+          <w:p>
+            <w:pPr>
+              <w:spacing w:after="0" w:line="264"/>
+            </w:pPr>
+            <w:r>
+              <w:rPr>
+                <w:color w:val="0E1726"/>
+                <w:sz w:val="19"/>
+                <w:szCs w:val="19"/>
+              </w:rPr>
+              <w:t xml:space="preserve">How much human work each task replaces</w:t>
+            </w:r>
+          </w:p>
+        </w:tc>
+        <w:tc>
+          <w:tcPr>
+            <w:tcW w:type="dxa" w:w="1735"/>
+            <w:tcBorders>
+              <w:top w:val="single" w:color="D0D5DD" w:sz="4"/>
+              <w:left w:val="single" w:color="D0D5DD" w:sz="4"/>
+              <w:bottom w:val="single" w:color="D0D5DD" w:sz="4"/>
+              <w:right w:val="single" w:color="D0D5DD" w:sz="4"/>
+            </w:tcBorders>
+            <w:shd w:fill="F8FAFC" w:color="auto" w:val="clear"/>
+            <w:tcMar>
+              <w:top w:type="dxa" w:w="60"/>
+              <w:left w:type="dxa" w:w="100"/>
+              <w:bottom w:type="dxa" w:w="60"/>
+              <w:right w:type="dxa" w:w="100"/>
+            </w:tcMar>
+          </w:tcPr>
+          <w:p>
+            <w:pPr>
+              <w:spacing w:after="0" w:line="264"/>
+            </w:pPr>
+            <w:r>
+              <w:rPr>
+                <w:color w:val="0E1726"/>
+                <w:sz w:val="19"/>
+                <w:szCs w:val="19"/>
+              </w:rPr>
+              <w:t xml:space="preserve">Agent product teams</w:t>
+            </w:r>
+          </w:p>
+        </w:tc>
+        <w:tc>
+          <w:tcPr>
+            <w:tcW w:type="dxa" w:w="2506"/>
+            <w:tcBorders>
+              <w:top w:val="single" w:color="D0D5DD" w:sz="4"/>
+              <w:left w:val="single" w:color="D0D5DD" w:sz="4"/>
+              <w:bottom w:val="single" w:color="D0D5DD" w:sz="4"/>
+              <w:right w:val="single" w:color="D0D5DD" w:sz="4"/>
+            </w:tcBorders>
+            <w:shd w:fill="F8FAFC" w:color="auto" w:val="clear"/>
+            <w:tcMar>
+              <w:top w:type="dxa" w:w="60"/>
+              <w:left w:type="dxa" w:w="100"/>
+              <w:bottom w:type="dxa" w:w="60"/>
+              <w:right w:type="dxa" w:w="100"/>
+            </w:tcMar>
+          </w:tcPr>
+          <w:p>
+            <w:pPr>
+              <w:spacing w:after="0" w:line="264"/>
+            </w:pPr>
+            <w:r>
+              <w:rPr>
+                <w:color w:val="0E1726"/>
+                <w:sz w:val="19"/>
+                <w:szCs w:val="19"/>
+              </w:rPr>
+              <w:t xml:space="preserve">Automate bigger tasks such as accruals and consolidation, not only small reminders</w:t>
+            </w:r>
+          </w:p>
+        </w:tc>
+      </w:tr>
+    </w:tbl>
+    <w:p>
+      <w:pPr>
+        <w:spacing w:after="120"/>
+      </w:pPr>
+    </w:p>
+    <w:p>
+      <w:r>
+        <w:t xml:space="preserve">There is also a </w:t>
+      </w:r>
+      <w:r>
+        <w:rPr>
+          <w:b/>
+          <w:bCs/>
+        </w:rPr>
+        <w:t xml:space="preserve">speed lever</w:t>
+      </w:r>
+      <w:r>
+        <w:t xml:space="preserve"> that sits between these inputs. The </w:t>
+      </w:r>
+      <w:r>
+        <w:rPr>
+          <w:b/>
+          <w:bCs/>
+        </w:rPr>
+        <w:t xml:space="preserve">approval time</w:t>
+      </w:r>
+      <w:r>
+        <w:t xml:space="preserve"> is how long a person takes to approve a prepared task. If approvals are slow, work waits and fewer tasks finish in the month. Clear evidence and a good item drawer make approvals faster.</w:t>
+      </w:r>
+    </w:p>
+    <w:p>
+      <w:pPr>
+        <w:pStyle w:val="Heading2"/>
+      </w:pPr>
+      <w:r>
+        <w:t xml:space="preserve">21.7 Guardrail metrics (what must not get worse)</w:t>
+      </w:r>
+    </w:p>
+    <w:p>
+      <w:r>
+        <w:t xml:space="preserve">A team could try to grow the North Star in unhealthy ways, for example by pushing more tasks into Autopilot too early. Guardrail metrics stop this. They must stay within safe limits while the North Star grows.</w:t>
+      </w:r>
+    </w:p>
+    <w:tbl>
+      <w:tblPr>
+        <w:tblW w:type="dxa" w:w="9638"/>
+        <w:tblBorders>
+          <w:top w:val="single" w:color="auto" w:sz="4"/>
+          <w:left w:val="single" w:color="auto" w:sz="4"/>
+          <w:bottom w:val="single" w:color="auto" w:sz="4"/>
+          <w:right w:val="single" w:color="auto" w:sz="4"/>
+          <w:insideH w:val="single" w:color="auto" w:sz="4"/>
+          <w:insideV w:val="single" w:color="auto" w:sz="4"/>
+        </w:tblBorders>
+      </w:tblPr>
+      <w:tblGrid>
+        <w:gridCol w:w="2891"/>
+        <w:gridCol w:w="4337"/>
+        <w:gridCol w:w="2410"/>
+      </w:tblGrid>
+      <w:tr>
+        <w:trPr>
+          <w:cantSplit/>
+          <w:tblHeader/>
+        </w:trPr>
+        <w:tc>
+          <w:tcPr>
+            <w:tcW w:type="dxa" w:w="2891"/>
+            <w:tcBorders>
+              <w:top w:val="single" w:color="D0D5DD" w:sz="4"/>
+              <w:left w:val="single" w:color="D0D5DD" w:sz="4"/>
+              <w:bottom w:val="single" w:color="D0D5DD" w:sz="4"/>
+              <w:right w:val="single" w:color="D0D5DD" w:sz="4"/>
+            </w:tcBorders>
+            <w:shd w:fill="E0E7FF" w:color="auto" w:val="clear"/>
+            <w:tcMar>
+              <w:top w:type="dxa" w:w="60"/>
+              <w:left w:type="dxa" w:w="100"/>
+              <w:bottom w:type="dxa" w:w="60"/>
+              <w:right w:type="dxa" w:w="100"/>
+            </w:tcMar>
+          </w:tcPr>
+          <w:p>
+            <w:pPr>
+              <w:spacing w:after="0" w:line="264"/>
+            </w:pPr>
+            <w:r>
+              <w:rPr>
+                <w:b/>
+                <w:bCs/>
+                <w:color w:val="1E2566"/>
+                <w:sz w:val="19"/>
+                <w:szCs w:val="19"/>
+              </w:rPr>
+              <w:t xml:space="preserve">Guardrail metric</w:t>
+            </w:r>
+          </w:p>
+        </w:tc>
+        <w:tc>
+          <w:tcPr>
+            <w:tcW w:type="dxa" w:w="4337"/>
+            <w:tcBorders>
+              <w:top w:val="single" w:color="D0D5DD" w:sz="4"/>
+              <w:left w:val="single" w:color="D0D5DD" w:sz="4"/>
+              <w:bottom w:val="single" w:color="D0D5DD" w:sz="4"/>
+              <w:right w:val="single" w:color="D0D5DD" w:sz="4"/>
+            </w:tcBorders>
+            <w:shd w:fill="E0E7FF" w:color="auto" w:val="clear"/>
+            <w:tcMar>
+              <w:top w:type="dxa" w:w="60"/>
+              <w:left w:type="dxa" w:w="100"/>
+              <w:bottom w:type="dxa" w:w="60"/>
+              <w:right w:type="dxa" w:w="100"/>
+            </w:tcMar>
+          </w:tcPr>
+          <w:p>
+            <w:pPr>
+              <w:spacing w:after="0" w:line="264"/>
+            </w:pPr>
+            <w:r>
+              <w:rPr>
+                <w:b/>
+                <w:bCs/>
+                <w:color w:val="1E2566"/>
+                <w:sz w:val="19"/>
+                <w:szCs w:val="19"/>
+              </w:rPr>
+              <w:t xml:space="preserve">Why it matters</w:t>
+            </w:r>
+          </w:p>
+        </w:tc>
+        <w:tc>
+          <w:tcPr>
+            <w:tcW w:type="dxa" w:w="2410"/>
+            <w:tcBorders>
+              <w:top w:val="single" w:color="D0D5DD" w:sz="4"/>
+              <w:left w:val="single" w:color="D0D5DD" w:sz="4"/>
+              <w:bottom w:val="single" w:color="D0D5DD" w:sz="4"/>
+              <w:right w:val="single" w:color="D0D5DD" w:sz="4"/>
+            </w:tcBorders>
+            <w:shd w:fill="E0E7FF" w:color="auto" w:val="clear"/>
+            <w:tcMar>
+              <w:top w:type="dxa" w:w="60"/>
+              <w:left w:type="dxa" w:w="100"/>
+              <w:bottom w:type="dxa" w:w="60"/>
+              <w:right w:type="dxa" w:w="100"/>
+            </w:tcMar>
+          </w:tcPr>
+          <w:p>
+            <w:pPr>
+              <w:spacing w:after="0" w:line="264"/>
+            </w:pPr>
+            <w:r>
+              <w:rPr>
+                <w:b/>
+                <w:bCs/>
+                <w:color w:val="1E2566"/>
+                <w:sz w:val="19"/>
+                <w:szCs w:val="19"/>
+              </w:rPr>
+              <w:t xml:space="preserve">Illustrative safe limit</w:t>
+            </w:r>
+          </w:p>
+        </w:tc>
+      </w:tr>
+      <w:tr>
+        <w:trPr>
+          <w:cantSplit/>
+          <w:tblHeader w:val="false"/>
+        </w:trPr>
+        <w:tc>
+          <w:tcPr>
+            <w:tcW w:type="dxa" w:w="2891"/>
+            <w:tcBorders>
+              <w:top w:val="single" w:color="D0D5DD" w:sz="4"/>
+              <w:left w:val="single" w:color="D0D5DD" w:sz="4"/>
+              <w:bottom w:val="single" w:color="D0D5DD" w:sz="4"/>
+              <w:right w:val="single" w:color="D0D5DD" w:sz="4"/>
+            </w:tcBorders>
+            <w:tcMar>
+              <w:top w:type="dxa" w:w="60"/>
+              <w:left w:type="dxa" w:w="100"/>
+              <w:bottom w:type="dxa" w:w="60"/>
+              <w:right w:type="dxa" w:w="100"/>
+            </w:tcMar>
+          </w:tcPr>
+          <w:p>
+            <w:pPr>
+              <w:spacing w:after="0" w:line="264"/>
+            </w:pPr>
+            <w:r>
+              <w:rPr>
+                <w:color w:val="0E1726"/>
+                <w:sz w:val="19"/>
+                <w:szCs w:val="19"/>
+              </w:rPr>
+              <w:t xml:space="preserve">Override rate</w:t>
+            </w:r>
+          </w:p>
+        </w:tc>
+        <w:tc>
+          <w:tcPr>
+            <w:tcW w:type="dxa" w:w="4337"/>
+            <w:tcBorders>
+              <w:top w:val="single" w:color="D0D5DD" w:sz="4"/>
+              <w:left w:val="single" w:color="D0D5DD" w:sz="4"/>
+              <w:bottom w:val="single" w:color="D0D5DD" w:sz="4"/>
+              <w:right w:val="single" w:color="D0D5DD" w:sz="4"/>
+            </w:tcBorders>
+            <w:tcMar>
+              <w:top w:type="dxa" w:w="60"/>
+              <w:left w:type="dxa" w:w="100"/>
+              <w:bottom w:type="dxa" w:w="60"/>
+              <w:right w:type="dxa" w:w="100"/>
+            </w:tcMar>
+          </w:tcPr>
+          <w:p>
+            <w:pPr>
+              <w:spacing w:after="0" w:line="264"/>
+            </w:pPr>
+            <w:r>
+              <w:rPr>
+                <w:color w:val="0E1726"/>
+                <w:sz w:val="19"/>
+                <w:szCs w:val="19"/>
+              </w:rPr>
+              <w:t xml:space="preserve">Shows how often people disagree with the agent</w:t>
+            </w:r>
+          </w:p>
+        </w:tc>
+        <w:tc>
+          <w:tcPr>
+            <w:tcW w:type="dxa" w:w="2410"/>
+            <w:tcBorders>
+              <w:top w:val="single" w:color="D0D5DD" w:sz="4"/>
+              <w:left w:val="single" w:color="D0D5DD" w:sz="4"/>
+              <w:bottom w:val="single" w:color="D0D5DD" w:sz="4"/>
+              <w:right w:val="single" w:color="D0D5DD" w:sz="4"/>
+            </w:tcBorders>
+            <w:tcMar>
+              <w:top w:type="dxa" w:w="60"/>
+              <w:left w:type="dxa" w:w="100"/>
+              <w:bottom w:type="dxa" w:w="60"/>
+              <w:right w:type="dxa" w:w="100"/>
+            </w:tcMar>
+          </w:tcPr>
+          <w:p>
+            <w:pPr>
+              <w:spacing w:after="0" w:line="264"/>
+            </w:pPr>
+            <w:r>
+              <w:rPr>
+                <w:color w:val="0E1726"/>
+                <w:sz w:val="19"/>
+                <w:szCs w:val="19"/>
+              </w:rPr>
+              <w:t xml:space="preserve">Below 5%</w:t>
+            </w:r>
+          </w:p>
+        </w:tc>
+      </w:tr>
+      <w:tr>
+        <w:trPr>
+          <w:cantSplit/>
+          <w:tblHeader w:val="false"/>
+        </w:trPr>
+        <w:tc>
+          <w:tcPr>
+            <w:tcW w:type="dxa" w:w="2891"/>
+            <w:tcBorders>
+              <w:top w:val="single" w:color="D0D5DD" w:sz="4"/>
+              <w:left w:val="single" w:color="D0D5DD" w:sz="4"/>
+              <w:bottom w:val="single" w:color="D0D5DD" w:sz="4"/>
+              <w:right w:val="single" w:color="D0D5DD" w:sz="4"/>
+            </w:tcBorders>
+            <w:shd w:fill="F8FAFC" w:color="auto" w:val="clear"/>
+            <w:tcMar>
+              <w:top w:type="dxa" w:w="60"/>
+              <w:left w:type="dxa" w:w="100"/>
+              <w:bottom w:type="dxa" w:w="60"/>
+              <w:right w:type="dxa" w:w="100"/>
+            </w:tcMar>
+          </w:tcPr>
+          <w:p>
+            <w:pPr>
+              <w:spacing w:after="0" w:line="264"/>
+            </w:pPr>
+            <w:r>
+              <w:rPr>
+                <w:color w:val="0E1726"/>
+                <w:sz w:val="19"/>
+                <w:szCs w:val="19"/>
+              </w:rPr>
+              <w:t xml:space="preserve">Rollback rate within 30 days</w:t>
+            </w:r>
+          </w:p>
+        </w:tc>
+        <w:tc>
+          <w:tcPr>
+            <w:tcW w:type="dxa" w:w="4337"/>
+            <w:tcBorders>
+              <w:top w:val="single" w:color="D0D5DD" w:sz="4"/>
+              <w:left w:val="single" w:color="D0D5DD" w:sz="4"/>
+              <w:bottom w:val="single" w:color="D0D5DD" w:sz="4"/>
+              <w:right w:val="single" w:color="D0D5DD" w:sz="4"/>
+            </w:tcBorders>
+            <w:shd w:fill="F8FAFC" w:color="auto" w:val="clear"/>
+            <w:tcMar>
+              <w:top w:type="dxa" w:w="60"/>
+              <w:left w:type="dxa" w:w="100"/>
+              <w:bottom w:type="dxa" w:w="60"/>
+              <w:right w:type="dxa" w:w="100"/>
+            </w:tcMar>
+          </w:tcPr>
+          <w:p>
+            <w:pPr>
+              <w:spacing w:after="0" w:line="264"/>
+            </w:pPr>
+            <w:r>
+              <w:rPr>
+                <w:color w:val="0E1726"/>
+                <w:sz w:val="19"/>
+                <w:szCs w:val="19"/>
+              </w:rPr>
+              <w:t xml:space="preserve">Shows how often completed work had to be reversed</w:t>
+            </w:r>
+          </w:p>
+        </w:tc>
+        <w:tc>
+          <w:tcPr>
+            <w:tcW w:type="dxa" w:w="2410"/>
+            <w:tcBorders>
+              <w:top w:val="single" w:color="D0D5DD" w:sz="4"/>
+              <w:left w:val="single" w:color="D0D5DD" w:sz="4"/>
+              <w:bottom w:val="single" w:color="D0D5DD" w:sz="4"/>
+              <w:right w:val="single" w:color="D0D5DD" w:sz="4"/>
+            </w:tcBorders>
+            <w:shd w:fill="F8FAFC" w:color="auto" w:val="clear"/>
+            <w:tcMar>
+              <w:top w:type="dxa" w:w="60"/>
+              <w:left w:type="dxa" w:w="100"/>
+              <w:bottom w:type="dxa" w:w="60"/>
+              <w:right w:type="dxa" w:w="100"/>
+            </w:tcMar>
+          </w:tcPr>
+          <w:p>
+            <w:pPr>
+              <w:spacing w:after="0" w:line="264"/>
+            </w:pPr>
+            <w:r>
+              <w:rPr>
+                <w:color w:val="0E1726"/>
+                <w:sz w:val="19"/>
+                <w:szCs w:val="19"/>
+              </w:rPr>
+              <w:t xml:space="preserve">Below 1%</w:t>
+            </w:r>
+          </w:p>
+        </w:tc>
+      </w:tr>
+      <w:tr>
+        <w:trPr>
+          <w:cantSplit/>
+          <w:tblHeader w:val="false"/>
+        </w:trPr>
+        <w:tc>
+          <w:tcPr>
+            <w:tcW w:type="dxa" w:w="2891"/>
+            <w:tcBorders>
+              <w:top w:val="single" w:color="D0D5DD" w:sz="4"/>
+              <w:left w:val="single" w:color="D0D5DD" w:sz="4"/>
+              <w:bottom w:val="single" w:color="D0D5DD" w:sz="4"/>
+              <w:right w:val="single" w:color="D0D5DD" w:sz="4"/>
+            </w:tcBorders>
+            <w:tcMar>
+              <w:top w:type="dxa" w:w="60"/>
+              <w:left w:type="dxa" w:w="100"/>
+              <w:bottom w:type="dxa" w:w="60"/>
+              <w:right w:type="dxa" w:w="100"/>
+            </w:tcMar>
+          </w:tcPr>
+          <w:p>
+            <w:pPr>
+              <w:spacing w:after="0" w:line="264"/>
+            </w:pPr>
+            <w:r>
+              <w:rPr>
+                <w:color w:val="0E1726"/>
+                <w:sz w:val="19"/>
+                <w:szCs w:val="19"/>
+              </w:rPr>
+              <w:t xml:space="preserve">Serious incidents per 10,000 actions</w:t>
+            </w:r>
+          </w:p>
+        </w:tc>
+        <w:tc>
+          <w:tcPr>
+            <w:tcW w:type="dxa" w:w="4337"/>
+            <w:tcBorders>
+              <w:top w:val="single" w:color="D0D5DD" w:sz="4"/>
+              <w:left w:val="single" w:color="D0D5DD" w:sz="4"/>
+              <w:bottom w:val="single" w:color="D0D5DD" w:sz="4"/>
+              <w:right w:val="single" w:color="D0D5DD" w:sz="4"/>
+            </w:tcBorders>
+            <w:tcMar>
+              <w:top w:type="dxa" w:w="60"/>
+              <w:left w:type="dxa" w:w="100"/>
+              <w:bottom w:type="dxa" w:w="60"/>
+              <w:right w:type="dxa" w:w="100"/>
+            </w:tcMar>
+          </w:tcPr>
+          <w:p>
+            <w:pPr>
+              <w:spacing w:after="0" w:line="264"/>
+            </w:pPr>
+            <w:r>
+              <w:rPr>
+                <w:color w:val="0E1726"/>
+                <w:sz w:val="19"/>
+                <w:szCs w:val="19"/>
+              </w:rPr>
+              <w:t xml:space="preserve">Shows safety problems such as an agent acting outside its permissions</w:t>
+            </w:r>
+          </w:p>
+        </w:tc>
+        <w:tc>
+          <w:tcPr>
+            <w:tcW w:type="dxa" w:w="2410"/>
+            <w:tcBorders>
+              <w:top w:val="single" w:color="D0D5DD" w:sz="4"/>
+              <w:left w:val="single" w:color="D0D5DD" w:sz="4"/>
+              <w:bottom w:val="single" w:color="D0D5DD" w:sz="4"/>
+              <w:right w:val="single" w:color="D0D5DD" w:sz="4"/>
+            </w:tcBorders>
+            <w:tcMar>
+              <w:top w:type="dxa" w:w="60"/>
+              <w:left w:type="dxa" w:w="100"/>
+              <w:bottom w:type="dxa" w:w="60"/>
+              <w:right w:type="dxa" w:w="100"/>
+            </w:tcMar>
+          </w:tcPr>
+          <w:p>
+            <w:pPr>
+              <w:spacing w:after="0" w:line="264"/>
+            </w:pPr>
+            <w:r>
+              <w:rPr>
+                <w:color w:val="0E1726"/>
+                <w:sz w:val="19"/>
+                <w:szCs w:val="19"/>
+              </w:rPr>
+              <w:t xml:space="preserve">Zero high-severity incidents</w:t>
+            </w:r>
+          </w:p>
+        </w:tc>
+      </w:tr>
+      <w:tr>
+        <w:trPr>
+          <w:cantSplit/>
+          <w:tblHeader w:val="false"/>
+        </w:trPr>
+        <w:tc>
+          <w:tcPr>
+            <w:tcW w:type="dxa" w:w="2891"/>
+            <w:tcBorders>
+              <w:top w:val="single" w:color="D0D5DD" w:sz="4"/>
+              <w:left w:val="single" w:color="D0D5DD" w:sz="4"/>
+              <w:bottom w:val="single" w:color="D0D5DD" w:sz="4"/>
+              <w:right w:val="single" w:color="D0D5DD" w:sz="4"/>
+            </w:tcBorders>
+            <w:shd w:fill="F8FAFC" w:color="auto" w:val="clear"/>
+            <w:tcMar>
+              <w:top w:type="dxa" w:w="60"/>
+              <w:left w:type="dxa" w:w="100"/>
+              <w:bottom w:type="dxa" w:w="60"/>
+              <w:right w:type="dxa" w:w="100"/>
+            </w:tcMar>
+          </w:tcPr>
+          <w:p>
+            <w:pPr>
+              <w:spacing w:after="0" w:line="264"/>
+            </w:pPr>
+            <w:r>
+              <w:rPr>
+                <w:color w:val="0E1726"/>
+                <w:sz w:val="19"/>
+                <w:szCs w:val="19"/>
+              </w:rPr>
+              <w:t xml:space="preserve">Escalation precision</w:t>
+            </w:r>
+          </w:p>
+        </w:tc>
+        <w:tc>
+          <w:tcPr>
+            <w:tcW w:type="dxa" w:w="4337"/>
+            <w:tcBorders>
+              <w:top w:val="single" w:color="D0D5DD" w:sz="4"/>
+              <w:left w:val="single" w:color="D0D5DD" w:sz="4"/>
+              <w:bottom w:val="single" w:color="D0D5DD" w:sz="4"/>
+              <w:right w:val="single" w:color="D0D5DD" w:sz="4"/>
+            </w:tcBorders>
+            <w:shd w:fill="F8FAFC" w:color="auto" w:val="clear"/>
+            <w:tcMar>
+              <w:top w:type="dxa" w:w="60"/>
+              <w:left w:type="dxa" w:w="100"/>
+              <w:bottom w:type="dxa" w:w="60"/>
+              <w:right w:type="dxa" w:w="100"/>
+            </w:tcMar>
+          </w:tcPr>
+          <w:p>
+            <w:pPr>
+              <w:spacing w:after="0" w:line="264"/>
+            </w:pPr>
+            <w:r>
+              <w:rPr>
+                <w:color w:val="0E1726"/>
+                <w:sz w:val="19"/>
+                <w:szCs w:val="19"/>
+              </w:rPr>
+              <w:t xml:space="preserve">Shows whether escalations truly needed a human, so experts are not flooded</w:t>
+            </w:r>
+          </w:p>
+        </w:tc>
+        <w:tc>
+          <w:tcPr>
+            <w:tcW w:type="dxa" w:w="2410"/>
+            <w:tcBorders>
+              <w:top w:val="single" w:color="D0D5DD" w:sz="4"/>
+              <w:left w:val="single" w:color="D0D5DD" w:sz="4"/>
+              <w:bottom w:val="single" w:color="D0D5DD" w:sz="4"/>
+              <w:right w:val="single" w:color="D0D5DD" w:sz="4"/>
+            </w:tcBorders>
+            <w:shd w:fill="F8FAFC" w:color="auto" w:val="clear"/>
+            <w:tcMar>
+              <w:top w:type="dxa" w:w="60"/>
+              <w:left w:type="dxa" w:w="100"/>
+              <w:bottom w:type="dxa" w:w="60"/>
+              <w:right w:type="dxa" w:w="100"/>
+            </w:tcMar>
+          </w:tcPr>
+          <w:p>
+            <w:pPr>
+              <w:spacing w:after="0" w:line="264"/>
+            </w:pPr>
+            <w:r>
+              <w:rPr>
+                <w:color w:val="0E1726"/>
+                <w:sz w:val="19"/>
+                <w:szCs w:val="19"/>
+              </w:rPr>
+              <w:t xml:space="preserve">Above 85%</w:t>
+            </w:r>
+          </w:p>
+        </w:tc>
+      </w:tr>
+      <w:tr>
+        <w:trPr>
+          <w:cantSplit/>
+          <w:tblHeader w:val="false"/>
+        </w:trPr>
+        <w:tc>
+          <w:tcPr>
+            <w:tcW w:type="dxa" w:w="2891"/>
+            <w:tcBorders>
+              <w:top w:val="single" w:color="D0D5DD" w:sz="4"/>
+              <w:left w:val="single" w:color="D0D5DD" w:sz="4"/>
+              <w:bottom w:val="single" w:color="D0D5DD" w:sz="4"/>
+              <w:right w:val="single" w:color="D0D5DD" w:sz="4"/>
+            </w:tcBorders>
+            <w:tcMar>
+              <w:top w:type="dxa" w:w="60"/>
+              <w:left w:type="dxa" w:w="100"/>
+              <w:bottom w:type="dxa" w:w="60"/>
+              <w:right w:type="dxa" w:w="100"/>
+            </w:tcMar>
+          </w:tcPr>
+          <w:p>
+            <w:pPr>
+              <w:spacing w:after="0" w:line="264"/>
+            </w:pPr>
+            <w:r>
+              <w:rPr>
+                <w:color w:val="0E1726"/>
+                <w:sz w:val="19"/>
+                <w:szCs w:val="19"/>
+              </w:rPr>
+              <w:t xml:space="preserve">Restated financial numbers</w:t>
+            </w:r>
+          </w:p>
+        </w:tc>
+        <w:tc>
+          <w:tcPr>
+            <w:tcW w:type="dxa" w:w="4337"/>
+            <w:tcBorders>
+              <w:top w:val="single" w:color="D0D5DD" w:sz="4"/>
+              <w:left w:val="single" w:color="D0D5DD" w:sz="4"/>
+              <w:bottom w:val="single" w:color="D0D5DD" w:sz="4"/>
+              <w:right w:val="single" w:color="D0D5DD" w:sz="4"/>
+            </w:tcBorders>
+            <w:tcMar>
+              <w:top w:type="dxa" w:w="60"/>
+              <w:left w:type="dxa" w:w="100"/>
+              <w:bottom w:type="dxa" w:w="60"/>
+              <w:right w:type="dxa" w:w="100"/>
+            </w:tcMar>
+          </w:tcPr>
+          <w:p>
+            <w:pPr>
+              <w:spacing w:after="0" w:line="264"/>
+            </w:pPr>
+            <w:r>
+              <w:rPr>
+                <w:color w:val="0E1726"/>
+                <w:sz w:val="19"/>
+                <w:szCs w:val="19"/>
+              </w:rPr>
+              <w:t xml:space="preserve">Shows whether agent work caused errors in closed books</w:t>
+            </w:r>
+          </w:p>
+        </w:tc>
+        <w:tc>
+          <w:tcPr>
+            <w:tcW w:type="dxa" w:w="2410"/>
+            <w:tcBorders>
+              <w:top w:val="single" w:color="D0D5DD" w:sz="4"/>
+              <w:left w:val="single" w:color="D0D5DD" w:sz="4"/>
+              <w:bottom w:val="single" w:color="D0D5DD" w:sz="4"/>
+              <w:right w:val="single" w:color="D0D5DD" w:sz="4"/>
+            </w:tcBorders>
+            <w:tcMar>
+              <w:top w:type="dxa" w:w="60"/>
+              <w:left w:type="dxa" w:w="100"/>
+              <w:bottom w:type="dxa" w:w="60"/>
+              <w:right w:type="dxa" w:w="100"/>
+            </w:tcMar>
+          </w:tcPr>
+          <w:p>
+            <w:pPr>
+              <w:spacing w:after="0" w:line="264"/>
+            </w:pPr>
+            <w:r>
+              <w:rPr>
+                <w:color w:val="0E1726"/>
+                <w:sz w:val="19"/>
+                <w:szCs w:val="19"/>
+              </w:rPr>
+              <w:t xml:space="preserve">Zero restatements caused by agents</w:t>
+            </w:r>
+          </w:p>
+        </w:tc>
+      </w:tr>
+      <w:tr>
+        <w:trPr>
+          <w:cantSplit/>
+          <w:tblHeader w:val="false"/>
+        </w:trPr>
+        <w:tc>
+          <w:tcPr>
+            <w:tcW w:type="dxa" w:w="2891"/>
+            <w:tcBorders>
+              <w:top w:val="single" w:color="D0D5DD" w:sz="4"/>
+              <w:left w:val="single" w:color="D0D5DD" w:sz="4"/>
+              <w:bottom w:val="single" w:color="D0D5DD" w:sz="4"/>
+              <w:right w:val="single" w:color="D0D5DD" w:sz="4"/>
+            </w:tcBorders>
+            <w:shd w:fill="F8FAFC" w:color="auto" w:val="clear"/>
+            <w:tcMar>
+              <w:top w:type="dxa" w:w="60"/>
+              <w:left w:type="dxa" w:w="100"/>
+              <w:bottom w:type="dxa" w:w="60"/>
+              <w:right w:type="dxa" w:w="100"/>
+            </w:tcMar>
+          </w:tcPr>
+          <w:p>
+            <w:pPr>
+              <w:spacing w:after="0" w:line="264"/>
+            </w:pPr>
+            <w:r>
+              <w:rPr>
+                <w:color w:val="0E1726"/>
+                <w:sz w:val="19"/>
+                <w:szCs w:val="19"/>
+              </w:rPr>
+              <w:t xml:space="preserve">Customer trust score</w:t>
+            </w:r>
+          </w:p>
+        </w:tc>
+        <w:tc>
+          <w:tcPr>
+            <w:tcW w:type="dxa" w:w="4337"/>
+            <w:tcBorders>
+              <w:top w:val="single" w:color="D0D5DD" w:sz="4"/>
+              <w:left w:val="single" w:color="D0D5DD" w:sz="4"/>
+              <w:bottom w:val="single" w:color="D0D5DD" w:sz="4"/>
+              <w:right w:val="single" w:color="D0D5DD" w:sz="4"/>
+            </w:tcBorders>
+            <w:shd w:fill="F8FAFC" w:color="auto" w:val="clear"/>
+            <w:tcMar>
+              <w:top w:type="dxa" w:w="60"/>
+              <w:left w:type="dxa" w:w="100"/>
+              <w:bottom w:type="dxa" w:w="60"/>
+              <w:right w:type="dxa" w:w="100"/>
+            </w:tcMar>
+          </w:tcPr>
+          <w:p>
+            <w:pPr>
+              <w:spacing w:after="0" w:line="264"/>
+            </w:pPr>
+            <w:r>
+              <w:rPr>
+                <w:color w:val="0E1726"/>
+                <w:sz w:val="19"/>
+                <w:szCs w:val="19"/>
+              </w:rPr>
+              <w:t xml:space="preserve">A short survey asking finance leaders how much they trust the agents</w:t>
+            </w:r>
+          </w:p>
+        </w:tc>
+        <w:tc>
+          <w:tcPr>
+            <w:tcW w:type="dxa" w:w="2410"/>
+            <w:tcBorders>
+              <w:top w:val="single" w:color="D0D5DD" w:sz="4"/>
+              <w:left w:val="single" w:color="D0D5DD" w:sz="4"/>
+              <w:bottom w:val="single" w:color="D0D5DD" w:sz="4"/>
+              <w:right w:val="single" w:color="D0D5DD" w:sz="4"/>
+            </w:tcBorders>
+            <w:shd w:fill="F8FAFC" w:color="auto" w:val="clear"/>
+            <w:tcMar>
+              <w:top w:type="dxa" w:w="60"/>
+              <w:left w:type="dxa" w:w="100"/>
+              <w:bottom w:type="dxa" w:w="60"/>
+              <w:right w:type="dxa" w:w="100"/>
+            </w:tcMar>
+          </w:tcPr>
+          <w:p>
+            <w:pPr>
+              <w:spacing w:after="0" w:line="264"/>
+            </w:pPr>
+            <w:r>
+              <w:rPr>
+                <w:color w:val="0E1726"/>
+                <w:sz w:val="19"/>
+                <w:szCs w:val="19"/>
+              </w:rPr>
+              <w:t xml:space="preserve">Stable or rising each quarter</w:t>
+            </w:r>
+          </w:p>
+        </w:tc>
+      </w:tr>
+    </w:tbl>
+    <w:p>
+      <w:pPr>
+        <w:spacing w:after="120"/>
+      </w:pPr>
+    </w:p>
+    <w:p>
+      <w:pPr>
+        <w:pStyle w:val="Heading2"/>
+      </w:pPr>
+      <w:r>
+        <w:t xml:space="preserve">21.8 How the North Star connects to business results</w:t>
+      </w:r>
+    </w:p>
+    <w:p>
+      <w:r>
+        <w:t xml:space="preserve">The North Star is a value metric, but the business still needs money and growth. The chain below explains how value turns into revenue.</w:t>
+      </w:r>
+    </w:p>
+    <w:p>
+      <w:pPr>
+        <w:pStyle w:val="ListParagraph"/>
+        <w:numPr>
+          <w:ilvl w:val="0"/>
+          <w:numId w:val="10"/>
+        </w:numPr>
+        <w:spacing w:after="60"/>
+      </w:pPr>
+      <w:r>
+        <w:t xml:space="preserve">Agents complete more trusted hours of work for a customer.</w:t>
+      </w:r>
+    </w:p>
+    <w:p>
+      <w:pPr>
+        <w:pStyle w:val="ListParagraph"/>
+        <w:numPr>
+          <w:ilvl w:val="0"/>
+          <w:numId w:val="10"/>
+        </w:numPr>
+        <w:spacing w:after="60"/>
+      </w:pPr>
+      <w:r>
+        <w:t xml:space="preserve">The customer closes the books faster and makes better decisions, so they value Orbit more.</w:t>
+      </w:r>
+    </w:p>
+    <w:p>
+      <w:pPr>
+        <w:pStyle w:val="ListParagraph"/>
+        <w:numPr>
+          <w:ilvl w:val="0"/>
+          <w:numId w:val="10"/>
+        </w:numPr>
+        <w:spacing w:after="60"/>
+      </w:pPr>
+      <w:r>
+        <w:t xml:space="preserve">The customer turns on more agents and moves proven workflows to Autopilot.</w:t>
+      </w:r>
+    </w:p>
+    <w:p>
+      <w:pPr>
+        <w:pStyle w:val="ListParagraph"/>
+        <w:numPr>
+          <w:ilvl w:val="0"/>
+          <w:numId w:val="10"/>
+        </w:numPr>
+        <w:spacing w:after="60"/>
+      </w:pPr>
+      <w:r>
+        <w:t xml:space="preserve">Agent usage fees and marketplace purchases grow, and the customer is less likely to leave.</w:t>
+      </w:r>
+    </w:p>
+    <w:p>
+      <w:pPr>
+        <w:pStyle w:val="ListParagraph"/>
+        <w:numPr>
+          <w:ilvl w:val="0"/>
+          <w:numId w:val="10"/>
+        </w:numPr>
+        <w:spacing w:after="60"/>
+      </w:pPr>
+      <w:r>
+        <w:t xml:space="preserve">Developers see active and paying customers, so they build more agents for the marketplace.</w:t>
+      </w:r>
+    </w:p>
+    <w:p>
+      <w:pPr>
+        <w:pStyle w:val="ListParagraph"/>
+        <w:numPr>
+          <w:ilvl w:val="0"/>
+          <w:numId w:val="10"/>
+        </w:numPr>
+        <w:spacing w:after="60"/>
+      </w:pPr>
+      <w:r>
+        <w:t xml:space="preserve">More agents create even more trusted hours, and the flywheel speeds up.</w:t>
+      </w:r>
+    </w:p>
+    <w:tbl>
+      <w:tblPr>
+        <w:tblW w:type="dxa" w:w="9638"/>
+        <w:tblBorders>
+          <w:top w:val="single" w:color="auto" w:sz="4"/>
+          <w:left w:val="single" w:color="auto" w:sz="4"/>
+          <w:bottom w:val="single" w:color="auto" w:sz="4"/>
+          <w:right w:val="single" w:color="auto" w:sz="4"/>
+          <w:insideH w:val="single" w:color="auto" w:sz="4"/>
+          <w:insideV w:val="single" w:color="auto" w:sz="4"/>
+        </w:tblBorders>
+      </w:tblPr>
+      <w:tblGrid>
+        <w:gridCol w:w="3373"/>
+        <w:gridCol w:w="6265"/>
+      </w:tblGrid>
+      <w:tr>
+        <w:trPr>
+          <w:cantSplit/>
+          <w:tblHeader/>
+        </w:trPr>
+        <w:tc>
+          <w:tcPr>
+            <w:tcW w:type="dxa" w:w="3373"/>
+            <w:tcBorders>
+              <w:top w:val="single" w:color="D0D5DD" w:sz="4"/>
+              <w:left w:val="single" w:color="D0D5DD" w:sz="4"/>
+              <w:bottom w:val="single" w:color="D0D5DD" w:sz="4"/>
+              <w:right w:val="single" w:color="D0D5DD" w:sz="4"/>
+            </w:tcBorders>
+            <w:shd w:fill="E0E7FF" w:color="auto" w:val="clear"/>
+            <w:tcMar>
+              <w:top w:type="dxa" w:w="60"/>
+              <w:left w:type="dxa" w:w="100"/>
+              <w:bottom w:type="dxa" w:w="60"/>
+              <w:right w:type="dxa" w:w="100"/>
+            </w:tcMar>
+          </w:tcPr>
+          <w:p>
+            <w:pPr>
+              <w:spacing w:after="0" w:line="264"/>
+            </w:pPr>
+            <w:r>
+              <w:rPr>
+                <w:b/>
+                <w:bCs/>
+                <w:color w:val="1E2566"/>
+                <w:sz w:val="19"/>
+                <w:szCs w:val="19"/>
+              </w:rPr>
+              <w:t xml:space="preserve">Business outcome (lagging)</w:t>
+            </w:r>
+          </w:p>
+        </w:tc>
+        <w:tc>
+          <w:tcPr>
+            <w:tcW w:type="dxa" w:w="6265"/>
+            <w:tcBorders>
+              <w:top w:val="single" w:color="D0D5DD" w:sz="4"/>
+              <w:left w:val="single" w:color="D0D5DD" w:sz="4"/>
+              <w:bottom w:val="single" w:color="D0D5DD" w:sz="4"/>
+              <w:right w:val="single" w:color="D0D5DD" w:sz="4"/>
+            </w:tcBorders>
+            <w:shd w:fill="E0E7FF" w:color="auto" w:val="clear"/>
+            <w:tcMar>
+              <w:top w:type="dxa" w:w="60"/>
+              <w:left w:type="dxa" w:w="100"/>
+              <w:bottom w:type="dxa" w:w="60"/>
+              <w:right w:type="dxa" w:w="100"/>
+            </w:tcMar>
+          </w:tcPr>
+          <w:p>
+            <w:pPr>
+              <w:spacing w:after="0" w:line="264"/>
+            </w:pPr>
+            <w:r>
+              <w:rPr>
+                <w:b/>
+                <w:bCs/>
+                <w:color w:val="1E2566"/>
+                <w:sz w:val="19"/>
+                <w:szCs w:val="19"/>
+              </w:rPr>
+              <w:t xml:space="preserve">How it links to Trusted Agent Hours</w:t>
+            </w:r>
+          </w:p>
+        </w:tc>
+      </w:tr>
+      <w:tr>
+        <w:trPr>
+          <w:cantSplit/>
+          <w:tblHeader w:val="false"/>
+        </w:trPr>
+        <w:tc>
+          <w:tcPr>
+            <w:tcW w:type="dxa" w:w="3373"/>
+            <w:tcBorders>
+              <w:top w:val="single" w:color="D0D5DD" w:sz="4"/>
+              <w:left w:val="single" w:color="D0D5DD" w:sz="4"/>
+              <w:bottom w:val="single" w:color="D0D5DD" w:sz="4"/>
+              <w:right w:val="single" w:color="D0D5DD" w:sz="4"/>
+            </w:tcBorders>
+            <w:tcMar>
+              <w:top w:type="dxa" w:w="60"/>
+              <w:left w:type="dxa" w:w="100"/>
+              <w:bottom w:type="dxa" w:w="60"/>
+              <w:right w:type="dxa" w:w="100"/>
+            </w:tcMar>
+          </w:tcPr>
+          <w:p>
+            <w:pPr>
+              <w:spacing w:after="0" w:line="264"/>
+            </w:pPr>
+            <w:r>
+              <w:rPr>
+                <w:color w:val="0E1726"/>
+                <w:sz w:val="19"/>
+                <w:szCs w:val="19"/>
+              </w:rPr>
+              <w:t xml:space="preserve">Net revenue retention</w:t>
+            </w:r>
+          </w:p>
+        </w:tc>
+        <w:tc>
+          <w:tcPr>
+            <w:tcW w:type="dxa" w:w="6265"/>
+            <w:tcBorders>
+              <w:top w:val="single" w:color="D0D5DD" w:sz="4"/>
+              <w:left w:val="single" w:color="D0D5DD" w:sz="4"/>
+              <w:bottom w:val="single" w:color="D0D5DD" w:sz="4"/>
+              <w:right w:val="single" w:color="D0D5DD" w:sz="4"/>
+            </w:tcBorders>
+            <w:tcMar>
+              <w:top w:type="dxa" w:w="60"/>
+              <w:left w:type="dxa" w:w="100"/>
+              <w:bottom w:type="dxa" w:w="60"/>
+              <w:right w:type="dxa" w:w="100"/>
+            </w:tcMar>
+          </w:tcPr>
+          <w:p>
+            <w:pPr>
+              <w:spacing w:after="0" w:line="264"/>
+            </w:pPr>
+            <w:r>
+              <w:rPr>
+                <w:color w:val="0E1726"/>
+                <w:sz w:val="19"/>
+                <w:szCs w:val="19"/>
+              </w:rPr>
+              <w:t xml:space="preserve">Customers with high trusted hours should renew and expand more often.</w:t>
+            </w:r>
+          </w:p>
+        </w:tc>
+      </w:tr>
+      <w:tr>
+        <w:trPr>
+          <w:cantSplit/>
+          <w:tblHeader w:val="false"/>
+        </w:trPr>
+        <w:tc>
+          <w:tcPr>
+            <w:tcW w:type="dxa" w:w="3373"/>
+            <w:tcBorders>
+              <w:top w:val="single" w:color="D0D5DD" w:sz="4"/>
+              <w:left w:val="single" w:color="D0D5DD" w:sz="4"/>
+              <w:bottom w:val="single" w:color="D0D5DD" w:sz="4"/>
+              <w:right w:val="single" w:color="D0D5DD" w:sz="4"/>
+            </w:tcBorders>
+            <w:shd w:fill="F8FAFC" w:color="auto" w:val="clear"/>
+            <w:tcMar>
+              <w:top w:type="dxa" w:w="60"/>
+              <w:left w:type="dxa" w:w="100"/>
+              <w:bottom w:type="dxa" w:w="60"/>
+              <w:right w:type="dxa" w:w="100"/>
+            </w:tcMar>
+          </w:tcPr>
+          <w:p>
+            <w:pPr>
+              <w:spacing w:after="0" w:line="264"/>
+            </w:pPr>
+            <w:r>
+              <w:rPr>
+                <w:color w:val="0E1726"/>
+                <w:sz w:val="19"/>
+                <w:szCs w:val="19"/>
+              </w:rPr>
+              <w:t xml:space="preserve">Agent usage revenue</w:t>
+            </w:r>
+          </w:p>
+        </w:tc>
+        <w:tc>
+          <w:tcPr>
+            <w:tcW w:type="dxa" w:w="6265"/>
+            <w:tcBorders>
+              <w:top w:val="single" w:color="D0D5DD" w:sz="4"/>
+              <w:left w:val="single" w:color="D0D5DD" w:sz="4"/>
+              <w:bottom w:val="single" w:color="D0D5DD" w:sz="4"/>
+              <w:right w:val="single" w:color="D0D5DD" w:sz="4"/>
+            </w:tcBorders>
+            <w:shd w:fill="F8FAFC" w:color="auto" w:val="clear"/>
+            <w:tcMar>
+              <w:top w:type="dxa" w:w="60"/>
+              <w:left w:type="dxa" w:w="100"/>
+              <w:bottom w:type="dxa" w:w="60"/>
+              <w:right w:type="dxa" w:w="100"/>
+            </w:tcMar>
+          </w:tcPr>
+          <w:p>
+            <w:pPr>
+              <w:spacing w:after="0" w:line="264"/>
+            </w:pPr>
+            <w:r>
+              <w:rPr>
+                <w:color w:val="0E1726"/>
+                <w:sz w:val="19"/>
+                <w:szCs w:val="19"/>
+              </w:rPr>
+              <w:t xml:space="preserve">More trusted tasks lead to more metered agent usage above the included amount.</w:t>
+            </w:r>
+          </w:p>
+        </w:tc>
+      </w:tr>
+      <w:tr>
+        <w:trPr>
+          <w:cantSplit/>
+          <w:tblHeader w:val="false"/>
+        </w:trPr>
+        <w:tc>
+          <w:tcPr>
+            <w:tcW w:type="dxa" w:w="3373"/>
+            <w:tcBorders>
+              <w:top w:val="single" w:color="D0D5DD" w:sz="4"/>
+              <w:left w:val="single" w:color="D0D5DD" w:sz="4"/>
+              <w:bottom w:val="single" w:color="D0D5DD" w:sz="4"/>
+              <w:right w:val="single" w:color="D0D5DD" w:sz="4"/>
+            </w:tcBorders>
+            <w:tcMar>
+              <w:top w:type="dxa" w:w="60"/>
+              <w:left w:type="dxa" w:w="100"/>
+              <w:bottom w:type="dxa" w:w="60"/>
+              <w:right w:type="dxa" w:w="100"/>
+            </w:tcMar>
+          </w:tcPr>
+          <w:p>
+            <w:pPr>
+              <w:spacing w:after="0" w:line="264"/>
+            </w:pPr>
+            <w:r>
+              <w:rPr>
+                <w:color w:val="0E1726"/>
+                <w:sz w:val="19"/>
+                <w:szCs w:val="19"/>
+              </w:rPr>
+              <w:t xml:space="preserve">Marketplace revenue</w:t>
+            </w:r>
+          </w:p>
+        </w:tc>
+        <w:tc>
+          <w:tcPr>
+            <w:tcW w:type="dxa" w:w="6265"/>
+            <w:tcBorders>
+              <w:top w:val="single" w:color="D0D5DD" w:sz="4"/>
+              <w:left w:val="single" w:color="D0D5DD" w:sz="4"/>
+              <w:bottom w:val="single" w:color="D0D5DD" w:sz="4"/>
+              <w:right w:val="single" w:color="D0D5DD" w:sz="4"/>
+            </w:tcBorders>
+            <w:tcMar>
+              <w:top w:type="dxa" w:w="60"/>
+              <w:left w:type="dxa" w:w="100"/>
+              <w:bottom w:type="dxa" w:w="60"/>
+              <w:right w:type="dxa" w:w="100"/>
+            </w:tcMar>
+          </w:tcPr>
+          <w:p>
+            <w:pPr>
+              <w:spacing w:after="0" w:line="264"/>
+            </w:pPr>
+            <w:r>
+              <w:rPr>
+                <w:color w:val="0E1726"/>
+                <w:sz w:val="19"/>
+                <w:szCs w:val="19"/>
+              </w:rPr>
+              <w:t xml:space="preserve">Partner agents add trusted hours and bring a share of each sale.</w:t>
+            </w:r>
+          </w:p>
+        </w:tc>
+      </w:tr>
+      <w:tr>
+        <w:trPr>
+          <w:cantSplit/>
+          <w:tblHeader w:val="false"/>
+        </w:trPr>
+        <w:tc>
+          <w:tcPr>
+            <w:tcW w:type="dxa" w:w="3373"/>
+            <w:tcBorders>
+              <w:top w:val="single" w:color="D0D5DD" w:sz="4"/>
+              <w:left w:val="single" w:color="D0D5DD" w:sz="4"/>
+              <w:bottom w:val="single" w:color="D0D5DD" w:sz="4"/>
+              <w:right w:val="single" w:color="D0D5DD" w:sz="4"/>
+            </w:tcBorders>
+            <w:shd w:fill="F8FAFC" w:color="auto" w:val="clear"/>
+            <w:tcMar>
+              <w:top w:type="dxa" w:w="60"/>
+              <w:left w:type="dxa" w:w="100"/>
+              <w:bottom w:type="dxa" w:w="60"/>
+              <w:right w:type="dxa" w:w="100"/>
+            </w:tcMar>
+          </w:tcPr>
+          <w:p>
+            <w:pPr>
+              <w:spacing w:after="0" w:line="264"/>
+            </w:pPr>
+            <w:r>
+              <w:rPr>
+                <w:color w:val="0E1726"/>
+                <w:sz w:val="19"/>
+                <w:szCs w:val="19"/>
+              </w:rPr>
+              <w:t xml:space="preserve">Expert service revenue</w:t>
+            </w:r>
+          </w:p>
+        </w:tc>
+        <w:tc>
+          <w:tcPr>
+            <w:tcW w:type="dxa" w:w="6265"/>
+            <w:tcBorders>
+              <w:top w:val="single" w:color="D0D5DD" w:sz="4"/>
+              <w:left w:val="single" w:color="D0D5DD" w:sz="4"/>
+              <w:bottom w:val="single" w:color="D0D5DD" w:sz="4"/>
+              <w:right w:val="single" w:color="D0D5DD" w:sz="4"/>
+            </w:tcBorders>
+            <w:shd w:fill="F8FAFC" w:color="auto" w:val="clear"/>
+            <w:tcMar>
+              <w:top w:type="dxa" w:w="60"/>
+              <w:left w:type="dxa" w:w="100"/>
+              <w:bottom w:type="dxa" w:w="60"/>
+              <w:right w:type="dxa" w:w="100"/>
+            </w:tcMar>
+          </w:tcPr>
+          <w:p>
+            <w:pPr>
+              <w:spacing w:after="0" w:line="264"/>
+            </w:pPr>
+            <w:r>
+              <w:rPr>
+                <w:color w:val="0E1726"/>
+                <w:sz w:val="19"/>
+                <w:szCs w:val="19"/>
+              </w:rPr>
+              <w:t xml:space="preserve">Good escalations create paid expert cases, and they also protect trust.</w:t>
+            </w:r>
+          </w:p>
+        </w:tc>
+      </w:tr>
+      <w:tr>
+        <w:trPr>
+          <w:cantSplit/>
+          <w:tblHeader w:val="false"/>
+        </w:trPr>
+        <w:tc>
+          <w:tcPr>
+            <w:tcW w:type="dxa" w:w="3373"/>
+            <w:tcBorders>
+              <w:top w:val="single" w:color="D0D5DD" w:sz="4"/>
+              <w:left w:val="single" w:color="D0D5DD" w:sz="4"/>
+              <w:bottom w:val="single" w:color="D0D5DD" w:sz="4"/>
+              <w:right w:val="single" w:color="D0D5DD" w:sz="4"/>
+            </w:tcBorders>
+            <w:tcMar>
+              <w:top w:type="dxa" w:w="60"/>
+              <w:left w:type="dxa" w:w="100"/>
+              <w:bottom w:type="dxa" w:w="60"/>
+              <w:right w:type="dxa" w:w="100"/>
+            </w:tcMar>
+          </w:tcPr>
+          <w:p>
+            <w:pPr>
+              <w:spacing w:after="0" w:line="264"/>
+            </w:pPr>
+            <w:r>
+              <w:rPr>
+                <w:color w:val="0E1726"/>
+                <w:sz w:val="19"/>
+                <w:szCs w:val="19"/>
+              </w:rPr>
+              <w:t xml:space="preserve">Customer churn</w:t>
+            </w:r>
+          </w:p>
+        </w:tc>
+        <w:tc>
+          <w:tcPr>
+            <w:tcW w:type="dxa" w:w="6265"/>
+            <w:tcBorders>
+              <w:top w:val="single" w:color="D0D5DD" w:sz="4"/>
+              <w:left w:val="single" w:color="D0D5DD" w:sz="4"/>
+              <w:bottom w:val="single" w:color="D0D5DD" w:sz="4"/>
+              <w:right w:val="single" w:color="D0D5DD" w:sz="4"/>
+            </w:tcBorders>
+            <w:tcMar>
+              <w:top w:type="dxa" w:w="60"/>
+              <w:left w:type="dxa" w:w="100"/>
+              <w:bottom w:type="dxa" w:w="60"/>
+              <w:right w:type="dxa" w:w="100"/>
+            </w:tcMar>
+          </w:tcPr>
+          <w:p>
+            <w:pPr>
+              <w:spacing w:after="0" w:line="264"/>
+            </w:pPr>
+            <w:r>
+              <w:rPr>
+                <w:color w:val="0E1726"/>
+                <w:sz w:val="19"/>
+                <w:szCs w:val="19"/>
+              </w:rPr>
+              <w:t xml:space="preserve">Companies with very low trusted hours are an early warning of churn risk.</w:t>
+            </w:r>
+          </w:p>
+        </w:tc>
+      </w:tr>
+    </w:tbl>
+    <w:p>
+      <w:pPr>
+        <w:spacing w:after="120"/>
+      </w:pPr>
+    </w:p>
+    <w:p>
+      <w:pPr>
+        <w:pStyle w:val="Heading2"/>
+      </w:pPr>
+      <w:r>
+        <w:t xml:space="preserve">21.9 Metrics for each user group</w:t>
+      </w:r>
+    </w:p>
+    <w:p>
+      <w:pPr>
+        <w:pStyle w:val="Heading3"/>
+      </w:pPr>
+      <w:r>
+        <w:t xml:space="preserve">Finance leaders (business side)</w:t>
+      </w:r>
+    </w:p>
+    <w:p>
+      <w:pPr>
+        <w:pStyle w:val="ListParagraph"/>
+        <w:numPr>
+          <w:ilvl w:val="0"/>
+          <w:numId w:val="2"/>
+        </w:numPr>
+        <w:spacing w:after="60"/>
+      </w:pPr>
+      <w:r>
+        <w:rPr>
+          <w:b/>
+          <w:bCs/>
+        </w:rPr>
+        <w:t xml:space="preserve">Close cycle time:</w:t>
+      </w:r>
+      <w:r>
+        <w:t xml:space="preserve"> the number of business days needed to close the books. The target is to move from about 9 days toward 5 days (illustrative).</w:t>
+      </w:r>
+    </w:p>
+    <w:p>
+      <w:pPr>
+        <w:pStyle w:val="ListParagraph"/>
+        <w:numPr>
+          <w:ilvl w:val="0"/>
+          <w:numId w:val="2"/>
+        </w:numPr>
+        <w:spacing w:after="60"/>
+      </w:pPr>
+      <w:r>
+        <w:rPr>
+          <w:b/>
+          <w:bCs/>
+        </w:rPr>
+        <w:t xml:space="preserve">Close readiness by day 3:</w:t>
+      </w:r>
+      <w:r>
+        <w:t xml:space="preserve"> the share of close work finished by the third business day.</w:t>
+      </w:r>
+    </w:p>
+    <w:p>
+      <w:pPr>
+        <w:pStyle w:val="ListParagraph"/>
+        <w:numPr>
+          <w:ilvl w:val="0"/>
+          <w:numId w:val="2"/>
+        </w:numPr>
+        <w:spacing w:after="60"/>
+      </w:pPr>
+      <w:r>
+        <w:rPr>
+          <w:b/>
+          <w:bCs/>
+        </w:rPr>
+        <w:t xml:space="preserve">Forecast accuracy:</w:t>
+      </w:r>
+      <w:r>
+        <w:t xml:space="preserve"> how close the 13-week cash forecast is to what really happened.</w:t>
+      </w:r>
+    </w:p>
+    <w:p>
+      <w:pPr>
+        <w:pStyle w:val="ListParagraph"/>
+        <w:numPr>
+          <w:ilvl w:val="0"/>
+          <w:numId w:val="2"/>
+        </w:numPr>
+        <w:spacing w:after="60"/>
+      </w:pPr>
+      <w:r>
+        <w:rPr>
+          <w:b/>
+          <w:bCs/>
+        </w:rPr>
+        <w:t xml:space="preserve">Time to decision:</w:t>
+      </w:r>
+      <w:r>
+        <w:t xml:space="preserve"> how long a leader takes to approve or reject a prepared task.</w:t>
+      </w:r>
+    </w:p>
+    <w:p>
+      <w:pPr>
+        <w:pStyle w:val="ListParagraph"/>
+        <w:numPr>
+          <w:ilvl w:val="0"/>
+          <w:numId w:val="2"/>
+        </w:numPr>
+        <w:spacing w:after="60"/>
+      </w:pPr>
+      <w:r>
+        <w:rPr>
+          <w:b/>
+          <w:bCs/>
+        </w:rPr>
+        <w:t xml:space="preserve">Expert resolution time:</w:t>
+      </w:r>
+      <w:r>
+        <w:t xml:space="preserve"> how fast an escalated question is answered, and how many clarifying questions were needed.</w:t>
+      </w:r>
+    </w:p>
+    <w:p>
+      <w:pPr>
+        <w:pStyle w:val="Heading3"/>
+      </w:pPr>
+      <w:r>
+        <w:t xml:space="preserve">Developers and partners (ecosystem side)</w:t>
+      </w:r>
+    </w:p>
+    <w:p>
+      <w:pPr>
+        <w:pStyle w:val="ListParagraph"/>
+        <w:numPr>
+          <w:ilvl w:val="0"/>
+          <w:numId w:val="2"/>
+        </w:numPr>
+        <w:spacing w:after="60"/>
+      </w:pPr>
+      <w:r>
+        <w:rPr>
+          <w:b/>
+          <w:bCs/>
+        </w:rPr>
+        <w:t xml:space="preserve">Time to first API call:</w:t>
+      </w:r>
+      <w:r>
+        <w:t xml:space="preserve"> how long a new developer needs to make a first working call. The target is under 5 minutes (illustrative).</w:t>
+      </w:r>
+    </w:p>
+    <w:p>
+      <w:pPr>
+        <w:pStyle w:val="ListParagraph"/>
+        <w:numPr>
+          <w:ilvl w:val="0"/>
+          <w:numId w:val="2"/>
+        </w:numPr>
+        <w:spacing w:after="60"/>
+      </w:pPr>
+      <w:r>
+        <w:rPr>
+          <w:b/>
+          <w:bCs/>
+        </w:rPr>
+        <w:t xml:space="preserve">Time to first certified agent:</w:t>
+      </w:r>
+      <w:r>
+        <w:t xml:space="preserve"> how long it takes to go from sign-up to a passing evaluation.</w:t>
+      </w:r>
+    </w:p>
+    <w:p>
+      <w:pPr>
+        <w:pStyle w:val="ListParagraph"/>
+        <w:numPr>
+          <w:ilvl w:val="0"/>
+          <w:numId w:val="2"/>
+        </w:numPr>
+        <w:spacing w:after="60"/>
+      </w:pPr>
+      <w:r>
+        <w:rPr>
+          <w:b/>
+          <w:bCs/>
+        </w:rPr>
+        <w:t xml:space="preserve">Active published agents:</w:t>
+      </w:r>
+      <w:r>
+        <w:t xml:space="preserve"> partner agents that completed tasks for customers this month.</w:t>
+      </w:r>
+    </w:p>
+    <w:p>
+      <w:pPr>
+        <w:pStyle w:val="ListParagraph"/>
+        <w:numPr>
+          <w:ilvl w:val="0"/>
+          <w:numId w:val="2"/>
+        </w:numPr>
+        <w:spacing w:after="60"/>
+      </w:pPr>
+      <w:r>
+        <w:rPr>
+          <w:b/>
+          <w:bCs/>
+        </w:rPr>
+        <w:t xml:space="preserve">Partner share of Trusted Agent Hours:</w:t>
+      </w:r>
+      <w:r>
+        <w:t xml:space="preserve"> how much of the North Star comes from partner agents. A rising share shows a healthy ecosystem.</w:t>
+      </w:r>
+    </w:p>
+    <w:p>
+      <w:pPr>
+        <w:pStyle w:val="ListParagraph"/>
+        <w:numPr>
+          <w:ilvl w:val="0"/>
+          <w:numId w:val="2"/>
+        </w:numPr>
+        <w:spacing w:after="60"/>
+      </w:pPr>
+      <w:r>
+        <w:rPr>
+          <w:b/>
+          <w:bCs/>
+        </w:rPr>
+        <w:t xml:space="preserve">Developer revenue:</w:t>
+      </w:r>
+      <w:r>
+        <w:t xml:space="preserve"> money paid out to developers, which shows that building on Orbit is worth it.</w:t>
+      </w:r>
+    </w:p>
+    <w:p>
+      <w:pPr>
+        <w:pStyle w:val="Heading2"/>
+      </w:pPr>
+      <w:r>
+        <w:t xml:space="preserve">21.10 How the focus changes over the roadmap</w:t>
+      </w:r>
+    </w:p>
+    <w:p>
+      <w:r>
+        <w:t xml:space="preserve">The North Star stays the same across the whole journey, but the input metric that gets the most attention changes as the product grows.</w:t>
+      </w:r>
+    </w:p>
+    <w:tbl>
+      <w:tblPr>
+        <w:tblW w:type="dxa" w:w="9638"/>
+        <w:tblBorders>
+          <w:top w:val="single" w:color="auto" w:sz="4"/>
+          <w:left w:val="single" w:color="auto" w:sz="4"/>
+          <w:bottom w:val="single" w:color="auto" w:sz="4"/>
+          <w:right w:val="single" w:color="auto" w:sz="4"/>
+          <w:insideH w:val="single" w:color="auto" w:sz="4"/>
+          <w:insideV w:val="single" w:color="auto" w:sz="4"/>
+        </w:tblBorders>
+      </w:tblPr>
+      <w:tblGrid>
+        <w:gridCol w:w="1928"/>
+        <w:gridCol w:w="2506"/>
+        <w:gridCol w:w="3084"/>
+        <w:gridCol w:w="2120"/>
+      </w:tblGrid>
+      <w:tr>
+        <w:trPr>
+          <w:cantSplit/>
+          <w:tblHeader/>
+        </w:trPr>
+        <w:tc>
+          <w:tcPr>
+            <w:tcW w:type="dxa" w:w="1928"/>
+            <w:tcBorders>
+              <w:top w:val="single" w:color="D0D5DD" w:sz="4"/>
+              <w:left w:val="single" w:color="D0D5DD" w:sz="4"/>
+              <w:bottom w:val="single" w:color="D0D5DD" w:sz="4"/>
+              <w:right w:val="single" w:color="D0D5DD" w:sz="4"/>
+            </w:tcBorders>
+            <w:shd w:fill="E0E7FF" w:color="auto" w:val="clear"/>
+            <w:tcMar>
+              <w:top w:type="dxa" w:w="60"/>
+              <w:left w:type="dxa" w:w="100"/>
+              <w:bottom w:type="dxa" w:w="60"/>
+              <w:right w:type="dxa" w:w="100"/>
+            </w:tcMar>
+          </w:tcPr>
+          <w:p>
+            <w:pPr>
+              <w:spacing w:after="0" w:line="264"/>
+            </w:pPr>
+            <w:r>
+              <w:rPr>
+                <w:b/>
+                <w:bCs/>
+                <w:color w:val="1E2566"/>
+                <w:sz w:val="19"/>
+                <w:szCs w:val="19"/>
+              </w:rPr>
+              <w:t xml:space="preserve">Phase</w:t>
+            </w:r>
+          </w:p>
+        </w:tc>
+        <w:tc>
+          <w:tcPr>
+            <w:tcW w:type="dxa" w:w="2506"/>
+            <w:tcBorders>
+              <w:top w:val="single" w:color="D0D5DD" w:sz="4"/>
+              <w:left w:val="single" w:color="D0D5DD" w:sz="4"/>
+              <w:bottom w:val="single" w:color="D0D5DD" w:sz="4"/>
+              <w:right w:val="single" w:color="D0D5DD" w:sz="4"/>
+            </w:tcBorders>
+            <w:shd w:fill="E0E7FF" w:color="auto" w:val="clear"/>
+            <w:tcMar>
+              <w:top w:type="dxa" w:w="60"/>
+              <w:left w:type="dxa" w:w="100"/>
+              <w:bottom w:type="dxa" w:w="60"/>
+              <w:right w:type="dxa" w:w="100"/>
+            </w:tcMar>
+          </w:tcPr>
+          <w:p>
+            <w:pPr>
+              <w:spacing w:after="0" w:line="264"/>
+            </w:pPr>
+            <w:r>
+              <w:rPr>
+                <w:b/>
+                <w:bCs/>
+                <w:color w:val="1E2566"/>
+                <w:sz w:val="19"/>
+                <w:szCs w:val="19"/>
+              </w:rPr>
+              <w:t xml:space="preserve">Main focus metric</w:t>
+            </w:r>
+          </w:p>
+        </w:tc>
+        <w:tc>
+          <w:tcPr>
+            <w:tcW w:type="dxa" w:w="3084"/>
+            <w:tcBorders>
+              <w:top w:val="single" w:color="D0D5DD" w:sz="4"/>
+              <w:left w:val="single" w:color="D0D5DD" w:sz="4"/>
+              <w:bottom w:val="single" w:color="D0D5DD" w:sz="4"/>
+              <w:right w:val="single" w:color="D0D5DD" w:sz="4"/>
+            </w:tcBorders>
+            <w:shd w:fill="E0E7FF" w:color="auto" w:val="clear"/>
+            <w:tcMar>
+              <w:top w:type="dxa" w:w="60"/>
+              <w:left w:type="dxa" w:w="100"/>
+              <w:bottom w:type="dxa" w:w="60"/>
+              <w:right w:type="dxa" w:w="100"/>
+            </w:tcMar>
+          </w:tcPr>
+          <w:p>
+            <w:pPr>
+              <w:spacing w:after="0" w:line="264"/>
+            </w:pPr>
+            <w:r>
+              <w:rPr>
+                <w:b/>
+                <w:bCs/>
+                <w:color w:val="1E2566"/>
+                <w:sz w:val="19"/>
+                <w:szCs w:val="19"/>
+              </w:rPr>
+              <w:t xml:space="preserve">Why this focus</w:t>
+            </w:r>
+          </w:p>
+        </w:tc>
+        <w:tc>
+          <w:tcPr>
+            <w:tcW w:type="dxa" w:w="2120"/>
+            <w:tcBorders>
+              <w:top w:val="single" w:color="D0D5DD" w:sz="4"/>
+              <w:left w:val="single" w:color="D0D5DD" w:sz="4"/>
+              <w:bottom w:val="single" w:color="D0D5DD" w:sz="4"/>
+              <w:right w:val="single" w:color="D0D5DD" w:sz="4"/>
+            </w:tcBorders>
+            <w:shd w:fill="E0E7FF" w:color="auto" w:val="clear"/>
+            <w:tcMar>
+              <w:top w:type="dxa" w:w="60"/>
+              <w:left w:type="dxa" w:w="100"/>
+              <w:bottom w:type="dxa" w:w="60"/>
+              <w:right w:type="dxa" w:w="100"/>
+            </w:tcMar>
+          </w:tcPr>
+          <w:p>
+            <w:pPr>
+              <w:spacing w:after="0" w:line="264"/>
+            </w:pPr>
+            <w:r>
+              <w:rPr>
+                <w:b/>
+                <w:bCs/>
+                <w:color w:val="1E2566"/>
+                <w:sz w:val="19"/>
+                <w:szCs w:val="19"/>
+              </w:rPr>
+              <w:t xml:space="preserve">Illustrative target</w:t>
+            </w:r>
+          </w:p>
+        </w:tc>
+      </w:tr>
+      <w:tr>
+        <w:trPr>
+          <w:cantSplit/>
+          <w:tblHeader w:val="false"/>
+        </w:trPr>
+        <w:tc>
+          <w:tcPr>
+            <w:tcW w:type="dxa" w:w="1928"/>
+            <w:tcBorders>
+              <w:top w:val="single" w:color="D0D5DD" w:sz="4"/>
+              <w:left w:val="single" w:color="D0D5DD" w:sz="4"/>
+              <w:bottom w:val="single" w:color="D0D5DD" w:sz="4"/>
+              <w:right w:val="single" w:color="D0D5DD" w:sz="4"/>
+            </w:tcBorders>
+            <w:tcMar>
+              <w:top w:type="dxa" w:w="60"/>
+              <w:left w:type="dxa" w:w="100"/>
+              <w:bottom w:type="dxa" w:w="60"/>
+              <w:right w:type="dxa" w:w="100"/>
+            </w:tcMar>
+          </w:tcPr>
+          <w:p>
+            <w:pPr>
+              <w:spacing w:after="0" w:line="264"/>
+            </w:pPr>
+            <w:r>
+              <w:rPr>
+                <w:color w:val="0E1726"/>
+                <w:sz w:val="19"/>
+                <w:szCs w:val="19"/>
+              </w:rPr>
+              <w:t xml:space="preserve">Validate (0 to 3 months)</w:t>
+            </w:r>
+          </w:p>
+        </w:tc>
+        <w:tc>
+          <w:tcPr>
+            <w:tcW w:type="dxa" w:w="2506"/>
+            <w:tcBorders>
+              <w:top w:val="single" w:color="D0D5DD" w:sz="4"/>
+              <w:left w:val="single" w:color="D0D5DD" w:sz="4"/>
+              <w:bottom w:val="single" w:color="D0D5DD" w:sz="4"/>
+              <w:right w:val="single" w:color="D0D5DD" w:sz="4"/>
+            </w:tcBorders>
+            <w:tcMar>
+              <w:top w:type="dxa" w:w="60"/>
+              <w:left w:type="dxa" w:w="100"/>
+              <w:bottom w:type="dxa" w:w="60"/>
+              <w:right w:type="dxa" w:w="100"/>
+            </w:tcMar>
+          </w:tcPr>
+          <w:p>
+            <w:pPr>
+              <w:spacing w:after="0" w:line="264"/>
+            </w:pPr>
+            <w:r>
+              <w:rPr>
+                <w:color w:val="0E1726"/>
+                <w:sz w:val="19"/>
+                <w:szCs w:val="19"/>
+              </w:rPr>
+              <w:t xml:space="preserve">Approval rate of agent-prepared work in tests</w:t>
+            </w:r>
+          </w:p>
+        </w:tc>
+        <w:tc>
+          <w:tcPr>
+            <w:tcW w:type="dxa" w:w="3084"/>
+            <w:tcBorders>
+              <w:top w:val="single" w:color="D0D5DD" w:sz="4"/>
+              <w:left w:val="single" w:color="D0D5DD" w:sz="4"/>
+              <w:bottom w:val="single" w:color="D0D5DD" w:sz="4"/>
+              <w:right w:val="single" w:color="D0D5DD" w:sz="4"/>
+            </w:tcBorders>
+            <w:tcMar>
+              <w:top w:type="dxa" w:w="60"/>
+              <w:left w:type="dxa" w:w="100"/>
+              <w:bottom w:type="dxa" w:w="60"/>
+              <w:right w:type="dxa" w:w="100"/>
+            </w:tcMar>
+          </w:tcPr>
+          <w:p>
+            <w:pPr>
+              <w:spacing w:after="0" w:line="264"/>
+            </w:pPr>
+            <w:r>
+              <w:rPr>
+                <w:color w:val="0E1726"/>
+                <w:sz w:val="19"/>
+                <w:szCs w:val="19"/>
+              </w:rPr>
+              <w:t xml:space="preserve">The first job is to prove that controllers trust the work at all</w:t>
+            </w:r>
+          </w:p>
+        </w:tc>
+        <w:tc>
+          <w:tcPr>
+            <w:tcW w:type="dxa" w:w="2120"/>
+            <w:tcBorders>
+              <w:top w:val="single" w:color="D0D5DD" w:sz="4"/>
+              <w:left w:val="single" w:color="D0D5DD" w:sz="4"/>
+              <w:bottom w:val="single" w:color="D0D5DD" w:sz="4"/>
+              <w:right w:val="single" w:color="D0D5DD" w:sz="4"/>
+            </w:tcBorders>
+            <w:tcMar>
+              <w:top w:type="dxa" w:w="60"/>
+              <w:left w:type="dxa" w:w="100"/>
+              <w:bottom w:type="dxa" w:w="60"/>
+              <w:right w:type="dxa" w:w="100"/>
+            </w:tcMar>
+          </w:tcPr>
+          <w:p>
+            <w:pPr>
+              <w:spacing w:after="0" w:line="264"/>
+            </w:pPr>
+            <w:r>
+              <w:rPr>
+                <w:color w:val="0E1726"/>
+                <w:sz w:val="19"/>
+                <w:szCs w:val="19"/>
+              </w:rPr>
+              <w:t xml:space="preserve">70% approved without redoing the work</w:t>
+            </w:r>
+          </w:p>
+        </w:tc>
+      </w:tr>
+      <w:tr>
+        <w:trPr>
+          <w:cantSplit/>
+          <w:tblHeader w:val="false"/>
+        </w:trPr>
+        <w:tc>
+          <w:tcPr>
+            <w:tcW w:type="dxa" w:w="1928"/>
+            <w:tcBorders>
+              <w:top w:val="single" w:color="D0D5DD" w:sz="4"/>
+              <w:left w:val="single" w:color="D0D5DD" w:sz="4"/>
+              <w:bottom w:val="single" w:color="D0D5DD" w:sz="4"/>
+              <w:right w:val="single" w:color="D0D5DD" w:sz="4"/>
+            </w:tcBorders>
+            <w:shd w:fill="F8FAFC" w:color="auto" w:val="clear"/>
+            <w:tcMar>
+              <w:top w:type="dxa" w:w="60"/>
+              <w:left w:type="dxa" w:w="100"/>
+              <w:bottom w:type="dxa" w:w="60"/>
+              <w:right w:type="dxa" w:w="100"/>
+            </w:tcMar>
+          </w:tcPr>
+          <w:p>
+            <w:pPr>
+              <w:spacing w:after="0" w:line="264"/>
+            </w:pPr>
+            <w:r>
+              <w:rPr>
+                <w:color w:val="0E1726"/>
+                <w:sz w:val="19"/>
+                <w:szCs w:val="19"/>
+              </w:rPr>
+              <w:t xml:space="preserve">MVP (3 to 9 months)</w:t>
+            </w:r>
+          </w:p>
+        </w:tc>
+        <w:tc>
+          <w:tcPr>
+            <w:tcW w:type="dxa" w:w="2506"/>
+            <w:tcBorders>
+              <w:top w:val="single" w:color="D0D5DD" w:sz="4"/>
+              <w:left w:val="single" w:color="D0D5DD" w:sz="4"/>
+              <w:bottom w:val="single" w:color="D0D5DD" w:sz="4"/>
+              <w:right w:val="single" w:color="D0D5DD" w:sz="4"/>
+            </w:tcBorders>
+            <w:shd w:fill="F8FAFC" w:color="auto" w:val="clear"/>
+            <w:tcMar>
+              <w:top w:type="dxa" w:w="60"/>
+              <w:left w:type="dxa" w:w="100"/>
+              <w:bottom w:type="dxa" w:w="60"/>
+              <w:right w:type="dxa" w:w="100"/>
+            </w:tcMar>
+          </w:tcPr>
+          <w:p>
+            <w:pPr>
+              <w:spacing w:after="0" w:line="264"/>
+            </w:pPr>
+            <w:r>
+              <w:rPr>
+                <w:color w:val="0E1726"/>
+                <w:sz w:val="19"/>
+                <w:szCs w:val="19"/>
+              </w:rPr>
+              <w:t xml:space="preserve">Trusted share of tasks</w:t>
+            </w:r>
+          </w:p>
+        </w:tc>
+        <w:tc>
+          <w:tcPr>
+            <w:tcW w:type="dxa" w:w="3084"/>
+            <w:tcBorders>
+              <w:top w:val="single" w:color="D0D5DD" w:sz="4"/>
+              <w:left w:val="single" w:color="D0D5DD" w:sz="4"/>
+              <w:bottom w:val="single" w:color="D0D5DD" w:sz="4"/>
+              <w:right w:val="single" w:color="D0D5DD" w:sz="4"/>
+            </w:tcBorders>
+            <w:shd w:fill="F8FAFC" w:color="auto" w:val="clear"/>
+            <w:tcMar>
+              <w:top w:type="dxa" w:w="60"/>
+              <w:left w:type="dxa" w:w="100"/>
+              <w:bottom w:type="dxa" w:w="60"/>
+              <w:right w:type="dxa" w:w="100"/>
+            </w:tcMar>
+          </w:tcPr>
+          <w:p>
+            <w:pPr>
+              <w:spacing w:after="0" w:line="264"/>
+            </w:pPr>
+            <w:r>
+              <w:rPr>
+                <w:color w:val="0E1726"/>
+                <w:sz w:val="19"/>
+                <w:szCs w:val="19"/>
+              </w:rPr>
+              <w:t xml:space="preserve">Quality must be proven before scaling</w:t>
+            </w:r>
+          </w:p>
+        </w:tc>
+        <w:tc>
+          <w:tcPr>
+            <w:tcW w:type="dxa" w:w="2120"/>
+            <w:tcBorders>
+              <w:top w:val="single" w:color="D0D5DD" w:sz="4"/>
+              <w:left w:val="single" w:color="D0D5DD" w:sz="4"/>
+              <w:bottom w:val="single" w:color="D0D5DD" w:sz="4"/>
+              <w:right w:val="single" w:color="D0D5DD" w:sz="4"/>
+            </w:tcBorders>
+            <w:shd w:fill="F8FAFC" w:color="auto" w:val="clear"/>
+            <w:tcMar>
+              <w:top w:type="dxa" w:w="60"/>
+              <w:left w:type="dxa" w:w="100"/>
+              <w:bottom w:type="dxa" w:w="60"/>
+              <w:right w:type="dxa" w:w="100"/>
+            </w:tcMar>
+          </w:tcPr>
+          <w:p>
+            <w:pPr>
+              <w:spacing w:after="0" w:line="264"/>
+            </w:pPr>
+            <w:r>
+              <w:rPr>
+                <w:color w:val="0E1726"/>
+                <w:sz w:val="19"/>
+                <w:szCs w:val="19"/>
+              </w:rPr>
+              <w:t xml:space="preserve">Override rate below 5% at design partners</w:t>
+            </w:r>
+          </w:p>
+        </w:tc>
+      </w:tr>
+      <w:tr>
+        <w:trPr>
+          <w:cantSplit/>
+          <w:tblHeader w:val="false"/>
+        </w:trPr>
+        <w:tc>
+          <w:tcPr>
+            <w:tcW w:type="dxa" w:w="1928"/>
+            <w:tcBorders>
+              <w:top w:val="single" w:color="D0D5DD" w:sz="4"/>
+              <w:left w:val="single" w:color="D0D5DD" w:sz="4"/>
+              <w:bottom w:val="single" w:color="D0D5DD" w:sz="4"/>
+              <w:right w:val="single" w:color="D0D5DD" w:sz="4"/>
+            </w:tcBorders>
+            <w:tcMar>
+              <w:top w:type="dxa" w:w="60"/>
+              <w:left w:type="dxa" w:w="100"/>
+              <w:bottom w:type="dxa" w:w="60"/>
+              <w:right w:type="dxa" w:w="100"/>
+            </w:tcMar>
+          </w:tcPr>
+          <w:p>
+            <w:pPr>
+              <w:spacing w:after="0" w:line="264"/>
+            </w:pPr>
+            <w:r>
+              <w:rPr>
+                <w:color w:val="0E1726"/>
+                <w:sz w:val="19"/>
+                <w:szCs w:val="19"/>
+              </w:rPr>
+              <w:t xml:space="preserve">Expand (9 to 18 months)</w:t>
+            </w:r>
+          </w:p>
+        </w:tc>
+        <w:tc>
+          <w:tcPr>
+            <w:tcW w:type="dxa" w:w="2506"/>
+            <w:tcBorders>
+              <w:top w:val="single" w:color="D0D5DD" w:sz="4"/>
+              <w:left w:val="single" w:color="D0D5DD" w:sz="4"/>
+              <w:bottom w:val="single" w:color="D0D5DD" w:sz="4"/>
+              <w:right w:val="single" w:color="D0D5DD" w:sz="4"/>
+            </w:tcBorders>
+            <w:tcMar>
+              <w:top w:type="dxa" w:w="60"/>
+              <w:left w:type="dxa" w:w="100"/>
+              <w:bottom w:type="dxa" w:w="60"/>
+              <w:right w:type="dxa" w:w="100"/>
+            </w:tcMar>
+          </w:tcPr>
+          <w:p>
+            <w:pPr>
+              <w:spacing w:after="0" w:line="264"/>
+            </w:pPr>
+            <w:r>
+              <w:rPr>
+                <w:color w:val="0E1726"/>
+                <w:sz w:val="19"/>
+                <w:szCs w:val="19"/>
+              </w:rPr>
+              <w:t xml:space="preserve">Active companies and tasks per company</w:t>
+            </w:r>
+          </w:p>
+        </w:tc>
+        <w:tc>
+          <w:tcPr>
+            <w:tcW w:type="dxa" w:w="3084"/>
+            <w:tcBorders>
+              <w:top w:val="single" w:color="D0D5DD" w:sz="4"/>
+              <w:left w:val="single" w:color="D0D5DD" w:sz="4"/>
+              <w:bottom w:val="single" w:color="D0D5DD" w:sz="4"/>
+              <w:right w:val="single" w:color="D0D5DD" w:sz="4"/>
+            </w:tcBorders>
+            <w:tcMar>
+              <w:top w:type="dxa" w:w="60"/>
+              <w:left w:type="dxa" w:w="100"/>
+              <w:bottom w:type="dxa" w:w="60"/>
+              <w:right w:type="dxa" w:w="100"/>
+            </w:tcMar>
+          </w:tcPr>
+          <w:p>
+            <w:pPr>
+              <w:spacing w:after="0" w:line="264"/>
+            </w:pPr>
+            <w:r>
+              <w:rPr>
+                <w:color w:val="0E1726"/>
+                <w:sz w:val="19"/>
+                <w:szCs w:val="19"/>
+              </w:rPr>
+              <w:t xml:space="preserve">Once trust is proven, the goal is reach and depth</w:t>
+            </w:r>
+          </w:p>
+        </w:tc>
+        <w:tc>
+          <w:tcPr>
+            <w:tcW w:type="dxa" w:w="2120"/>
+            <w:tcBorders>
+              <w:top w:val="single" w:color="D0D5DD" w:sz="4"/>
+              <w:left w:val="single" w:color="D0D5DD" w:sz="4"/>
+              <w:bottom w:val="single" w:color="D0D5DD" w:sz="4"/>
+              <w:right w:val="single" w:color="D0D5DD" w:sz="4"/>
+            </w:tcBorders>
+            <w:tcMar>
+              <w:top w:type="dxa" w:w="60"/>
+              <w:left w:type="dxa" w:w="100"/>
+              <w:bottom w:type="dxa" w:w="60"/>
+              <w:right w:type="dxa" w:w="100"/>
+            </w:tcMar>
+          </w:tcPr>
+          <w:p>
+            <w:pPr>
+              <w:spacing w:after="0" w:line="264"/>
+            </w:pPr>
+            <w:r>
+              <w:rPr>
+                <w:color w:val="0E1726"/>
+                <w:sz w:val="19"/>
+                <w:szCs w:val="19"/>
+              </w:rPr>
+              <w:t xml:space="preserve">20+ Trusted Agent Hours per company per month</w:t>
+            </w:r>
+          </w:p>
+        </w:tc>
+      </w:tr>
+      <w:tr>
+        <w:trPr>
+          <w:cantSplit/>
+          <w:tblHeader w:val="false"/>
+        </w:trPr>
+        <w:tc>
+          <w:tcPr>
+            <w:tcW w:type="dxa" w:w="1928"/>
+            <w:tcBorders>
+              <w:top w:val="single" w:color="D0D5DD" w:sz="4"/>
+              <w:left w:val="single" w:color="D0D5DD" w:sz="4"/>
+              <w:bottom w:val="single" w:color="D0D5DD" w:sz="4"/>
+              <w:right w:val="single" w:color="D0D5DD" w:sz="4"/>
+            </w:tcBorders>
+            <w:shd w:fill="F8FAFC" w:color="auto" w:val="clear"/>
+            <w:tcMar>
+              <w:top w:type="dxa" w:w="60"/>
+              <w:left w:type="dxa" w:w="100"/>
+              <w:bottom w:type="dxa" w:w="60"/>
+              <w:right w:type="dxa" w:w="100"/>
+            </w:tcMar>
+          </w:tcPr>
+          <w:p>
+            <w:pPr>
+              <w:spacing w:after="0" w:line="264"/>
+            </w:pPr>
+            <w:r>
+              <w:rPr>
+                <w:color w:val="0E1726"/>
+                <w:sz w:val="19"/>
+                <w:szCs w:val="19"/>
+              </w:rPr>
+              <w:t xml:space="preserve">Platform (18 months on)</w:t>
+            </w:r>
+          </w:p>
+        </w:tc>
+        <w:tc>
+          <w:tcPr>
+            <w:tcW w:type="dxa" w:w="2506"/>
+            <w:tcBorders>
+              <w:top w:val="single" w:color="D0D5DD" w:sz="4"/>
+              <w:left w:val="single" w:color="D0D5DD" w:sz="4"/>
+              <w:bottom w:val="single" w:color="D0D5DD" w:sz="4"/>
+              <w:right w:val="single" w:color="D0D5DD" w:sz="4"/>
+            </w:tcBorders>
+            <w:shd w:fill="F8FAFC" w:color="auto" w:val="clear"/>
+            <w:tcMar>
+              <w:top w:type="dxa" w:w="60"/>
+              <w:left w:type="dxa" w:w="100"/>
+              <w:bottom w:type="dxa" w:w="60"/>
+              <w:right w:type="dxa" w:w="100"/>
+            </w:tcMar>
+          </w:tcPr>
+          <w:p>
+            <w:pPr>
+              <w:spacing w:after="0" w:line="264"/>
+            </w:pPr>
+            <w:r>
+              <w:rPr>
+                <w:color w:val="0E1726"/>
+                <w:sz w:val="19"/>
+                <w:szCs w:val="19"/>
+              </w:rPr>
+              <w:t xml:space="preserve">Partner share of Trusted Agent Hours</w:t>
+            </w:r>
+          </w:p>
+        </w:tc>
+        <w:tc>
+          <w:tcPr>
+            <w:tcW w:type="dxa" w:w="3084"/>
+            <w:tcBorders>
+              <w:top w:val="single" w:color="D0D5DD" w:sz="4"/>
+              <w:left w:val="single" w:color="D0D5DD" w:sz="4"/>
+              <w:bottom w:val="single" w:color="D0D5DD" w:sz="4"/>
+              <w:right w:val="single" w:color="D0D5DD" w:sz="4"/>
+            </w:tcBorders>
+            <w:shd w:fill="F8FAFC" w:color="auto" w:val="clear"/>
+            <w:tcMar>
+              <w:top w:type="dxa" w:w="60"/>
+              <w:left w:type="dxa" w:w="100"/>
+              <w:bottom w:type="dxa" w:w="60"/>
+              <w:right w:type="dxa" w:w="100"/>
+            </w:tcMar>
+          </w:tcPr>
+          <w:p>
+            <w:pPr>
+              <w:spacing w:after="0" w:line="264"/>
+            </w:pPr>
+            <w:r>
+              <w:rPr>
+                <w:color w:val="0E1726"/>
+                <w:sz w:val="19"/>
+                <w:szCs w:val="19"/>
+              </w:rPr>
+              <w:t xml:space="preserve">The ecosystem should multiply the value</w:t>
+            </w:r>
+          </w:p>
+        </w:tc>
+        <w:tc>
+          <w:tcPr>
+            <w:tcW w:type="dxa" w:w="2120"/>
+            <w:tcBorders>
+              <w:top w:val="single" w:color="D0D5DD" w:sz="4"/>
+              <w:left w:val="single" w:color="D0D5DD" w:sz="4"/>
+              <w:bottom w:val="single" w:color="D0D5DD" w:sz="4"/>
+              <w:right w:val="single" w:color="D0D5DD" w:sz="4"/>
+            </w:tcBorders>
+            <w:shd w:fill="F8FAFC" w:color="auto" w:val="clear"/>
+            <w:tcMar>
+              <w:top w:type="dxa" w:w="60"/>
+              <w:left w:type="dxa" w:w="100"/>
+              <w:bottom w:type="dxa" w:w="60"/>
+              <w:right w:type="dxa" w:w="100"/>
+            </w:tcMar>
+          </w:tcPr>
+          <w:p>
+            <w:pPr>
+              <w:spacing w:after="0" w:line="264"/>
+            </w:pPr>
+            <w:r>
+              <w:rPr>
+                <w:color w:val="0E1726"/>
+                <w:sz w:val="19"/>
+                <w:szCs w:val="19"/>
+              </w:rPr>
+              <w:t xml:space="preserve">Partners deliver 25% or more of all trusted hours</w:t>
+            </w:r>
+          </w:p>
+        </w:tc>
+      </w:tr>
+    </w:tbl>
+    <w:p>
+      <w:pPr>
+        <w:spacing w:after="120"/>
+      </w:pPr>
+    </w:p>
+    <w:p>
+      <w:r>
+        <w:t xml:space="preserve">All targets above are illustrative planning assumptions. Real targets should be set after the first design-partner data is collected.</w:t>
+      </w:r>
+    </w:p>
+    <w:p>
+      <w:pPr>
+        <w:pStyle w:val="Heading2"/>
+      </w:pPr>
+      <w:r>
+        <w:t xml:space="preserve">21.11 How the metric is measured in the product</w:t>
+      </w:r>
+    </w:p>
+    <w:p>
+      <w:r>
+        <w:t xml:space="preserve">The prototype already has the building blocks needed to measure the North Star:</w:t>
+      </w:r>
+    </w:p>
+    <w:p>
+      <w:pPr>
+        <w:pStyle w:val="ListParagraph"/>
+        <w:numPr>
+          <w:ilvl w:val="0"/>
+          <w:numId w:val="2"/>
+        </w:numPr>
+        <w:spacing w:after="60"/>
+      </w:pPr>
+      <w:r>
+        <w:t xml:space="preserve">Every agent action is written to the </w:t>
+      </w:r>
+      <w:r>
+        <w:rPr>
+          <w:b/>
+          <w:bCs/>
+        </w:rPr>
+        <w:t xml:space="preserve">audit log</w:t>
+      </w:r>
+      <w:r>
+        <w:t xml:space="preserve"> with its actor, confidence, policy, approval type and evidence.</w:t>
+      </w:r>
+    </w:p>
+    <w:p>
+      <w:pPr>
+        <w:pStyle w:val="ListParagraph"/>
+        <w:numPr>
+          <w:ilvl w:val="0"/>
+          <w:numId w:val="2"/>
+        </w:numPr>
+        <w:spacing w:after="60"/>
+      </w:pPr>
+      <w:r>
+        <w:t xml:space="preserve">Every close item has a </w:t>
+      </w:r>
+      <w:r>
+        <w:rPr>
+          <w:b/>
+          <w:bCs/>
+        </w:rPr>
+        <w:t xml:space="preserve">standard minutes</w:t>
+      </w:r>
+      <w:r>
+        <w:t xml:space="preserve"> value stored with it.</w:t>
+      </w:r>
+    </w:p>
+    <w:p>
+      <w:pPr>
+        <w:pStyle w:val="ListParagraph"/>
+        <w:numPr>
+          <w:ilvl w:val="0"/>
+          <w:numId w:val="2"/>
+        </w:numPr>
+        <w:spacing w:after="60"/>
+      </w:pPr>
+      <w:r>
+        <w:t xml:space="preserve">Rollbacks and rejections are also written to the audit log, so they can be subtracted.</w:t>
+      </w:r>
+    </w:p>
+    <w:p>
+      <w:pPr>
+        <w:pStyle w:val="ListParagraph"/>
+        <w:numPr>
+          <w:ilvl w:val="0"/>
+          <w:numId w:val="2"/>
+        </w:numPr>
+        <w:spacing w:after="60"/>
+      </w:pPr>
+      <w:r>
+        <w:t xml:space="preserve">The </w:t>
+      </w:r>
+      <w:r>
+        <w:rPr>
+          <w:b/>
+          <w:bCs/>
+        </w:rPr>
+        <w:t xml:space="preserve">Trust Center</w:t>
+      </w:r>
+      <w:r>
+        <w:t xml:space="preserve"> already shows the override rate, the share of autonomous actions and incidents, which are the main guardrails.</w:t>
+      </w:r>
+    </w:p>
+    <w:p>
+      <w:r>
+        <w:t xml:space="preserve">In a real product the team would add a few simple events: task completed, task approved, task rejected, task rolled back, and escalation resolved. A weekly dashboard would show the North Star, the four input metrics and the guardrails side by side. The leadership team would review it every week, and each product team would review its own input metric in its weekly meeting.</w:t>
+      </w:r>
+    </w:p>
+    <w:p>
+      <w:pPr>
+        <w:pStyle w:val="Heading2"/>
+      </w:pPr>
+      <w:r>
+        <w:t xml:space="preserve">21.12 Common traps and how to avoid them</w:t>
+      </w:r>
+    </w:p>
+    <w:tbl>
+      <w:tblPr>
+        <w:tblW w:type="dxa" w:w="9638"/>
+        <w:tblBorders>
+          <w:top w:val="single" w:color="auto" w:sz="4"/>
+          <w:left w:val="single" w:color="auto" w:sz="4"/>
+          <w:bottom w:val="single" w:color="auto" w:sz="4"/>
+          <w:right w:val="single" w:color="auto" w:sz="4"/>
+          <w:insideH w:val="single" w:color="auto" w:sz="4"/>
+          <w:insideV w:val="single" w:color="auto" w:sz="4"/>
+        </w:tblBorders>
+      </w:tblPr>
+      <w:tblGrid>
+        <w:gridCol w:w="3373"/>
+        <w:gridCol w:w="6265"/>
+      </w:tblGrid>
+      <w:tr>
+        <w:trPr>
+          <w:cantSplit/>
+          <w:tblHeader/>
+        </w:trPr>
+        <w:tc>
+          <w:tcPr>
+            <w:tcW w:type="dxa" w:w="3373"/>
+            <w:tcBorders>
+              <w:top w:val="single" w:color="D0D5DD" w:sz="4"/>
+              <w:left w:val="single" w:color="D0D5DD" w:sz="4"/>
+              <w:bottom w:val="single" w:color="D0D5DD" w:sz="4"/>
+              <w:right w:val="single" w:color="D0D5DD" w:sz="4"/>
+            </w:tcBorders>
+            <w:shd w:fill="E0E7FF" w:color="auto" w:val="clear"/>
+            <w:tcMar>
+              <w:top w:type="dxa" w:w="60"/>
+              <w:left w:type="dxa" w:w="100"/>
+              <w:bottom w:type="dxa" w:w="60"/>
+              <w:right w:type="dxa" w:w="100"/>
+            </w:tcMar>
+          </w:tcPr>
+          <w:p>
+            <w:pPr>
+              <w:spacing w:after="0" w:line="264"/>
+            </w:pPr>
+            <w:r>
+              <w:rPr>
+                <w:b/>
+                <w:bCs/>
+                <w:color w:val="1E2566"/>
+                <w:sz w:val="19"/>
+                <w:szCs w:val="19"/>
+              </w:rPr>
+              <w:t xml:space="preserve">Trap</w:t>
+            </w:r>
+          </w:p>
+        </w:tc>
+        <w:tc>
+          <w:tcPr>
+            <w:tcW w:type="dxa" w:w="6265"/>
+            <w:tcBorders>
+              <w:top w:val="single" w:color="D0D5DD" w:sz="4"/>
+              <w:left w:val="single" w:color="D0D5DD" w:sz="4"/>
+              <w:bottom w:val="single" w:color="D0D5DD" w:sz="4"/>
+              <w:right w:val="single" w:color="D0D5DD" w:sz="4"/>
+            </w:tcBorders>
+            <w:shd w:fill="E0E7FF" w:color="auto" w:val="clear"/>
+            <w:tcMar>
+              <w:top w:type="dxa" w:w="60"/>
+              <w:left w:type="dxa" w:w="100"/>
+              <w:bottom w:type="dxa" w:w="60"/>
+              <w:right w:type="dxa" w:w="100"/>
+            </w:tcMar>
+          </w:tcPr>
+          <w:p>
+            <w:pPr>
+              <w:spacing w:after="0" w:line="264"/>
+            </w:pPr>
+            <w:r>
+              <w:rPr>
+                <w:b/>
+                <w:bCs/>
+                <w:color w:val="1E2566"/>
+                <w:sz w:val="19"/>
+                <w:szCs w:val="19"/>
+              </w:rPr>
+              <w:t xml:space="preserve">How it is avoided</w:t>
+            </w:r>
+          </w:p>
+        </w:tc>
+      </w:tr>
+      <w:tr>
+        <w:trPr>
+          <w:cantSplit/>
+          <w:tblHeader w:val="false"/>
+        </w:trPr>
+        <w:tc>
+          <w:tcPr>
+            <w:tcW w:type="dxa" w:w="3373"/>
+            <w:tcBorders>
+              <w:top w:val="single" w:color="D0D5DD" w:sz="4"/>
+              <w:left w:val="single" w:color="D0D5DD" w:sz="4"/>
+              <w:bottom w:val="single" w:color="D0D5DD" w:sz="4"/>
+              <w:right w:val="single" w:color="D0D5DD" w:sz="4"/>
+            </w:tcBorders>
+            <w:tcMar>
+              <w:top w:type="dxa" w:w="60"/>
+              <w:left w:type="dxa" w:w="100"/>
+              <w:bottom w:type="dxa" w:w="60"/>
+              <w:right w:type="dxa" w:w="100"/>
+            </w:tcMar>
+          </w:tcPr>
+          <w:p>
+            <w:pPr>
+              <w:spacing w:after="0" w:line="264"/>
+            </w:pPr>
+            <w:r>
+              <w:rPr>
+                <w:color w:val="0E1726"/>
+                <w:sz w:val="19"/>
+                <w:szCs w:val="19"/>
+              </w:rPr>
+              <w:t xml:space="preserve">Inflating the minutes per task</w:t>
+            </w:r>
+          </w:p>
+        </w:tc>
+        <w:tc>
+          <w:tcPr>
+            <w:tcW w:type="dxa" w:w="6265"/>
+            <w:tcBorders>
+              <w:top w:val="single" w:color="D0D5DD" w:sz="4"/>
+              <w:left w:val="single" w:color="D0D5DD" w:sz="4"/>
+              <w:bottom w:val="single" w:color="D0D5DD" w:sz="4"/>
+              <w:right w:val="single" w:color="D0D5DD" w:sz="4"/>
+            </w:tcBorders>
+            <w:tcMar>
+              <w:top w:type="dxa" w:w="60"/>
+              <w:left w:type="dxa" w:w="100"/>
+              <w:bottom w:type="dxa" w:w="60"/>
+              <w:right w:type="dxa" w:w="100"/>
+            </w:tcMar>
+          </w:tcPr>
+          <w:p>
+            <w:pPr>
+              <w:spacing w:after="0" w:line="264"/>
+            </w:pPr>
+            <w:r>
+              <w:rPr>
+                <w:color w:val="0E1726"/>
+                <w:sz w:val="19"/>
+                <w:szCs w:val="19"/>
+              </w:rPr>
+              <w:t xml:space="preserve">Standard minutes come from customer time studies and are reviewed every quarter by a group outside the agent team.</w:t>
+            </w:r>
+          </w:p>
+        </w:tc>
+      </w:tr>
+      <w:tr>
+        <w:trPr>
+          <w:cantSplit/>
+          <w:tblHeader w:val="false"/>
+        </w:trPr>
+        <w:tc>
+          <w:tcPr>
+            <w:tcW w:type="dxa" w:w="3373"/>
+            <w:tcBorders>
+              <w:top w:val="single" w:color="D0D5DD" w:sz="4"/>
+              <w:left w:val="single" w:color="D0D5DD" w:sz="4"/>
+              <w:bottom w:val="single" w:color="D0D5DD" w:sz="4"/>
+              <w:right w:val="single" w:color="D0D5DD" w:sz="4"/>
+            </w:tcBorders>
+            <w:shd w:fill="F8FAFC" w:color="auto" w:val="clear"/>
+            <w:tcMar>
+              <w:top w:type="dxa" w:w="60"/>
+              <w:left w:type="dxa" w:w="100"/>
+              <w:bottom w:type="dxa" w:w="60"/>
+              <w:right w:type="dxa" w:w="100"/>
+            </w:tcMar>
+          </w:tcPr>
+          <w:p>
+            <w:pPr>
+              <w:spacing w:after="0" w:line="264"/>
+            </w:pPr>
+            <w:r>
+              <w:rPr>
+                <w:color w:val="0E1726"/>
+                <w:sz w:val="19"/>
+                <w:szCs w:val="19"/>
+              </w:rPr>
+              <w:t xml:space="preserve">Pushing Autopilot too early to grow numbers</w:t>
+            </w:r>
+          </w:p>
+        </w:tc>
+        <w:tc>
+          <w:tcPr>
+            <w:tcW w:type="dxa" w:w="6265"/>
+            <w:tcBorders>
+              <w:top w:val="single" w:color="D0D5DD" w:sz="4"/>
+              <w:left w:val="single" w:color="D0D5DD" w:sz="4"/>
+              <w:bottom w:val="single" w:color="D0D5DD" w:sz="4"/>
+              <w:right w:val="single" w:color="D0D5DD" w:sz="4"/>
+            </w:tcBorders>
+            <w:shd w:fill="F8FAFC" w:color="auto" w:val="clear"/>
+            <w:tcMar>
+              <w:top w:type="dxa" w:w="60"/>
+              <w:left w:type="dxa" w:w="100"/>
+              <w:bottom w:type="dxa" w:w="60"/>
+              <w:right w:type="dxa" w:w="100"/>
+            </w:tcMar>
+          </w:tcPr>
+          <w:p>
+            <w:pPr>
+              <w:spacing w:after="0" w:line="264"/>
+            </w:pPr>
+            <w:r>
+              <w:rPr>
+                <w:color w:val="0E1726"/>
+                <w:sz w:val="19"/>
+                <w:szCs w:val="19"/>
+              </w:rPr>
+              <w:t xml:space="preserve">Override and rollback guardrails must stay in range, and Autopilot is earned per workflow.</w:t>
+            </w:r>
+          </w:p>
+        </w:tc>
+      </w:tr>
+      <w:tr>
+        <w:trPr>
+          <w:cantSplit/>
+          <w:tblHeader w:val="false"/>
+        </w:trPr>
+        <w:tc>
+          <w:tcPr>
+            <w:tcW w:type="dxa" w:w="3373"/>
+            <w:tcBorders>
+              <w:top w:val="single" w:color="D0D5DD" w:sz="4"/>
+              <w:left w:val="single" w:color="D0D5DD" w:sz="4"/>
+              <w:bottom w:val="single" w:color="D0D5DD" w:sz="4"/>
+              <w:right w:val="single" w:color="D0D5DD" w:sz="4"/>
+            </w:tcBorders>
+            <w:tcMar>
+              <w:top w:type="dxa" w:w="60"/>
+              <w:left w:type="dxa" w:w="100"/>
+              <w:bottom w:type="dxa" w:w="60"/>
+              <w:right w:type="dxa" w:w="100"/>
+            </w:tcMar>
+          </w:tcPr>
+          <w:p>
+            <w:pPr>
+              <w:spacing w:after="0" w:line="264"/>
+            </w:pPr>
+            <w:r>
+              <w:rPr>
+                <w:color w:val="0E1726"/>
+                <w:sz w:val="19"/>
+                <w:szCs w:val="19"/>
+              </w:rPr>
+              <w:t xml:space="preserve">Counting work that people later fixed</w:t>
+            </w:r>
+          </w:p>
+        </w:tc>
+        <w:tc>
+          <w:tcPr>
+            <w:tcW w:type="dxa" w:w="6265"/>
+            <w:tcBorders>
+              <w:top w:val="single" w:color="D0D5DD" w:sz="4"/>
+              <w:left w:val="single" w:color="D0D5DD" w:sz="4"/>
+              <w:bottom w:val="single" w:color="D0D5DD" w:sz="4"/>
+              <w:right w:val="single" w:color="D0D5DD" w:sz="4"/>
+            </w:tcBorders>
+            <w:tcMar>
+              <w:top w:type="dxa" w:w="60"/>
+              <w:left w:type="dxa" w:w="100"/>
+              <w:bottom w:type="dxa" w:w="60"/>
+              <w:right w:type="dxa" w:w="100"/>
+            </w:tcMar>
+          </w:tcPr>
+          <w:p>
+            <w:pPr>
+              <w:spacing w:after="0" w:line="264"/>
+            </w:pPr>
+            <w:r>
+              <w:rPr>
+                <w:color w:val="0E1726"/>
+                <w:sz w:val="19"/>
+                <w:szCs w:val="19"/>
+              </w:rPr>
+              <w:t xml:space="preserve">The 30-day rollback rule removes that work from the metric.</w:t>
+            </w:r>
+          </w:p>
+        </w:tc>
+      </w:tr>
+      <w:tr>
+        <w:trPr>
+          <w:cantSplit/>
+          <w:tblHeader w:val="false"/>
+        </w:trPr>
+        <w:tc>
+          <w:tcPr>
+            <w:tcW w:type="dxa" w:w="3373"/>
+            <w:tcBorders>
+              <w:top w:val="single" w:color="D0D5DD" w:sz="4"/>
+              <w:left w:val="single" w:color="D0D5DD" w:sz="4"/>
+              <w:bottom w:val="single" w:color="D0D5DD" w:sz="4"/>
+              <w:right w:val="single" w:color="D0D5DD" w:sz="4"/>
+            </w:tcBorders>
+            <w:shd w:fill="F8FAFC" w:color="auto" w:val="clear"/>
+            <w:tcMar>
+              <w:top w:type="dxa" w:w="60"/>
+              <w:left w:type="dxa" w:w="100"/>
+              <w:bottom w:type="dxa" w:w="60"/>
+              <w:right w:type="dxa" w:w="100"/>
+            </w:tcMar>
+          </w:tcPr>
+          <w:p>
+            <w:pPr>
+              <w:spacing w:after="0" w:line="264"/>
+            </w:pPr>
+            <w:r>
+              <w:rPr>
+                <w:color w:val="0E1726"/>
+                <w:sz w:val="19"/>
+                <w:szCs w:val="19"/>
+              </w:rPr>
+              <w:t xml:space="preserve">Ignoring small customers</w:t>
+            </w:r>
+          </w:p>
+        </w:tc>
+        <w:tc>
+          <w:tcPr>
+            <w:tcW w:type="dxa" w:w="6265"/>
+            <w:tcBorders>
+              <w:top w:val="single" w:color="D0D5DD" w:sz="4"/>
+              <w:left w:val="single" w:color="D0D5DD" w:sz="4"/>
+              <w:bottom w:val="single" w:color="D0D5DD" w:sz="4"/>
+              <w:right w:val="single" w:color="D0D5DD" w:sz="4"/>
+            </w:tcBorders>
+            <w:shd w:fill="F8FAFC" w:color="auto" w:val="clear"/>
+            <w:tcMar>
+              <w:top w:type="dxa" w:w="60"/>
+              <w:left w:type="dxa" w:w="100"/>
+              <w:bottom w:type="dxa" w:w="60"/>
+              <w:right w:type="dxa" w:w="100"/>
+            </w:tcMar>
+          </w:tcPr>
+          <w:p>
+            <w:pPr>
+              <w:spacing w:after="0" w:line="264"/>
+            </w:pPr>
+            <w:r>
+              <w:rPr>
+                <w:color w:val="0E1726"/>
+                <w:sz w:val="19"/>
+                <w:szCs w:val="19"/>
+              </w:rPr>
+              <w:t xml:space="preserve">The metric is tracked per company, not only in total, so a few large customers cannot hide weak adoption.</w:t>
+            </w:r>
+          </w:p>
+        </w:tc>
+      </w:tr>
+      <w:tr>
+        <w:trPr>
+          <w:cantSplit/>
+          <w:tblHeader w:val="false"/>
+        </w:trPr>
+        <w:tc>
+          <w:tcPr>
+            <w:tcW w:type="dxa" w:w="3373"/>
+            <w:tcBorders>
+              <w:top w:val="single" w:color="D0D5DD" w:sz="4"/>
+              <w:left w:val="single" w:color="D0D5DD" w:sz="4"/>
+              <w:bottom w:val="single" w:color="D0D5DD" w:sz="4"/>
+              <w:right w:val="single" w:color="D0D5DD" w:sz="4"/>
+            </w:tcBorders>
+            <w:tcMar>
+              <w:top w:type="dxa" w:w="60"/>
+              <w:left w:type="dxa" w:w="100"/>
+              <w:bottom w:type="dxa" w:w="60"/>
+              <w:right w:type="dxa" w:w="100"/>
+            </w:tcMar>
+          </w:tcPr>
+          <w:p>
+            <w:pPr>
+              <w:spacing w:after="0" w:line="264"/>
+            </w:pPr>
+            <w:r>
+              <w:rPr>
+                <w:color w:val="0E1726"/>
+                <w:sz w:val="19"/>
+                <w:szCs w:val="19"/>
+              </w:rPr>
+              <w:t xml:space="preserve">Taking credit for human judgment</w:t>
+            </w:r>
+          </w:p>
+        </w:tc>
+        <w:tc>
+          <w:tcPr>
+            <w:tcW w:type="dxa" w:w="6265"/>
+            <w:tcBorders>
+              <w:top w:val="single" w:color="D0D5DD" w:sz="4"/>
+              <w:left w:val="single" w:color="D0D5DD" w:sz="4"/>
+              <w:bottom w:val="single" w:color="D0D5DD" w:sz="4"/>
+              <w:right w:val="single" w:color="D0D5DD" w:sz="4"/>
+            </w:tcBorders>
+            <w:tcMar>
+              <w:top w:type="dxa" w:w="60"/>
+              <w:left w:type="dxa" w:w="100"/>
+              <w:bottom w:type="dxa" w:w="60"/>
+              <w:right w:type="dxa" w:w="100"/>
+            </w:tcMar>
+          </w:tcPr>
+          <w:p>
+            <w:pPr>
+              <w:spacing w:after="0" w:line="264"/>
+            </w:pPr>
+            <w:r>
+              <w:rPr>
+                <w:color w:val="0E1726"/>
+                <w:sz w:val="19"/>
+                <w:szCs w:val="19"/>
+              </w:rPr>
+              <w:t xml:space="preserve">Tasks decided by experts or controllers are excluded, so the metric only reflects agent work.</w:t>
+            </w:r>
+          </w:p>
+        </w:tc>
+      </w:tr>
+    </w:tbl>
+    <w:p>
+      <w:pPr>
+        <w:spacing w:after="120"/>
+      </w:pPr>
+    </w:p>
+    <w:p>
+      <w:pPr>
+        <w:pStyle w:val="Heading2"/>
+      </w:pPr>
+      <w:r>
+        <w:t xml:space="preserve">21.13 How to explain it in one minute</w:t>
+      </w:r>
+    </w:p>
+    <w:p>
+      <w:r>
+        <w:t xml:space="preserve">Use this short answer if someone asks about the North Star metric:</w:t>
+      </w:r>
+    </w:p>
+    <w:tbl>
+      <w:tblPr>
+        <w:tblW w:type="dxa" w:w="9638"/>
+        <w:tblBorders>
+          <w:top w:val="single" w:color="auto" w:sz="4"/>
+          <w:left w:val="single" w:color="auto" w:sz="4"/>
+          <w:bottom w:val="single" w:color="auto" w:sz="4"/>
+          <w:right w:val="single" w:color="auto" w:sz="4"/>
+          <w:insideH w:val="single" w:color="auto" w:sz="4"/>
+          <w:insideV w:val="single" w:color="auto" w:sz="4"/>
+        </w:tblBorders>
+      </w:tblPr>
+      <w:tblGrid>
+        <w:gridCol w:w="9638"/>
+      </w:tblGrid>
+      <w:tr>
+        <w:trPr>
+          <w:cantSplit/>
+        </w:trPr>
+        <w:tc>
+          <w:tcPr>
+            <w:tcW w:type="dxa" w:w="9638"/>
+            <w:tcBorders>
+              <w:top w:val="none" w:color="FFFFFF" w:sz="0"/>
+              <w:left w:val="single" w:color="0E8A75" w:sz="24"/>
+              <w:bottom w:val="none" w:color="FFFFFF" w:sz="0"/>
+              <w:right w:val="none" w:color="FFFFFF" w:sz="0"/>
+            </w:tcBorders>
+            <w:shd w:fill="ECFDF9" w:color="auto" w:val="clear"/>
+            <w:tcMar>
+              <w:top w:type="dxa" w:w="120"/>
+              <w:left w:type="dxa" w:w="200"/>
+              <w:bottom w:type="dxa" w:w="120"/>
+              <w:right w:type="dxa" w:w="200"/>
+            </w:tcMar>
+          </w:tcPr>
+          <w:p>
+            <w:pPr>
+              <w:spacing w:after="60"/>
+            </w:pPr>
+            <w:r>
+              <w:rPr>
+                <w:b/>
+                <w:bCs/>
+                <w:color w:val="0E8A75"/>
+                <w:sz w:val="21"/>
+                <w:szCs w:val="21"/>
+              </w:rPr>
+              <w:t xml:space="preserve">KEY POINT</w:t>
+            </w:r>
+          </w:p>
+          <w:p>
+            <w:pPr>
+              <w:spacing w:after="0" w:line="276"/>
+            </w:pPr>
+            <w:r>
+              <w:rPr>
+                <w:color w:val="0E1726"/>
+                <w:sz w:val="21"/>
+                <w:szCs w:val="21"/>
+              </w:rPr>
+              <w:t xml:space="preserve">"The North Star for Orbit is Trusted Agent Hours. It counts the hours of finance work that agents finish each month with full evidence and without a person overriding or reversing it. It captures value and trust in one number. It breaks down into active companies, tasks per company, the trusted share of tasks and hours per task, so every team has a lever. Guardrails like the override rate and rollback rate make sure the number grows in a healthy way. And because trusted work leads to retention and more agent usage, it is a leading sign of revenue."</w:t>
             </w:r>
           </w:p>
         </w:tc>
@@ -30791,6 +37067,30 @@
     </w:lvl>
   </w:abstractNum>
   <w:abstractNum w:abstractNumId="8" w15:restartNumberingAfterBreak="0">
+    <w:multiLevelType w:val="hybridMultilevel"/>
+    <w:lvl w:ilvl="0" w15:tentative="1">
+      <w:start w:val="1"/>
+      <w:numFmt w:val="decimal"/>
+      <w:lvlText w:val="%1."/>
+      <w:lvlJc w:val="left"/>
+      <w:pPr>
+        <w:ind w:left="540" w:hanging="300"/>
+      </w:pPr>
+    </w:lvl>
+  </w:abstractNum>
+  <w:abstractNum w:abstractNumId="9" w15:restartNumberingAfterBreak="0">
+    <w:multiLevelType w:val="hybridMultilevel"/>
+    <w:lvl w:ilvl="0" w15:tentative="1">
+      <w:start w:val="1"/>
+      <w:numFmt w:val="decimal"/>
+      <w:lvlText w:val="%1."/>
+      <w:lvlJc w:val="left"/>
+      <w:pPr>
+        <w:ind w:left="540" w:hanging="300"/>
+      </w:pPr>
+    </w:lvl>
+  </w:abstractNum>
+  <w:abstractNum w:abstractNumId="10" w15:restartNumberingAfterBreak="0">
     <w:multiLevelType w:val="hybridMultilevel"/>
     <w:lvl w:ilvl="0" w15:tentative="1">
       <w:start w:val="1"/>
@@ -30846,6 +37146,18 @@
   </w:num>
   <w:num w:numId="8">
     <w:abstractNumId w:val="8"/>
+    <w:lvlOverride w:ilvl="0">
+      <w:startOverride w:val="1"/>
+    </w:lvlOverride>
+  </w:num>
+  <w:num w:numId="9">
+    <w:abstractNumId w:val="9"/>
+    <w:lvlOverride w:ilvl="0">
+      <w:startOverride w:val="1"/>
+    </w:lvlOverride>
+  </w:num>
+  <w:num w:numId="10">
+    <w:abstractNumId w:val="10"/>
     <w:lvlOverride w:ilvl="0">
       <w:startOverride w:val="1"/>
     </w:lvlOverride>
